--- a/deliverables/Mini Games Platform 产品与技术白皮书 v3.0 完善版.docx
+++ b/deliverables/Mini Games Platform 产品与技术白皮书 v3.0 完善版.docx
@@ -36,7 +36,13 @@
         <w:jc w:val="center"/>
       </w:pPr>
       <w:r>
-        <w:t>v3.2 社交、席位与个性化生产化修订版</w:t>
+        <w:rPr>
+          <w:rFonts w:ascii="Noto Sans CJK SC" w:hAnsi="Noto Sans CJK SC" w:eastAsia="Noto Sans CJK SC"/>
+          <w:b/>
+          <w:color w:val="3F5668"/>
+          <w:sz w:val="34"/>
+        </w:rPr>
+        <w:t>v3.0 完善版</w:t>
       </w:r>
     </w:p>
     <w:p>
@@ -49,7 +55,7 @@
           <w:color w:val="505A62"/>
           <w:sz w:val="23"/>
         </w:rPr>
-        <w:t>v2.5 当前实现基线 + v3.0 产品 / 体验 / 工程完善规划</w:t>
+        <w:t>v3.0 当前实现基线 + 生产边界、Gameplay Authority 与 AI 持续学习增补</w:t>
       </w:r>
     </w:p>
     <w:p/>
@@ -64,12 +70,6 @@
           <w:sz w:val="21"/>
         </w:rPr>
         <w:t>版本日期：2026-08-07</w:t>
-      </w:r>
-    </w:p>
-    <w:p>
-      <w:pPr/>
-      <w:r>
-        <w:t>v3.2 执行修订（2026-08-08）：统一 Seat v2、真人房 AI、READY、公开/私密房、只读观战、AI controllerUid、结算身份隔离和断线房主转移已完成；Social Graph v1、Presence Privacy、Premium Background Pack v1、Platform Icon System v1、Featured Showcase 与旧头像兼容遥测已实现并通过本地自动化及浏览器视觉验收。真实 Supabase Staging、数据迁移、RLS 实连、并发和备份恢复仍因缺少凭证保持 BLOCKED。</w:t>
       </w:r>
     </w:p>
     <w:p>
@@ -149,7 +149,7 @@
           <w:rFonts w:ascii="Noto Sans CJK SC" w:hAnsi="Noto Sans CJK SC" w:eastAsia="Noto Sans CJK SC"/>
           <w:sz w:val="19"/>
         </w:rPr>
-        <w:t>3. 游戏目录与两种玩法</w:t>
+        <w:t>3. 游戏目录与三种玩法</w:t>
       </w:r>
     </w:p>
     <w:p>
@@ -242,7 +242,7 @@
           <w:rFonts w:ascii="Noto Sans CJK SC" w:hAnsi="Noto Sans CJK SC" w:eastAsia="Noto Sans CJK SC"/>
           <w:sz w:val="19"/>
         </w:rPr>
-        <w:t>9. 社交、事件、回放与观战（完整保留旧规划）</w:t>
+        <w:t>9. 社交、事件、回放与观战（已实现边界 + 后续路线）</w:t>
       </w:r>
     </w:p>
     <w:p>
@@ -372,7 +372,7 @@
           <w:rFonts w:ascii="Noto Sans CJK SC" w:hAnsi="Noto Sans CJK SC" w:eastAsia="Noto Sans CJK SC"/>
           <w:sz w:val="19"/>
         </w:rPr>
-        <w:t>19. AI 对手 2.0：强度、人格、延迟与成本解耦（v3.0 新增建议）</w:t>
+        <w:t>19. AI 对手 2.0：强度、人格、持续学习、延迟与成本</w:t>
       </w:r>
     </w:p>
     <w:p>
@@ -593,7 +593,11 @@
     </w:p>
     <w:p>
       <w:r>
-        <w:t>Mini Games Platform 已从“五款游戏 Demo”演进为具有账号、成长、商城、社交入口和联机房间的网页多人游戏平台。当前产品包含 6 款精选插件化游戏，统一支持人机对战和联机对战；真人联机房可加入服务端 AI Seat；核心体验是 Fast Fun Loop：打开约 3 秒进入选择，约 5 分钟完成一局，并能立即再来。平台优先呈现在线玩家、房间与邀请，再呈现游戏目录，持续强化“先看到人，再看到游戏”。</w:t>
+        <w:rPr>
+          <w:rFonts w:ascii="Noto Sans CJK SC" w:hAnsi="Noto Sans CJK SC" w:eastAsia="Noto Sans CJK SC"/>
+          <w:sz w:val="21"/>
+        </w:rPr>
+        <w:t>Mini Games Platform 已从“五款游戏 Demo”演进为具有账号、成长、商城、正式社交图谱和联机房间的网页多人游戏平台。当前产品包含 6 款精选插件化游戏，正式入口只保留人机对战和联机对战；旧同设备多人入口、档案槽位、奖励分支与三语文案已彻底删除。核心体验仍是 Fast Fun Loop：打开约 3 秒进入选择，约 5 分钟完成一局，并能立即再来。</w:t>
       </w:r>
     </w:p>
     <w:p>
@@ -605,15 +609,19 @@
         </w:pBdr>
       </w:pPr>
       <w:r>
-        <w:t>当前技术结论：Web + 零依赖 Node 服务是已经可运行、可部署、可回归测试的发布候选基线；真实生产数据层仍须通过 Supabase Staging、迁移和备份恢复闸门。Godot、App、小程序、桌面版和 Steam 是未来扩展方向，不应在没有包体、性能和桥接验证前替换现有 Web 主链路。</w:t>
-      </w:r>
-    </w:p>
-    <w:p>
-      <w:r>
         <w:rPr>
           <w:rFonts w:ascii="Noto Sans CJK SC" w:hAnsi="Noto Sans CJK SC" w:eastAsia="Noto Sans CJK SC"/>
           <w:sz w:val="21"/>
         </w:rPr>
+        <w:t>当前技术结论：Web + 零依赖 Node 服务是已经可运行、可部署、可回归测试的生产基线；Godot、App、小程序、桌面版和 Steam 是未来扩展方向，不应在没有包体、性能和桥接验证前替换现有 Web 主链路。</w:t>
+      </w:r>
+    </w:p>
+    <w:p>
+      <w:r>
+        <w:rPr>
+          <w:rFonts w:ascii="Noto Sans CJK SC" w:hAnsi="Noto Sans CJK SC" w:eastAsia="Noto Sans CJK SC"/>
+          <w:sz w:val="21"/>
+        </w:rPr>
         <w:t>本次白皮书修订解决了旧稿的五类信息偏差：</w:t>
       </w:r>
     </w:p>
@@ -626,7 +634,7 @@
           <w:rFonts w:ascii="Noto Sans CJK SC" w:hAnsi="Noto Sans CJK SC" w:eastAsia="Noto Sans CJK SC"/>
           <w:sz w:val="20"/>
         </w:rPr>
-        <w:t>产品范围聚焦为 6 款精选游戏，并为每款游戏保留人数、AI、联机、美术和回退规范。</w:t>
+        <w:t>产品范围聚焦为 6 款精选游戏；井字棋、弹珠跳棋、国际跳棋、斗兽棋、贪吃蛇已从运行时、注册表和 QA 删除。</w:t>
       </w:r>
     </w:p>
     <w:p>
@@ -673,7 +681,11 @@
         <w:pStyle w:val="ListBullet"/>
       </w:pPr>
       <w:r>
-        <w:t>“服务端维护唯一完整游戏状态”更新为当前真实边界：服务端权威维护鉴权、统一 Seat、READY、房主、观战、AI controller、有限走子日志和共识结算；坦克与俄罗斯方块使用专项服务端权威层，其余回合制游戏仍采用受信 Seat 中继并由客户端规则二次校验。</w:t>
+        <w:rPr>
+          <w:rFonts w:ascii="Noto Sans CJK SC" w:hAnsi="Noto Sans CJK SC" w:eastAsia="Noto Sans CJK SC"/>
+          <w:sz w:val="20"/>
+        </w:rPr>
+        <w:t>旧稿“服务端维护唯一完整游戏状态”已按当前协议拆分：普通回合制仍由房间中继与客户端规则协作；Tank 使用 tank-authority-v1 服务端 20Hz 权威模拟，Tetris 使用 tetris-battle-authority-v1 战斗协调权威，象棋棋钟和大富翁拍卖分别由服务端维护。</w:t>
       </w:r>
     </w:p>
     <w:p>
@@ -744,7 +756,11 @@
     </w:p>
     <w:p>
       <w:r>
-        <w:t>截至本版，6 款精选游戏仅保留人机与联机两种用户玩法；本地热座、本机联机和局域网入口已删除。统一 Seat/READY/公开私密/观战/真人房 AI、Social Graph v1、Block/Report、Presence Privacy、PIN 账号、权威奖励与商城、三语言框架、六主题、48 款 Avatar v2、12 款 Premium Background、Collection Progress 与整套 Try-On、32 个 Vendor SVG 图标、Featured Showcase、Game Feel、断线重连和完整本地 QA 已具备。Supabase 9 表 schema、RLS 定义、原子 RPC 和 fake adapter 已就绪，但真实 Staging、迁移、并发和备份恢复仍待凭证；聊天、Replay、锦标赛、赛季和多端发行属于后续路线。</w:t>
+        <w:rPr>
+          <w:rFonts w:ascii="Noto Sans CJK SC" w:hAnsi="Noto Sans CJK SC" w:eastAsia="Noto Sans CJK SC"/>
+          <w:sz w:val="21"/>
+        </w:rPr>
+        <w:t>截至本版，6 款精选游戏人机/联机双模式、Seat v2、AI Seat/Controller、READY、观战、公开/私密房、房主转移、Social Graph、Profile v2、游戏外观商城、Daily Task、Replay v1.1、Tournament v1.1、Metrics v2、Reward Resolver、三语与 CI/QA 已具备。真实 Supabase、真实设备/网络整形、跨实例长期 Metrics、外部 Sentry 和完整正式美术仍保持 BLOCKED/待办。</w:t>
       </w:r>
     </w:p>
     <w:p>
@@ -754,12 +770,36 @@
         <w:spacing w:before="160" w:after="60"/>
       </w:pPr>
       <w:r>
-        <w:t>v3.2 当前执行结论与 v3.0 深化方向</w:t>
-      </w:r>
-    </w:p>
-    <w:p>
-      <w:r>
-        <w:t>v3.2 已把 Seat、Social Safety、个性化资产、图标与移动视觉从规划落到可验证实现；v3.0 的长期运营、LiveOps、Replay、跨端与竞技权威路线继续保留，但不得覆盖当前真实完成状态。</w:t>
+        <w:rPr>
+          <w:b/>
+          <w:color w:val="365062"/>
+          <w:sz w:val="23"/>
+        </w:rPr>
+        <w:t>v3.0 本次深化结论</w:t>
+      </w:r>
+    </w:p>
+    <w:p>
+      <w:r>
+        <w:rPr>
+          <w:rFonts w:ascii="Noto Sans CJK SC" w:hAnsi="Noto Sans CJK SC" w:eastAsia="Noto Sans CJK SC"/>
+          <w:sz w:val="21"/>
+        </w:rPr>
+        <w:t xml:space="preserve">v2.5 已经回答了“平台有什么、现在真实做到哪、技术边界是什么”；v3.0 进一步回答 </w:t>
+      </w:r>
+      <w:r>
+        <w:rPr>
+          <w:rFonts w:ascii="Noto Sans CJK SC" w:hAnsi="Noto Sans CJK SC" w:eastAsia="Noto Sans CJK SC"/>
+          <w:b/>
+          <w:sz w:val="21"/>
+        </w:rPr>
+        <w:t>“如何让玩家更快开局、更少冷场、更愿意再来、更可信、更可运营、可持续扩展”</w:t>
+      </w:r>
+      <w:r>
+        <w:rPr>
+          <w:rFonts w:ascii="Noto Sans CJK SC" w:hAnsi="Noto Sans CJK SC" w:eastAsia="Noto Sans CJK SC"/>
+          <w:sz w:val="21"/>
+        </w:rPr>
+        <w:t>。本次新增重点不是堆功能，而是把平台补成一个可长期运营的游戏服务：</w:t>
       </w:r>
     </w:p>
     <w:p>
@@ -810,7 +850,7 @@
           <w:rFonts w:ascii="Noto Sans CJK SC" w:hAnsi="Noto Sans CJK SC" w:eastAsia="Noto Sans CJK SC"/>
           <w:sz w:val="20"/>
         </w:rPr>
-        <w:t>将在线对局拆成休闲社交与未来竞技两个安全等级；当前客户端中继架构继续服务休闲模式，竞技/付费赛事必须逐步升级到可验证事件日志或服务端规则权威。</w:t>
+        <w:t>在线对局按能力分层：普通回合制保留轻量中继边界；Tank 正式路径已升级为 tank-authority-v1，Tetris 为 tetris-battle-authority-v1，观众席、赛事、象棋棋钟和大富翁拍卖也已接入服务端协议。旧 relay 仅兼容旧客户端；完整 Tetris 规则重放和更高等级 turn-based 规则验证仍需后续。</w:t>
       </w:r>
     </w:p>
     <w:p>
@@ -830,7 +870,11 @@
         <w:pStyle w:val="ListBullet"/>
       </w:pPr>
       <w:r>
-        <w:t>Friend / Block / Report 已作为 Social Graph v1 同阶段落地；自由聊天仍必须等待频控、静音、审核和未成年人策略完成后单独开放。</w:t>
+        <w:rPr>
+          <w:rFonts w:ascii="Noto Sans CJK SC" w:hAnsi="Noto Sans CJK SC" w:eastAsia="Noto Sans CJK SC"/>
+          <w:sz w:val="20"/>
+        </w:rPr>
+        <w:t>建立好友/聊天之前的 Trust &amp; Safety 基线：屏蔽、静音、频控、举报证据、昵称规范、隐私和未成年人策略先于开放自由聊天。</w:t>
       </w:r>
     </w:p>
     <w:p>
@@ -972,7 +1016,12 @@
         <w:pStyle w:val="ListBullet"/>
       </w:pPr>
       <w:r>
-        <w:t>低门槛复玩。 支持人机快速开局、真人联机房加入 AI Seat、联机邀请好友；结算后立即重开或在原房间切换游戏。</w:t>
+        <w:rPr>
+          <w:rFonts w:ascii="Noto Sans CJK SC" w:hAnsi="Noto Sans CJK SC" w:eastAsia="Noto Sans CJK SC"/>
+          <w:b/>
+          <w:sz w:val="20"/>
+        </w:rPr>
+        <w:t>低门槛复玩。 支持人机随时开局、AI 进入真实服务端 Seat、联机快速加入与好友邀请；结算后立即重开或在原房间切换游戏。</w:t>
       </w:r>
     </w:p>
     <w:p>
@@ -1030,7 +1079,7 @@
           <w:rFonts w:ascii="Noto Sans CJK SC" w:hAnsi="Noto Sans CJK SC" w:eastAsia="Noto Sans CJK SC"/>
           <w:sz w:val="20"/>
         </w:rPr>
-        <w:t>3. 大厅先看到在线玩家和开放房间，也可选择人机直接开局。</w:t>
+        <w:t>3. 大厅先看到在线玩家和开放房间，也可选择人机对战直接开局。</w:t>
       </w:r>
     </w:p>
     <w:p>
@@ -1128,7 +1177,7 @@
           <w:rFonts w:ascii="Noto Sans CJK SC" w:hAnsi="Noto Sans CJK SC" w:eastAsia="Noto Sans CJK SC"/>
           <w:sz w:val="20"/>
         </w:rPr>
-        <w:t>6 款精选游戏均有两种用户玩法：人机与联机；联机房支持真人和 AI Seat 混合。</w:t>
+        <w:t>6 款精选游戏均有人机 AI 与联机入口；联机房统一使用 human / ai / empty Seat v2，AI 是真实服务端成员而非前端假席位。</w:t>
       </w:r>
     </w:p>
     <w:p>
@@ -1136,7 +1185,11 @@
         <w:pStyle w:val="ListBullet"/>
       </w:pPr>
       <w:r>
-        <w:t>联机大厅、公开/私密房、快速加入、房间码、邀请接受/拒绝、统一 Seat、READY、只读观战、房主转移、AI controllerUid、房间内切换游戏和全球排行榜。</w:t>
+        <w:rPr>
+          <w:rFonts w:ascii="Noto Sans CJK SC" w:hAnsi="Noto Sans CJK SC" w:eastAsia="Noto Sans CJK SC"/>
+          <w:sz w:val="20"/>
+        </w:rPr>
+        <w:t>联机大厅、房间列表、房间码、邀请接受/拒绝、在线状态、房主权限、房间内切换游戏和全球排行榜。</w:t>
       </w:r>
     </w:p>
     <w:p>
@@ -1156,75 +1209,25 @@
         <w:pStyle w:val="ListBullet"/>
       </w:pPr>
       <w:r>
-        <w:t>商城：六主题 Avatar v2、动态头像、头像框、名称效果、免费背景与 Premium Background；价格、余额和 owned 权威字段由服务端控制。存储字段保留 coins，产品显示统一为 💵。</w:t>
-      </w:r>
-    </w:p>
-    <w:p>
-      <w:pPr>
-        <w:pStyle w:val="ListBullet"/>
-      </w:pPr>
-      <w:r>
-        <w:t>成长与身份：XP、等级、连胜、独立胜场、基础成就、每日统计、常遇玩家、各游戏局数，以及不影响 Gameplay 的单槽 Featured Showcase。</w:t>
-      </w:r>
-    </w:p>
-    <w:p>
-      <w:pPr>
-        <w:pStyle w:val="ListBullet"/>
-      </w:pPr>
-      <w:r>
-        <w:rPr>
-          <w:rFonts w:ascii="Noto Sans CJK SC" w:hAnsi="Noto Sans CJK SC" w:eastAsia="Noto Sans CJK SC"/>
-          <w:sz w:val="20"/>
-        </w:rPr>
-        <w:t>zh-CN / en-US / uk-UA 三语言框架、核心页面、语言旗帜与档案同步；游戏内硬编码继续迁移。</w:t>
-      </w:r>
-    </w:p>
-    <w:p>
-      <w:pPr>
-        <w:pStyle w:val="ListBullet"/>
-      </w:pPr>
-      <w:r>
-        <w:rPr>
-          <w:rFonts w:ascii="Noto Sans CJK SC" w:hAnsi="Noto Sans CJK SC" w:eastAsia="Noto Sans CJK SC"/>
-          <w:sz w:val="20"/>
-        </w:rPr>
-        <w:t>日光、午夜、海洋、森林、赛博、樱花六主题；Settings 统一配置主题、语言和联机地址。</w:t>
-      </w:r>
-    </w:p>
-    <w:p>
-      <w:pPr>
-        <w:pStyle w:val="ListBullet"/>
-      </w:pPr>
-      <w:r>
-        <w:rPr>
-          <w:rFonts w:ascii="Noto Sans CJK SC" w:hAnsi="Noto Sans CJK SC" w:eastAsia="Noto Sans CJK SC"/>
-          <w:sz w:val="20"/>
-        </w:rPr>
-        <w:t>毛玻璃、Hero 首屏、双栏大厅、3D 骰子、开局倒计时、卡片入场、按钮光效、胜负彩带、WebAudio 轻音效。</w:t>
-      </w:r>
-    </w:p>
-    <w:p>
-      <w:pPr>
-        <w:pStyle w:val="ListBullet"/>
-      </w:pPr>
-      <w:r>
-        <w:rPr>
-          <w:rFonts w:ascii="Noto Sans CJK SC" w:hAnsi="Noto Sans CJK SC" w:eastAsia="Noto Sans CJK SC"/>
-          <w:sz w:val="20"/>
-        </w:rPr>
-        <w:t>6 款精选游戏的分级 Game Feel：落子、移动、掷骰、吃子、射击、放置等动作接入音效、震动和状态提示。</w:t>
-      </w:r>
-    </w:p>
-    <w:p>
-      <w:pPr>
-        <w:pStyle w:val="ListBullet"/>
-      </w:pPr>
-      <w:r>
-        <w:rPr>
-          <w:rFonts w:ascii="Noto Sans CJK SC" w:hAnsi="Noto Sans CJK SC" w:eastAsia="Noto Sans CJK SC"/>
-          <w:sz w:val="20"/>
-        </w:rPr>
-        <w:t>焦点环、44px 触控目标、最小 11px 辅助字号、</w:t>
+        <w:rPr>
+          <w:rFonts w:ascii="Noto Sans CJK SC" w:hAnsi="Noto Sans CJK SC" w:eastAsia="Noto Sans CJK SC"/>
+          <w:sz w:val="20"/>
+        </w:rPr>
+        <w:t xml:space="preserve">商城：头像、头像框、动态特效、档案背景；价格、余额和 owned 权威字段由服务端控制。存储字段保留 coins，产品显示已统一为 </w:t>
+      </w:r>
+      <w:r>
+        <w:rPr>
+          <w:rFonts w:ascii="Segoe UI Symbol" w:hAnsi="Segoe UI Symbol" w:eastAsia="Segoe UI Symbol" w:cs="Segoe UI Symbol"/>
+          <w:sz w:val="20"/>
+        </w:rPr>
+        <w:t>💵</w:t>
+      </w:r>
+      <w:r>
+        <w:rPr>
+          <w:rFonts w:ascii="Noto Sans CJK SC" w:hAnsi="Noto Sans CJK SC" w:eastAsia="Noto Sans CJK SC"/>
+          <w:sz w:val="20"/>
+        </w:rPr>
+        <w:t>。</w:t>
       </w:r>
       <w:r>
         <w:rPr>
@@ -1232,6 +1235,104 @@
           <w:color w:val="3C3C3C"/>
           <w:sz w:val="18"/>
         </w:rPr>
+      </w:r>
+      <w:r>
+        <w:rPr>
+          <w:rFonts w:ascii="Noto Sans CJK SC" w:hAnsi="Noto Sans CJK SC" w:eastAsia="Noto Sans CJK SC"/>
+          <w:sz w:val="20"/>
+        </w:rPr>
+      </w:r>
+      <w:r>
+        <w:rPr>
+          <w:rFonts w:ascii="Segoe UI Symbol" w:hAnsi="Segoe UI Symbol" w:eastAsia="Segoe UI Symbol" w:cs="Segoe UI Symbol"/>
+          <w:color w:val="3C3C3C"/>
+          <w:sz w:val="18"/>
+        </w:rPr>
+      </w:r>
+      <w:r>
+        <w:rPr>
+          <w:rFonts w:ascii="Noto Sans CJK SC" w:hAnsi="Noto Sans CJK SC" w:eastAsia="Noto Sans CJK SC"/>
+          <w:sz w:val="20"/>
+        </w:rPr>
+      </w:r>
+    </w:p>
+    <w:p>
+      <w:pPr>
+        <w:pStyle w:val="ListBullet"/>
+      </w:pPr>
+      <w:r>
+        <w:rPr>
+          <w:rFonts w:ascii="Noto Sans CJK SC" w:hAnsi="Noto Sans CJK SC" w:eastAsia="Noto Sans CJK SC"/>
+          <w:sz w:val="20"/>
+        </w:rPr>
+        <w:t>成长：XP、等级、连胜、最佳连胜、基础成就、每日统计、常遇玩家和各游戏局数。</w:t>
+      </w:r>
+    </w:p>
+    <w:p>
+      <w:pPr>
+        <w:pStyle w:val="ListBullet"/>
+      </w:pPr>
+      <w:r>
+        <w:rPr>
+          <w:rFonts w:ascii="Noto Sans CJK SC" w:hAnsi="Noto Sans CJK SC" w:eastAsia="Noto Sans CJK SC"/>
+          <w:sz w:val="20"/>
+        </w:rPr>
+        <w:t>zh-CN / en-US / uk-UA 三语言框架、核心页面、语言旗帜与档案同步；游戏内硬编码继续迁移。</w:t>
+      </w:r>
+    </w:p>
+    <w:p>
+      <w:pPr>
+        <w:pStyle w:val="ListBullet"/>
+      </w:pPr>
+      <w:r>
+        <w:rPr>
+          <w:rFonts w:ascii="Noto Sans CJK SC" w:hAnsi="Noto Sans CJK SC" w:eastAsia="Noto Sans CJK SC"/>
+          <w:sz w:val="20"/>
+        </w:rPr>
+        <w:t>日光、午夜、海洋、森林、赛博、樱花六主题；Settings 统一配置主题、语言和联机地址。</w:t>
+      </w:r>
+    </w:p>
+    <w:p>
+      <w:pPr>
+        <w:pStyle w:val="ListBullet"/>
+      </w:pPr>
+      <w:r>
+        <w:rPr>
+          <w:rFonts w:ascii="Noto Sans CJK SC" w:hAnsi="Noto Sans CJK SC" w:eastAsia="Noto Sans CJK SC"/>
+          <w:sz w:val="20"/>
+        </w:rPr>
+        <w:t>毛玻璃、Hero 首屏、双栏大厅、3D 骰子、开局倒计时、卡片入场、按钮光效、胜负彩带、WebAudio 轻音效。</w:t>
+      </w:r>
+    </w:p>
+    <w:p>
+      <w:pPr>
+        <w:pStyle w:val="ListBullet"/>
+      </w:pPr>
+      <w:r>
+        <w:rPr>
+          <w:rFonts w:ascii="Noto Sans CJK SC" w:hAnsi="Noto Sans CJK SC" w:eastAsia="Noto Sans CJK SC"/>
+          <w:sz w:val="20"/>
+        </w:rPr>
+        <w:t>6 款精选游戏的分级 Game Feel：落子、移动、掷骰、吃子、射击、放置等动作接入音效、震动和状态提示。</w:t>
+      </w:r>
+    </w:p>
+    <w:p>
+      <w:pPr>
+        <w:pStyle w:val="ListBullet"/>
+      </w:pPr>
+      <w:r>
+        <w:rPr>
+          <w:rFonts w:ascii="Noto Sans CJK SC" w:hAnsi="Noto Sans CJK SC" w:eastAsia="Noto Sans CJK SC"/>
+          <w:sz w:val="20"/>
+        </w:rPr>
+        <w:t>焦点环、44px 触控目标、最小 11px 辅助字号、</w:t>
+      </w:r>
+      <w:r>
+        <w:rPr>
+          <w:rFonts w:ascii="DejaVu Sans Mono" w:hAnsi="DejaVu Sans Mono" w:eastAsia="DejaVu Sans Mono"/>
+          <w:color w:val="3C3C3C"/>
+          <w:sz w:val="18"/>
+        </w:rPr>
         <w:t>prefers-reduced-motion</w:t>
       </w:r>
       <w:r>
@@ -1247,7 +1348,11 @@
         <w:pStyle w:val="ListBullet"/>
       </w:pPr>
       <w:r>
-        <w:t>GitHub Pages 构建部署、Render Node 服务，以及 DOM、AI、Gameplay、Reward、Schema、安全、重连、Seat、Social Graph、资产、图标、Supabase adapter、联机 E2E 与主动断开测试。</w:t>
+        <w:rPr>
+          <w:rFonts w:ascii="Noto Sans CJK SC" w:hAnsi="Noto Sans CJK SC" w:eastAsia="Noto Sans CJK SC"/>
+          <w:sz w:val="20"/>
+        </w:rPr>
+        <w:t>GitHub Pages 构建部署、Render Node 服务、联机/安全/重连/主动断开测试脚本。</w:t>
       </w:r>
     </w:p>
     <w:p>
@@ -1395,8 +1500,15 @@
             </w:tcMar>
           </w:tcPr>
           <w:p>
-            <w:r>
-              <w:t>9 表 schema、RLS 定义、原子 RPC、服务端适配和状态脚本已备好；真实凭证待提供</w:t>
+            <w:pPr>
+              <w:spacing w:after="0" w:line="240" w:lineRule="auto"/>
+            </w:pPr>
+            <w:r>
+              <w:rPr>
+                <w:rFonts w:ascii="Noto Sans CJK SC" w:hAnsi="Noto Sans CJK SC" w:eastAsia="Noto Sans CJK SC"/>
+                <w:sz w:val="17"/>
+              </w:rPr>
+              <w:t>schema/RLS、奖励/购买/AI 学习 RPC、服务端适配和状态脚本已备好；真实凭证待提供</w:t>
             </w:r>
           </w:p>
         </w:tc>
@@ -1412,8 +1524,15 @@
             </w:tcMar>
           </w:tcPr>
           <w:p>
-            <w:r>
-              <w:t>配置 SUPABASE_URL 与 SUPABASE_SERVICE_ROLE_KEY，完成 Staging 迁移、RLS、并发和备份恢复</w:t>
+            <w:pPr>
+              <w:spacing w:after="0" w:line="240" w:lineRule="auto"/>
+            </w:pPr>
+            <w:r>
+              <w:rPr>
+                <w:rFonts w:ascii="Noto Sans CJK SC" w:hAnsi="Noto Sans CJK SC" w:eastAsia="Noto Sans CJK SC"/>
+                <w:sz w:val="17"/>
+              </w:rPr>
+              <w:t>配置 SUPABASE_URL 与 service_role secret，执行迁移、并发/RLS、备份和回滚检查</w:t>
             </w:r>
           </w:p>
         </w:tc>
@@ -1458,8 +1577,15 @@
             </w:tcMar>
           </w:tcPr>
           <w:p>
-            <w:r>
-              <w:t>Social Graph v1、邀请、在线/最近玩家、好友请求、Block、Report 与 Presence Privacy 已完成</w:t>
+            <w:pPr>
+              <w:spacing w:after="0" w:line="240" w:lineRule="auto"/>
+            </w:pPr>
+            <w:r>
+              <w:rPr>
+                <w:rFonts w:ascii="Noto Sans CJK SC" w:hAnsi="Noto Sans CJK SC" w:eastAsia="Noto Sans CJK SC"/>
+                <w:sz w:val="17"/>
+              </w:rPr>
+              <w:t>好友申请/接受/忽略/取消/删除、拉黑/解除、举报、Presence 隐私和 Friends/Online/Recent 已完成</w:t>
             </w:r>
           </w:p>
         </w:tc>
@@ -1475,8 +1601,15 @@
             </w:tcMar>
           </w:tcPr>
           <w:p>
-            <w:r>
-              <w:t>后续单独开放快捷语、聊天、私聊、公告和 Emoji 投掷</w:t>
+            <w:pPr>
+              <w:spacing w:after="0" w:line="240" w:lineRule="auto"/>
+            </w:pPr>
+            <w:r>
+              <w:rPr>
+                <w:rFonts w:ascii="Noto Sans CJK SC" w:hAnsi="Noto Sans CJK SC" w:eastAsia="Noto Sans CJK SC"/>
+                <w:sz w:val="17"/>
+              </w:rPr>
+              <w:t>聊天、Feed、公会、处罚/申诉后台</w:t>
             </w:r>
           </w:p>
         </w:tc>
@@ -1582,7 +1715,7 @@
                 <w:rFonts w:ascii="Noto Sans CJK SC" w:hAnsi="Noto Sans CJK SC" w:eastAsia="Noto Sans CJK SC"/>
                 <w:sz w:val="17"/>
               </w:rPr>
-              <w:t>回放</w:t>
+              <w:t>观战与回放</w:t>
             </w:r>
           </w:p>
         </w:tc>
@@ -1598,8 +1731,15 @@
             </w:tcMar>
           </w:tcPr>
           <w:p>
-            <w:r>
-              <w:t>只读 spectatorRoom 已实现；moveLog 仅用于重连，不等于 Replay</w:t>
+            <w:pPr>
+              <w:spacing w:after="0" w:line="240" w:lineRule="auto"/>
+            </w:pPr>
+            <w:r>
+              <w:rPr>
+                <w:rFonts w:ascii="Noto Sans CJK SC" w:hAnsi="Noto Sans CJK SC" w:eastAsia="Noto Sans CJK SC"/>
+                <w:sz w:val="17"/>
+              </w:rPr>
+              <w:t>独立观众席 + Replay v1.1：7 天记录、播放器、公开延迟、分享/撤销与权限已完成</w:t>
             </w:r>
           </w:p>
         </w:tc>
@@ -1615,8 +1755,15 @@
             </w:tcMar>
           </w:tcPr>
           <w:p>
-            <w:r>
-              <w:t>版本化录像格式、隐私/过期策略与竞技延迟观战</w:t>
+            <w:pPr>
+              <w:spacing w:after="0" w:line="240" w:lineRule="auto"/>
+            </w:pPr>
+            <w:r>
+              <w:rPr>
+                <w:rFonts w:ascii="Noto Sans CJK SC" w:hAnsi="Noto Sans CJK SC" w:eastAsia="Noto Sans CJK SC"/>
+                <w:sz w:val="17"/>
+              </w:rPr>
+              <w:t>高级观战延迟、防窥屏和完整 Tetris 竞技回放</w:t>
             </w:r>
           </w:p>
         </w:tc>
@@ -1661,8 +1808,29 @@
             </w:tcMar>
           </w:tcPr>
           <w:p>
-            <w:r>
-              <w:t>品牌、💵、Avatar v2、Premium Background、32 个 Vendor SVG 图标和两款游戏 P0 纵切已接入</w:t>
+            <w:pPr>
+              <w:spacing w:after="0" w:line="240" w:lineRule="auto"/>
+            </w:pPr>
+            <w:r>
+              <w:rPr>
+                <w:rFonts w:ascii="Noto Sans CJK SC" w:hAnsi="Noto Sans CJK SC" w:eastAsia="Noto Sans CJK SC"/>
+                <w:sz w:val="17"/>
+              </w:rPr>
+              <w:t xml:space="preserve">品牌 mark 与 </w:t>
+            </w:r>
+            <w:r>
+              <w:rPr>
+                <w:rFonts w:ascii="Segoe UI Symbol" w:hAnsi="Segoe UI Symbol" w:eastAsia="Segoe UI Symbol" w:cs="Segoe UI Symbol"/>
+                <w:sz w:val="17"/>
+              </w:rPr>
+              <w:t>💵</w:t>
+            </w:r>
+            <w:r>
+              <w:rPr>
+                <w:rFonts w:ascii="Noto Sans CJK SC" w:hAnsi="Noto Sans CJK SC" w:eastAsia="Noto Sans CJK SC"/>
+                <w:sz w:val="17"/>
+              </w:rPr>
+              <w:t xml:space="preserve"> SVG 已接入；游戏视觉仍以 CSS/Canvas/DOM Emoji/WebAudio 为 fallback</w:t>
             </w:r>
           </w:p>
         </w:tc>
@@ -1678,8 +1846,15 @@
             </w:tcMar>
           </w:tcPr>
           <w:p>
-            <w:r>
-              <w:t>按同一 manifest/fallback/QA 扩展其余四款游戏美术与声音</w:t>
+            <w:pPr>
+              <w:spacing w:after="0" w:line="240" w:lineRule="auto"/>
+            </w:pPr>
+            <w:r>
+              <w:rPr>
+                <w:rFonts w:ascii="Noto Sans CJK SC" w:hAnsi="Noto Sans CJK SC" w:eastAsia="Noto Sans CJK SC"/>
+                <w:sz w:val="17"/>
+              </w:rPr>
+              <w:t>按附录资产清单生产棋盘、棋子、动效、音效和可选 3D</w:t>
             </w:r>
           </w:p>
         </w:tc>
@@ -1827,7 +2002,11 @@
         <w:pStyle w:val="ListBullet"/>
       </w:pPr>
       <w:r>
-        <w:t>聊天/私聊/公告、快捷语和 Emoji 投掷仍待后续；好友请求、移除、屏蔽、举报和 Presence Privacy 已完成。</w:t>
+        <w:rPr>
+          <w:rFonts w:ascii="Noto Sans CJK SC" w:hAnsi="Noto Sans CJK SC" w:eastAsia="Noto Sans CJK SC"/>
+          <w:sz w:val="20"/>
+        </w:rPr>
+        <w:t>好友申请/接受/忽略/取消/删除、拉黑/解除、固定原因举报、Presence 隐私与 Friends/Online/Recent 社交栏已实现；自由聊天、Feed、公会、处罚/申诉后台仍是后续。</w:t>
       </w:r>
     </w:p>
     <w:p>
@@ -1851,7 +2030,7 @@
           <w:rFonts w:ascii="Noto Sans CJK SC" w:hAnsi="Noto Sans CJK SC" w:eastAsia="Noto Sans CJK SC"/>
           <w:sz w:val="20"/>
         </w:rPr>
-        <w:t>可分享回放和赛事直播视图；只读观战已实现，完整回放仍属后续。</w:t>
+        <w:t>独立观众席、实时快照、重连和自动赛事建桌已上线；Replay v1.1 保存 7 天，支持播放/暂停/跳转/倍速、公开延迟、分享与撤销。高级延迟观战和完整 Tetris 竞技回放仍是后续。</w:t>
       </w:r>
     </w:p>
     <w:p>
@@ -2028,7 +2207,7 @@
                 <w:rFonts w:ascii="Noto Sans CJK SC" w:hAnsi="Noto Sans CJK SC" w:eastAsia="Noto Sans CJK SC"/>
                 <w:sz w:val="17"/>
               </w:rPr>
-              <w:t>基础功能大部分就位</w:t>
+              <w:t>六款人机/联机、Seat/Social/Profile v2、商城/三语、奖励、每日任务、Replay、赛事和 Metrics 已形成闭环</w:t>
             </w:r>
           </w:p>
         </w:tc>
@@ -2052,7 +2231,7 @@
                 <w:rFonts w:ascii="Noto Sans CJK SC" w:hAnsi="Noto Sans CJK SC" w:eastAsia="Noto Sans CJK SC"/>
                 <w:sz w:val="17"/>
               </w:rPr>
-              <w:t>6 款精选游戏三模式、账号/商城/三语已形成平台闭环；完整社交/赛事仍待办</w:t>
+              <w:t>聊天/赛季、真实 Supabase、真实设备/网络与跨端仍待办</w:t>
             </w:r>
           </w:p>
         </w:tc>
@@ -2182,7 +2361,7 @@
                 <w:rFonts w:ascii="Noto Sans CJK SC" w:hAnsi="Noto Sans CJK SC" w:eastAsia="Noto Sans CJK SC"/>
                 <w:sz w:val="17"/>
               </w:rPr>
-              <w:t>7/10</w:t>
+              <w:t>零依赖；Seat v2、权威结算、Replay/Tournament、Metrics v2 与规则 Authority 仍集中在 Node 服务</w:t>
             </w:r>
           </w:p>
         </w:tc>
@@ -2206,7 +2385,7 @@
                 <w:rFonts w:ascii="Noto Sans CJK SC" w:hAnsi="Noto Sans CJK SC" w:eastAsia="Noto Sans CJK SC"/>
                 <w:sz w:val="17"/>
               </w:rPr>
-              <w:t>零依赖、鉴权/结算/重连增强；单文件职责集中，且不是规则权威服务器</w:t>
+              <w:t>继续模块化并完成跨实例持久化/一致性</w:t>
             </w:r>
           </w:p>
         </w:tc>
@@ -2336,7 +2515,7 @@
                 <w:rFonts w:ascii="Noto Sans CJK SC" w:hAnsi="Noto Sans CJK SC" w:eastAsia="Noto Sans CJK SC"/>
                 <w:sz w:val="17"/>
               </w:rPr>
-              <w:t>7/10</w:t>
+              <w:t>READY、公开/私密房、真人/AI Seat、房主/Controller 转移、观众、赛事弃权/恢复和结果共识已增强</w:t>
             </w:r>
           </w:p>
         </w:tc>
@@ -2360,7 +2539,7 @@
                 <w:rFonts w:ascii="Noto Sans CJK SC" w:hAnsi="Noto Sans CJK SC" w:eastAsia="Noto Sans CJK SC"/>
                 <w:sz w:val="17"/>
               </w:rPr>
-              <w:t>邀请、当前人数开局、重连、房主转移和共识结算已增强；仍有串通边界</w:t>
+              <w:t>五子棋/飞行棋完整规则验证与多实例一致性</w:t>
             </w:r>
           </w:p>
         </w:tc>
@@ -2413,7 +2592,7 @@
                 <w:rFonts w:ascii="Noto Sans CJK SC" w:hAnsi="Noto Sans CJK SC" w:eastAsia="Noto Sans CJK SC"/>
                 <w:sz w:val="17"/>
               </w:rPr>
-              <w:t>6/10</w:t>
+              <w:t>六款规则、AI 强度/持续学习、Game Feel、Tank/Tetris 共享协议和棋钟/拍卖均有专项 QA</w:t>
             </w:r>
           </w:p>
         </w:tc>
@@ -2437,7 +2616,7 @@
                 <w:rFonts w:ascii="Noto Sans CJK SC" w:hAnsi="Noto Sans CJK SC" w:eastAsia="Noto Sans CJK SC"/>
                 <w:sz w:val="17"/>
               </w:rPr>
-              <w:t>聚焦为 6 款精选游戏并保留 AI/Game Feel；飞行棋折返和更多规则/事件仍需完善</w:t>
+              <w:t>完整 Tetris Rule Replay、更多规则/事件和正式美术</w:t>
             </w:r>
           </w:p>
         </w:tc>
@@ -2567,7 +2746,7 @@
                 <w:rFonts w:ascii="Noto Sans CJK SC" w:hAnsi="Noto Sans CJK SC" w:eastAsia="Noto Sans CJK SC"/>
                 <w:sz w:val="17"/>
               </w:rPr>
-              <w:t>4/10</w:t>
+              <w:t>游戏注册表、生命周期、Gameplay Protocol 和资源 manifest 已落地</w:t>
             </w:r>
           </w:p>
         </w:tc>
@@ -2591,7 +2770,7 @@
                 <w:rFonts w:ascii="Noto Sans CJK SC" w:hAnsi="Noto Sans CJK SC" w:eastAsia="Noto Sans CJK SC"/>
                 <w:sz w:val="17"/>
               </w:rPr>
-              <w:t>游戏注册表和生命周期已落地；平台事件/回放/跨运行时 SDK 仍待统一</w:t>
+              <w:t>用户回放、跨运行时 SDK、社交/跨端继续统一</w:t>
             </w:r>
           </w:p>
         </w:tc>
@@ -2607,7 +2786,7 @@
         <w:pStyle w:val="Heading1"/>
       </w:pPr>
       <w:r>
-        <w:t>3. 游戏目录与两种玩法</w:t>
+        <w:t>3. 游戏目录与三种玩法</w:t>
       </w:r>
     </w:p>
     <w:tbl>
@@ -2696,8 +2875,16 @@
             <w:shd w:fill="E9EEF2"/>
           </w:tcPr>
           <w:p>
-            <w:r>
-              <w:t>本地热座（已删除）</w:t>
+            <w:pPr>
+              <w:spacing w:after="0" w:line="240" w:lineRule="auto"/>
+            </w:pPr>
+            <w:r>
+              <w:rPr>
+                <w:rFonts w:ascii="Noto Sans CJK SC" w:hAnsi="Noto Sans CJK SC" w:eastAsia="Noto Sans CJK SC"/>
+                <w:b/>
+                <w:sz w:val="16"/>
+              </w:rPr>
+              <w:t>Seat v2</w:t>
             </w:r>
           </w:p>
         </w:tc>
@@ -2804,14 +2991,31 @@
                 <w:rFonts w:ascii="Noto Sans CJK SC" w:hAnsi="Noto Sans CJK SC" w:eastAsia="Noto Sans CJK SC"/>
                 <w:sz w:val="16"/>
               </w:rPr>
-              <w:t xml:space="preserve">五子棋 </w:t>
-            </w:r>
-            <w:r>
-              <w:rPr>
-                <w:rFonts w:ascii="Noto Color Emoji" w:hAnsi="Noto Color Emoji" w:eastAsia="Noto Color Emoji" w:cs="Noto Color Emoji"/>
+              <w:t>五子棋 ⚫</w:t>
+            </w:r>
+          </w:p>
+        </w:tc>
+        <w:tc>
+          <w:tcPr>
+            <w:tcW w:type="dxa" w:w="1646"/>
+            <w:vAlign w:val="center"/>
+            <w:tcMar>
+              <w:top w:w="45" w:type="dxa"/>
+              <w:start w:w="55" w:type="dxa"/>
+              <w:bottom w:w="45" w:type="dxa"/>
+              <w:end w:w="55" w:type="dxa"/>
+            </w:tcMar>
+          </w:tcPr>
+          <w:p>
+            <w:pPr>
+              <w:spacing w:after="0" w:line="240" w:lineRule="auto"/>
+            </w:pPr>
+            <w:r>
+              <w:rPr>
+                <w:rFonts w:ascii="Noto Sans CJK SC" w:hAnsi="Noto Sans CJK SC" w:eastAsia="Noto Sans CJK SC"/>
                 <w:sz w:val="16"/>
               </w:rPr>
-              <w:t>⚫</w:t>
+              <w:t>2</w:t>
             </w:r>
           </w:p>
         </w:tc>
@@ -2835,7 +3039,7 @@
                 <w:rFonts w:ascii="Noto Sans CJK SC" w:hAnsi="Noto Sans CJK SC" w:eastAsia="Noto Sans CJK SC"/>
                 <w:sz w:val="16"/>
               </w:rPr>
-              <w:t>2</w:t>
+              <w:t>是</w:t>
             </w:r>
           </w:p>
         </w:tc>
@@ -2851,8 +3055,15 @@
             </w:tcMar>
           </w:tcPr>
           <w:p>
-            <w:r>
-              <w:t>否</w:t>
+            <w:pPr>
+              <w:spacing w:after="0" w:line="240" w:lineRule="auto"/>
+            </w:pPr>
+            <w:r>
+              <w:rPr>
+                <w:rFonts w:ascii="Noto Sans CJK SC" w:hAnsi="Noto Sans CJK SC" w:eastAsia="Noto Sans CJK SC"/>
+                <w:sz w:val="16"/>
+              </w:rPr>
+              <w:t>是</w:t>
             </w:r>
           </w:p>
         </w:tc>
@@ -2900,31 +3111,7 @@
                 <w:rFonts w:ascii="Noto Sans CJK SC" w:hAnsi="Noto Sans CJK SC" w:eastAsia="Noto Sans CJK SC"/>
                 <w:sz w:val="16"/>
               </w:rPr>
-              <w:t>是</w:t>
-            </w:r>
-          </w:p>
-        </w:tc>
-        <w:tc>
-          <w:tcPr>
-            <w:tcW w:type="dxa" w:w="1646"/>
-            <w:vAlign w:val="center"/>
-            <w:tcMar>
-              <w:top w:w="45" w:type="dxa"/>
-              <w:start w:w="55" w:type="dxa"/>
-              <w:bottom w:w="45" w:type="dxa"/>
-              <w:end w:w="55" w:type="dxa"/>
-            </w:tcMar>
-          </w:tcPr>
-          <w:p>
-            <w:pPr>
-              <w:spacing w:after="0" w:line="240" w:lineRule="auto"/>
-            </w:pPr>
-            <w:r>
-              <w:rPr>
-                <w:rFonts w:ascii="Noto Sans CJK SC" w:hAnsi="Noto Sans CJK SC" w:eastAsia="Noto Sans CJK SC"/>
-                <w:sz w:val="16"/>
-              </w:rPr>
-              <w:t>本地启发式；落子、胜线和棋盘层次</w:t>
+              <w:t>威胁空间搜索；成五/封堵/双威胁与棋盘层次</w:t>
             </w:r>
           </w:p>
         </w:tc>
@@ -2953,14 +3140,31 @@
                 <w:rFonts w:ascii="Noto Sans CJK SC" w:hAnsi="Noto Sans CJK SC" w:eastAsia="Noto Sans CJK SC"/>
                 <w:sz w:val="16"/>
               </w:rPr>
-              <w:t xml:space="preserve">飞行棋 </w:t>
-            </w:r>
-            <w:r>
-              <w:rPr>
-                <w:rFonts w:ascii="Noto Color Emoji" w:hAnsi="Noto Color Emoji" w:eastAsia="Noto Color Emoji" w:cs="Noto Color Emoji"/>
+              <w:t>飞行棋 ✈️</w:t>
+            </w:r>
+          </w:p>
+        </w:tc>
+        <w:tc>
+          <w:tcPr>
+            <w:tcW w:type="dxa" w:w="1646"/>
+            <w:vAlign w:val="center"/>
+            <w:tcMar>
+              <w:top w:w="45" w:type="dxa"/>
+              <w:start w:w="55" w:type="dxa"/>
+              <w:bottom w:w="45" w:type="dxa"/>
+              <w:end w:w="55" w:type="dxa"/>
+            </w:tcMar>
+          </w:tcPr>
+          <w:p>
+            <w:pPr>
+              <w:spacing w:after="0" w:line="240" w:lineRule="auto"/>
+            </w:pPr>
+            <w:r>
+              <w:rPr>
+                <w:rFonts w:ascii="Noto Sans CJK SC" w:hAnsi="Noto Sans CJK SC" w:eastAsia="Noto Sans CJK SC"/>
                 <w:sz w:val="16"/>
               </w:rPr>
-              <w:t>✈️</w:t>
+              <w:t>2–4</w:t>
             </w:r>
           </w:p>
         </w:tc>
@@ -2984,7 +3188,7 @@
                 <w:rFonts w:ascii="Noto Sans CJK SC" w:hAnsi="Noto Sans CJK SC" w:eastAsia="Noto Sans CJK SC"/>
                 <w:sz w:val="16"/>
               </w:rPr>
-              <w:t>2–4</w:t>
+              <w:t>是</w:t>
             </w:r>
           </w:p>
         </w:tc>
@@ -3000,8 +3204,15 @@
             </w:tcMar>
           </w:tcPr>
           <w:p>
-            <w:r>
-              <w:t>否</w:t>
+            <w:pPr>
+              <w:spacing w:after="0" w:line="240" w:lineRule="auto"/>
+            </w:pPr>
+            <w:r>
+              <w:rPr>
+                <w:rFonts w:ascii="Noto Sans CJK SC" w:hAnsi="Noto Sans CJK SC" w:eastAsia="Noto Sans CJK SC"/>
+                <w:sz w:val="16"/>
+              </w:rPr>
+              <w:t>是</w:t>
             </w:r>
           </w:p>
         </w:tc>
@@ -3049,31 +3260,7 @@
                 <w:rFonts w:ascii="Noto Sans CJK SC" w:hAnsi="Noto Sans CJK SC" w:eastAsia="Noto Sans CJK SC"/>
                 <w:sz w:val="16"/>
               </w:rPr>
-              <w:t>是</w:t>
-            </w:r>
-          </w:p>
-        </w:tc>
-        <w:tc>
-          <w:tcPr>
-            <w:tcW w:type="dxa" w:w="1646"/>
-            <w:vAlign w:val="center"/>
-            <w:tcMar>
-              <w:top w:w="45" w:type="dxa"/>
-              <w:start w:w="55" w:type="dxa"/>
-              <w:bottom w:w="45" w:type="dxa"/>
-              <w:end w:w="55" w:type="dxa"/>
-            </w:tcMar>
-          </w:tcPr>
-          <w:p>
-            <w:pPr>
-              <w:spacing w:after="0" w:line="240" w:lineRule="auto"/>
-            </w:pPr>
-            <w:r>
-              <w:rPr>
-                <w:rFonts w:ascii="Noto Sans CJK SC" w:hAnsi="Noto Sans CJK SC" w:eastAsia="Noto Sans CJK SC"/>
-                <w:sz w:val="16"/>
-              </w:rPr>
-              <w:t>启发式；3D 骰子、逐格移动、终点规则</w:t>
+              <w:t>终点/吃子/安全风险；3D 骰子、逐格移动、终点规则</w:t>
             </w:r>
           </w:p>
         </w:tc>
@@ -3102,14 +3289,31 @@
                 <w:rFonts w:ascii="Noto Sans CJK SC" w:hAnsi="Noto Sans CJK SC" w:eastAsia="Noto Sans CJK SC"/>
                 <w:sz w:val="16"/>
               </w:rPr>
-              <w:t xml:space="preserve">迷你大富翁 </w:t>
-            </w:r>
-            <w:r>
-              <w:rPr>
-                <w:rFonts w:ascii="Noto Color Emoji" w:hAnsi="Noto Color Emoji" w:eastAsia="Noto Color Emoji" w:cs="Noto Color Emoji"/>
+              <w:t>迷你大富翁 🏙️</w:t>
+            </w:r>
+          </w:p>
+        </w:tc>
+        <w:tc>
+          <w:tcPr>
+            <w:tcW w:type="dxa" w:w="1646"/>
+            <w:vAlign w:val="center"/>
+            <w:tcMar>
+              <w:top w:w="45" w:type="dxa"/>
+              <w:start w:w="55" w:type="dxa"/>
+              <w:bottom w:w="45" w:type="dxa"/>
+              <w:end w:w="55" w:type="dxa"/>
+            </w:tcMar>
+          </w:tcPr>
+          <w:p>
+            <w:pPr>
+              <w:spacing w:after="0" w:line="240" w:lineRule="auto"/>
+            </w:pPr>
+            <w:r>
+              <w:rPr>
+                <w:rFonts w:ascii="Noto Sans CJK SC" w:hAnsi="Noto Sans CJK SC" w:eastAsia="Noto Sans CJK SC"/>
                 <w:sz w:val="16"/>
               </w:rPr>
-              <w:t>🏙️</w:t>
+              <w:t>2–5</w:t>
             </w:r>
           </w:p>
         </w:tc>
@@ -3133,7 +3337,7 @@
                 <w:rFonts w:ascii="Noto Sans CJK SC" w:hAnsi="Noto Sans CJK SC" w:eastAsia="Noto Sans CJK SC"/>
                 <w:sz w:val="16"/>
               </w:rPr>
-              <w:t>2–5</w:t>
+              <w:t>是</w:t>
             </w:r>
           </w:p>
         </w:tc>
@@ -3149,8 +3353,15 @@
             </w:tcMar>
           </w:tcPr>
           <w:p>
-            <w:r>
-              <w:t>否</w:t>
+            <w:pPr>
+              <w:spacing w:after="0" w:line="240" w:lineRule="auto"/>
+            </w:pPr>
+            <w:r>
+              <w:rPr>
+                <w:rFonts w:ascii="Noto Sans CJK SC" w:hAnsi="Noto Sans CJK SC" w:eastAsia="Noto Sans CJK SC"/>
+                <w:sz w:val="16"/>
+              </w:rPr>
+              <w:t>是</w:t>
             </w:r>
           </w:p>
         </w:tc>
@@ -3198,31 +3409,7 @@
                 <w:rFonts w:ascii="Noto Sans CJK SC" w:hAnsi="Noto Sans CJK SC" w:eastAsia="Noto Sans CJK SC"/>
                 <w:sz w:val="16"/>
               </w:rPr>
-              <w:t>是</w:t>
-            </w:r>
-          </w:p>
-        </w:tc>
-        <w:tc>
-          <w:tcPr>
-            <w:tcW w:type="dxa" w:w="1646"/>
-            <w:vAlign w:val="center"/>
-            <w:tcMar>
-              <w:top w:w="45" w:type="dxa"/>
-              <w:start w:w="55" w:type="dxa"/>
-              <w:bottom w:w="45" w:type="dxa"/>
-              <w:end w:w="55" w:type="dxa"/>
-            </w:tcMar>
-          </w:tcPr>
-          <w:p>
-            <w:pPr>
-              <w:spacing w:after="0" w:line="240" w:lineRule="auto"/>
-            </w:pPr>
-            <w:r>
-              <w:rPr>
-                <w:rFonts w:ascii="Noto Sans CJK SC" w:hAnsi="Noto Sans CJK SC" w:eastAsia="Noto Sans CJK SC"/>
-                <w:sz w:val="16"/>
-              </w:rPr>
-              <w:t>启发式；掷骰、地块、现金和事件卡</w:t>
+              <w:t>净资产/现金储备/租税风险；掷骰、地块、事件卡、实时拍卖</w:t>
             </w:r>
           </w:p>
         </w:tc>
@@ -3251,14 +3438,31 @@
                 <w:rFonts w:ascii="Noto Sans CJK SC" w:hAnsi="Noto Sans CJK SC" w:eastAsia="Noto Sans CJK SC"/>
                 <w:sz w:val="16"/>
               </w:rPr>
-              <w:t xml:space="preserve">坦克大战 </w:t>
-            </w:r>
-            <w:r>
-              <w:rPr>
-                <w:rFonts w:ascii="Noto Color Emoji" w:hAnsi="Noto Color Emoji" w:eastAsia="Noto Color Emoji" w:cs="Noto Color Emoji"/>
+              <w:t>坦克大战 🛡️</w:t>
+            </w:r>
+          </w:p>
+        </w:tc>
+        <w:tc>
+          <w:tcPr>
+            <w:tcW w:type="dxa" w:w="1646"/>
+            <w:vAlign w:val="center"/>
+            <w:tcMar>
+              <w:top w:w="45" w:type="dxa"/>
+              <w:start w:w="55" w:type="dxa"/>
+              <w:bottom w:w="45" w:type="dxa"/>
+              <w:end w:w="55" w:type="dxa"/>
+            </w:tcMar>
+          </w:tcPr>
+          <w:p>
+            <w:pPr>
+              <w:spacing w:after="0" w:line="240" w:lineRule="auto"/>
+            </w:pPr>
+            <w:r>
+              <w:rPr>
+                <w:rFonts w:ascii="Noto Sans CJK SC" w:hAnsi="Noto Sans CJK SC" w:eastAsia="Noto Sans CJK SC"/>
                 <w:sz w:val="16"/>
               </w:rPr>
-              <w:t>🛡️</w:t>
+              <w:t>2</w:t>
             </w:r>
           </w:p>
         </w:tc>
@@ -3282,7 +3486,7 @@
                 <w:rFonts w:ascii="Noto Sans CJK SC" w:hAnsi="Noto Sans CJK SC" w:eastAsia="Noto Sans CJK SC"/>
                 <w:sz w:val="16"/>
               </w:rPr>
-              <w:t>2</w:t>
+              <w:t>是</w:t>
             </w:r>
           </w:p>
         </w:tc>
@@ -3298,8 +3502,15 @@
             </w:tcMar>
           </w:tcPr>
           <w:p>
-            <w:r>
-              <w:t>否</w:t>
+            <w:pPr>
+              <w:spacing w:after="0" w:line="240" w:lineRule="auto"/>
+            </w:pPr>
+            <w:r>
+              <w:rPr>
+                <w:rFonts w:ascii="Noto Sans CJK SC" w:hAnsi="Noto Sans CJK SC" w:eastAsia="Noto Sans CJK SC"/>
+                <w:sz w:val="16"/>
+              </w:rPr>
+              <w:t>是</w:t>
             </w:r>
           </w:p>
         </w:tc>
@@ -3347,31 +3558,7 @@
                 <w:rFonts w:ascii="Noto Sans CJK SC" w:hAnsi="Noto Sans CJK SC" w:eastAsia="Noto Sans CJK SC"/>
                 <w:sz w:val="16"/>
               </w:rPr>
-              <w:t>是</w:t>
-            </w:r>
-          </w:p>
-        </w:tc>
-        <w:tc>
-          <w:tcPr>
-            <w:tcW w:type="dxa" w:w="1646"/>
-            <w:vAlign w:val="center"/>
-            <w:tcMar>
-              <w:top w:w="45" w:type="dxa"/>
-              <w:start w:w="55" w:type="dxa"/>
-              <w:bottom w:w="45" w:type="dxa"/>
-              <w:end w:w="55" w:type="dxa"/>
-            </w:tcMar>
-          </w:tcPr>
-          <w:p>
-            <w:pPr>
-              <w:spacing w:after="0" w:line="240" w:lineRule="auto"/>
-            </w:pPr>
-            <w:r>
-              <w:rPr>
-                <w:rFonts w:ascii="Noto Sans CJK SC" w:hAnsi="Noto Sans CJK SC" w:eastAsia="Noto Sans CJK SC"/>
-                <w:sz w:val="16"/>
-              </w:rPr>
-              <w:t>贪心；射击、后坐、爆炸与方块破坏</w:t>
+              <w:t>影响图/避弹/火线/BFS 侧翼；服务端实时模拟、射击、爆炸与破坏</w:t>
             </w:r>
           </w:p>
         </w:tc>
@@ -3400,14 +3587,31 @@
                 <w:rFonts w:ascii="Noto Sans CJK SC" w:hAnsi="Noto Sans CJK SC" w:eastAsia="Noto Sans CJK SC"/>
                 <w:sz w:val="16"/>
               </w:rPr>
-              <w:t xml:space="preserve">俄罗斯方块 </w:t>
-            </w:r>
-            <w:r>
-              <w:rPr>
-                <w:rFonts w:ascii="Noto Color Emoji" w:hAnsi="Noto Color Emoji" w:eastAsia="Noto Color Emoji" w:cs="Noto Color Emoji"/>
+              <w:t>俄罗斯方块 🧱</w:t>
+            </w:r>
+          </w:p>
+        </w:tc>
+        <w:tc>
+          <w:tcPr>
+            <w:tcW w:type="dxa" w:w="1646"/>
+            <w:vAlign w:val="center"/>
+            <w:tcMar>
+              <w:top w:w="45" w:type="dxa"/>
+              <w:start w:w="55" w:type="dxa"/>
+              <w:bottom w:w="45" w:type="dxa"/>
+              <w:end w:w="55" w:type="dxa"/>
+            </w:tcMar>
+          </w:tcPr>
+          <w:p>
+            <w:pPr>
+              <w:spacing w:after="0" w:line="240" w:lineRule="auto"/>
+            </w:pPr>
+            <w:r>
+              <w:rPr>
+                <w:rFonts w:ascii="Noto Sans CJK SC" w:hAnsi="Noto Sans CJK SC" w:eastAsia="Noto Sans CJK SC"/>
                 <w:sz w:val="16"/>
               </w:rPr>
-              <w:t>🧱</w:t>
+              <w:t>2–4</w:t>
             </w:r>
           </w:p>
         </w:tc>
@@ -3431,7 +3635,7 @@
                 <w:rFonts w:ascii="Noto Sans CJK SC" w:hAnsi="Noto Sans CJK SC" w:eastAsia="Noto Sans CJK SC"/>
                 <w:sz w:val="16"/>
               </w:rPr>
-              <w:t>2–4</w:t>
+              <w:t>是</w:t>
             </w:r>
           </w:p>
         </w:tc>
@@ -3447,8 +3651,15 @@
             </w:tcMar>
           </w:tcPr>
           <w:p>
-            <w:r>
-              <w:t>否</w:t>
+            <w:pPr>
+              <w:spacing w:after="0" w:line="240" w:lineRule="auto"/>
+            </w:pPr>
+            <w:r>
+              <w:rPr>
+                <w:rFonts w:ascii="Noto Sans CJK SC" w:hAnsi="Noto Sans CJK SC" w:eastAsia="Noto Sans CJK SC"/>
+                <w:sz w:val="16"/>
+              </w:rPr>
+              <w:t>是</w:t>
             </w:r>
           </w:p>
         </w:tc>
@@ -3496,31 +3707,7 @@
                 <w:rFonts w:ascii="Noto Sans CJK SC" w:hAnsi="Noto Sans CJK SC" w:eastAsia="Noto Sans CJK SC"/>
                 <w:sz w:val="16"/>
               </w:rPr>
-              <w:t>是</w:t>
-            </w:r>
-          </w:p>
-        </w:tc>
-        <w:tc>
-          <w:tcPr>
-            <w:tcW w:type="dxa" w:w="1646"/>
-            <w:vAlign w:val="center"/>
-            <w:tcMar>
-              <w:top w:w="45" w:type="dxa"/>
-              <w:start w:w="55" w:type="dxa"/>
-              <w:bottom w:w="45" w:type="dxa"/>
-              <w:end w:w="55" w:type="dxa"/>
-            </w:tcMar>
-          </w:tcPr>
-          <w:p>
-            <w:pPr>
-              <w:spacing w:after="0" w:line="240" w:lineRule="auto"/>
-            </w:pPr>
-            <w:r>
-              <w:rPr>
-                <w:rFonts w:ascii="Noto Sans CJK SC" w:hAnsi="Noto Sans CJK SC" w:eastAsia="Noto Sans CJK SC"/>
-                <w:sz w:val="16"/>
-              </w:rPr>
-              <w:t>最佳放置；硬降、消行、连击反馈</w:t>
+              <w:t>Dellacherie 井面+第二块前瞻；7-Bag、硬降、消行、垃圾与 KO</w:t>
             </w:r>
           </w:p>
         </w:tc>
@@ -3549,14 +3736,31 @@
                 <w:rFonts w:ascii="Noto Sans CJK SC" w:hAnsi="Noto Sans CJK SC" w:eastAsia="Noto Sans CJK SC"/>
                 <w:sz w:val="16"/>
               </w:rPr>
-              <w:t xml:space="preserve">象棋 </w:t>
-            </w:r>
-            <w:r>
-              <w:rPr>
-                <w:rFonts w:ascii="Noto Color Emoji" w:hAnsi="Noto Color Emoji" w:eastAsia="Noto Color Emoji" w:cs="Noto Color Emoji"/>
+              <w:t>象棋 ♞</w:t>
+            </w:r>
+          </w:p>
+        </w:tc>
+        <w:tc>
+          <w:tcPr>
+            <w:tcW w:type="dxa" w:w="1646"/>
+            <w:vAlign w:val="center"/>
+            <w:tcMar>
+              <w:top w:w="45" w:type="dxa"/>
+              <w:start w:w="55" w:type="dxa"/>
+              <w:bottom w:w="45" w:type="dxa"/>
+              <w:end w:w="55" w:type="dxa"/>
+            </w:tcMar>
+          </w:tcPr>
+          <w:p>
+            <w:pPr>
+              <w:spacing w:after="0" w:line="240" w:lineRule="auto"/>
+            </w:pPr>
+            <w:r>
+              <w:rPr>
+                <w:rFonts w:ascii="Noto Sans CJK SC" w:hAnsi="Noto Sans CJK SC" w:eastAsia="Noto Sans CJK SC"/>
                 <w:sz w:val="16"/>
               </w:rPr>
-              <w:t>♞</w:t>
+              <w:t>2</w:t>
             </w:r>
           </w:p>
         </w:tc>
@@ -3580,7 +3784,7 @@
                 <w:rFonts w:ascii="Noto Sans CJK SC" w:hAnsi="Noto Sans CJK SC" w:eastAsia="Noto Sans CJK SC"/>
                 <w:sz w:val="16"/>
               </w:rPr>
-              <w:t>2</w:t>
+              <w:t>是</w:t>
             </w:r>
           </w:p>
         </w:tc>
@@ -3596,8 +3800,15 @@
             </w:tcMar>
           </w:tcPr>
           <w:p>
-            <w:r>
-              <w:t>否</w:t>
+            <w:pPr>
+              <w:spacing w:after="0" w:line="240" w:lineRule="auto"/>
+            </w:pPr>
+            <w:r>
+              <w:rPr>
+                <w:rFonts w:ascii="Noto Sans CJK SC" w:hAnsi="Noto Sans CJK SC" w:eastAsia="Noto Sans CJK SC"/>
+                <w:sz w:val="16"/>
+              </w:rPr>
+              <w:t>是</w:t>
             </w:r>
           </w:p>
         </w:tc>
@@ -3645,31 +3856,7 @@
                 <w:rFonts w:ascii="Noto Sans CJK SC" w:hAnsi="Noto Sans CJK SC" w:eastAsia="Noto Sans CJK SC"/>
                 <w:sz w:val="16"/>
               </w:rPr>
-              <w:t>是</w:t>
-            </w:r>
-          </w:p>
-        </w:tc>
-        <w:tc>
-          <w:tcPr>
-            <w:tcW w:type="dxa" w:w="1646"/>
-            <w:vAlign w:val="center"/>
-            <w:tcMar>
-              <w:top w:w="45" w:type="dxa"/>
-              <w:start w:w="55" w:type="dxa"/>
-              <w:bottom w:w="45" w:type="dxa"/>
-              <w:end w:w="55" w:type="dxa"/>
-            </w:tcMar>
-          </w:tcPr>
-          <w:p>
-            <w:pPr>
-              <w:spacing w:after="0" w:line="240" w:lineRule="auto"/>
-            </w:pPr>
-            <w:r>
-              <w:rPr>
-                <w:rFonts w:ascii="Noto Sans CJK SC" w:hAnsi="Noto Sans CJK SC" w:eastAsia="Noto Sans CJK SC"/>
-                <w:sz w:val="16"/>
-              </w:rPr>
-              <w:t>启发式；走子、吃子、将军/将死</w:t>
+              <w:t>限宽 Alpha-Beta；吃子、将军/将死、合法层与服务端棋钟</w:t>
             </w:r>
           </w:p>
         </w:tc>
@@ -4181,7 +4368,43 @@
           <w:rFonts w:ascii="Noto Sans CJK SC" w:hAnsi="Noto Sans CJK SC" w:eastAsia="Noto Sans CJK SC"/>
           <w:sz w:val="20"/>
         </w:rPr>
-        <w:t xml:space="preserve">每局胜者 </w:t>
+        <w:t>Reward Resolver 只按联机与 AI 两种正式模式计算奖励：联机 1v1 胜/平/负为 3/2/1💵 与 12/10/8 XP，多人按名次，AI 为 1/0/0💵 与 8/6/5 XP；赛事积分与普通 💵、XP、胜场隔离。Daily Task 由服务端按 UTC 日期与 claimId 幂等领取。</w:t>
+      </w:r>
+    </w:p>
+    <w:p>
+      <w:pPr>
+        <w:pStyle w:val="ListBullet"/>
+      </w:pPr>
+      <w:r>
+        <w:rPr>
+          <w:rFonts w:ascii="Noto Sans CJK SC" w:hAnsi="Noto Sans CJK SC" w:eastAsia="Noto Sans CJK SC"/>
+          <w:sz w:val="20"/>
+        </w:rPr>
+        <w:t>AI 结果只允许已认证账号提交自己的结果；必须带唯一 resultId，并受去重与频控保护。</w:t>
+      </w:r>
+    </w:p>
+    <w:p>
+      <w:pPr>
+        <w:pStyle w:val="ListBullet"/>
+      </w:pPr>
+      <w:r>
+        <w:rPr>
+          <w:rFonts w:ascii="Noto Sans CJK SC" w:hAnsi="Noto Sans CJK SC" w:eastAsia="Noto Sans CJK SC"/>
+          <w:sz w:val="20"/>
+        </w:rPr>
+        <w:t>人机对局通过服务端 solo_start 票据、合法动作进度、actionId、resultId 幂等和频控校验；服务端仍不重演普通客户端完整棋局，因此不把客户端 claim 当成完全防作弊。人机决策会在有效赛果后进入个人学习模型。</w:t>
+      </w:r>
+    </w:p>
+    <w:p>
+      <w:pPr>
+        <w:pStyle w:val="ListBullet"/>
+      </w:pPr>
+      <w:r>
+        <w:rPr>
+          <w:rFonts w:ascii="Noto Sans CJK SC" w:hAnsi="Noto Sans CJK SC" w:eastAsia="Noto Sans CJK SC"/>
+          <w:sz w:val="20"/>
+        </w:rPr>
+        <w:t xml:space="preserve">联机结算必须带当前 </w:t>
       </w:r>
       <w:r>
         <w:rPr>
@@ -4189,7 +4412,38 @@
           <w:color w:val="3C3C3C"/>
           <w:sz w:val="18"/>
         </w:rPr>
-        <w:t>+</w:t>
+        <w:t>matchId</w:t>
+      </w:r>
+      <w:r>
+        <w:rPr>
+          <w:rFonts w:ascii="Noto Sans CJK SC" w:hAnsi="Noto Sans CJK SC" w:eastAsia="Noto Sans CJK SC"/>
+          <w:sz w:val="20"/>
+        </w:rPr>
+        <w:t xml:space="preserve"> 和完整结果 claim；所有参与者提交相同结果后才结算。</w:t>
+      </w:r>
+    </w:p>
+    <w:p>
+      <w:pPr>
+        <w:pStyle w:val="ListBullet"/>
+      </w:pPr>
+      <w:r>
+        <w:rPr>
+          <w:rFonts w:ascii="Noto Sans CJK SC" w:hAnsi="Noto Sans CJK SC" w:eastAsia="Noto Sans CJK SC"/>
+          <w:sz w:val="20"/>
+        </w:rPr>
+        <w:t>商城商品目录和价格固定在服务端；扣款、owned 更新和 requestId 幂等均由服务端完成。</w:t>
+      </w:r>
+    </w:p>
+    <w:p>
+      <w:pPr>
+        <w:pStyle w:val="ListBullet"/>
+      </w:pPr>
+      <w:r>
+        <w:rPr>
+          <w:rFonts w:ascii="Noto Sans CJK SC" w:hAnsi="Noto Sans CJK SC" w:eastAsia="Noto Sans CJK SC"/>
+          <w:sz w:val="20"/>
+        </w:rPr>
+        <w:t xml:space="preserve">未来法币支付、订阅或季票必须使用“法币支付”单独命名，不能与 </w:t>
       </w:r>
       <w:r>
         <w:rPr>
@@ -4201,49 +4455,18 @@
       </w:r>
       <w:r>
         <w:rPr>
-          <w:rFonts w:ascii="DejaVu Sans Mono" w:hAnsi="DejaVu Sans Mono" w:eastAsia="DejaVu Sans Mono"/>
-          <w:color w:val="3C3C3C"/>
-          <w:sz w:val="18"/>
-        </w:rPr>
-        <w:t>1</w:t>
-      </w:r>
-      <w:r>
-        <w:rPr>
-          <w:rFonts w:ascii="Noto Sans CJK SC" w:hAnsi="Noto Sans CJK SC" w:eastAsia="Noto Sans CJK SC"/>
-          <w:sz w:val="20"/>
-        </w:rPr>
-        <w:t xml:space="preserve">；平局/失败 </w:t>
-      </w:r>
-      <w:r>
-        <w:rPr>
-          <w:rFonts w:ascii="DejaVu Sans Mono" w:hAnsi="DejaVu Sans Mono" w:eastAsia="DejaVu Sans Mono"/>
-          <w:color w:val="3C3C3C"/>
-          <w:sz w:val="18"/>
-        </w:rPr>
-        <w:t>+</w:t>
-      </w:r>
-      <w:r>
-        <w:rPr>
-          <w:rFonts w:ascii="Segoe UI Symbol" w:hAnsi="Segoe UI Symbol" w:eastAsia="Segoe UI Symbol" w:cs="Segoe UI Symbol"/>
-          <w:color w:val="3C3C3C"/>
-          <w:sz w:val="18"/>
-        </w:rPr>
-        <w:t>💵</w:t>
-      </w:r>
-      <w:r>
-        <w:rPr>
-          <w:rFonts w:ascii="DejaVu Sans Mono" w:hAnsi="DejaVu Sans Mono" w:eastAsia="DejaVu Sans Mono"/>
-          <w:color w:val="3C3C3C"/>
-          <w:sz w:val="18"/>
-        </w:rPr>
-        <w:t>0</w:t>
-      </w:r>
-      <w:r>
-        <w:rPr>
-          <w:rFonts w:ascii="Noto Sans CJK SC" w:hAnsi="Noto Sans CJK SC" w:eastAsia="Noto Sans CJK SC"/>
-          <w:sz w:val="20"/>
-        </w:rPr>
-        <w:t>；所有参与者各增加 1 局。</w:t>
+          <w:rFonts w:ascii="Noto Sans CJK SC" w:hAnsi="Noto Sans CJK SC" w:eastAsia="Noto Sans CJK SC"/>
+          <w:sz w:val="20"/>
+        </w:rPr>
+        <w:t xml:space="preserve"> 余额混淆。</w:t>
+      </w:r>
+    </w:p>
+    <w:p>
+      <w:pPr>
+        <w:pStyle w:val="Heading2"/>
+      </w:pPr>
+      <w:r>
+        <w:t>4.4 当前商品与成长</w:t>
       </w:r>
     </w:p>
     <w:p>
@@ -4255,22 +4478,7 @@
           <w:rFonts w:ascii="Noto Sans CJK SC" w:hAnsi="Noto Sans CJK SC" w:eastAsia="Noto Sans CJK SC"/>
           <w:sz w:val="20"/>
         </w:rPr>
-        <w:t xml:space="preserve">单机/AI 结果只允许已认证账号提交自己的结果；必须带唯一 </w:t>
-      </w:r>
-      <w:r>
-        <w:rPr>
-          <w:rFonts w:ascii="DejaVu Sans Mono" w:hAnsi="DejaVu Sans Mono" w:eastAsia="DejaVu Sans Mono"/>
-          <w:color w:val="3C3C3C"/>
-          <w:sz w:val="18"/>
-        </w:rPr>
-        <w:t>resultId</w:t>
-      </w:r>
-      <w:r>
-        <w:rPr>
-          <w:rFonts w:ascii="Noto Sans CJK SC" w:hAnsi="Noto Sans CJK SC" w:eastAsia="Noto Sans CJK SC"/>
-          <w:sz w:val="20"/>
-        </w:rPr>
-        <w:t>，并受去重与频控保护。</w:t>
+        <w:t>头像：0–29 为基础拥有，30–55 为商城头像，共 56 款。</w:t>
       </w:r>
     </w:p>
     <w:p>
@@ -4282,7 +4490,7 @@
           <w:rFonts w:ascii="Noto Sans CJK SC" w:hAnsi="Noto Sans CJK SC" w:eastAsia="Noto Sans CJK SC"/>
           <w:sz w:val="20"/>
         </w:rPr>
-        <w:t>单机结算服务端不重演真实棋局，因此不能验证胜负真实性；它只验证身份、游戏、结果 ID、奖励范围和频率。</w:t>
+        <w:t>头像框：默认 0 + 8 款动态框。</w:t>
       </w:r>
     </w:p>
     <w:p>
@@ -4294,22 +4502,7 @@
           <w:rFonts w:ascii="Noto Sans CJK SC" w:hAnsi="Noto Sans CJK SC" w:eastAsia="Noto Sans CJK SC"/>
           <w:sz w:val="20"/>
         </w:rPr>
-        <w:t xml:space="preserve">联机结算必须带当前 </w:t>
-      </w:r>
-      <w:r>
-        <w:rPr>
-          <w:rFonts w:ascii="DejaVu Sans Mono" w:hAnsi="DejaVu Sans Mono" w:eastAsia="DejaVu Sans Mono"/>
-          <w:color w:val="3C3C3C"/>
-          <w:sz w:val="18"/>
-        </w:rPr>
-        <w:t>matchId</w:t>
-      </w:r>
-      <w:r>
-        <w:rPr>
-          <w:rFonts w:ascii="Noto Sans CJK SC" w:hAnsi="Noto Sans CJK SC" w:eastAsia="Noto Sans CJK SC"/>
-          <w:sz w:val="20"/>
-        </w:rPr>
-        <w:t xml:space="preserve"> 和完整结果 claim；所有参与者提交相同结果后才结算。</w:t>
+        <w:t>名称/展示特效：4 种效果；档案背景包含默认与多档静态/动态背景。</w:t>
       </w:r>
     </w:p>
     <w:p>
@@ -4321,90 +4514,7 @@
           <w:rFonts w:ascii="Noto Sans CJK SC" w:hAnsi="Noto Sans CJK SC" w:eastAsia="Noto Sans CJK SC"/>
           <w:sz w:val="20"/>
         </w:rPr>
-        <w:t>商城商品目录和价格固定在服务端；扣款、owned 更新和 requestId 幂等均由服务端完成。</w:t>
-      </w:r>
-    </w:p>
-    <w:p>
-      <w:pPr>
-        <w:pStyle w:val="ListBullet"/>
-      </w:pPr>
-      <w:r>
-        <w:rPr>
-          <w:rFonts w:ascii="Noto Sans CJK SC" w:hAnsi="Noto Sans CJK SC" w:eastAsia="Noto Sans CJK SC"/>
-          <w:sz w:val="20"/>
-        </w:rPr>
-        <w:t xml:space="preserve">未来法币支付、订阅或季票必须使用“法币支付”单独命名，不能与 </w:t>
-      </w:r>
-      <w:r>
-        <w:rPr>
-          <w:rFonts w:ascii="Segoe UI Symbol" w:hAnsi="Segoe UI Symbol" w:eastAsia="Segoe UI Symbol" w:cs="Segoe UI Symbol"/>
-          <w:color w:val="3C3C3C"/>
-          <w:sz w:val="18"/>
-        </w:rPr>
-        <w:t>💵</w:t>
-      </w:r>
-      <w:r>
-        <w:rPr>
-          <w:rFonts w:ascii="Noto Sans CJK SC" w:hAnsi="Noto Sans CJK SC" w:eastAsia="Noto Sans CJK SC"/>
-          <w:sz w:val="20"/>
-        </w:rPr>
-        <w:t xml:space="preserve"> 余额混淆。</w:t>
-      </w:r>
-    </w:p>
-    <w:p>
-      <w:pPr>
-        <w:pStyle w:val="Heading2"/>
-      </w:pPr>
-      <w:r>
-        <w:t>4.4 当前商品与成长</w:t>
-      </w:r>
-    </w:p>
-    <w:p>
-      <w:pPr>
-        <w:pStyle w:val="ListBullet"/>
-      </w:pPr>
-      <w:r>
-        <w:rPr>
-          <w:rFonts w:ascii="Noto Sans CJK SC" w:hAnsi="Noto Sans CJK SC" w:eastAsia="Noto Sans CJK SC"/>
-          <w:sz w:val="20"/>
-        </w:rPr>
-        <w:t>头像 v2：100–147 共 48 款，覆盖像素、动漫、风景、动物、霓虹、科技六主题；每主题 2 款免费静态、4 款付费静态、2 款付费动态。旧 0–55 仅作历史账号兼容。</w:t>
-      </w:r>
-    </w:p>
-    <w:p>
-      <w:pPr>
-        <w:pStyle w:val="ListBullet"/>
-      </w:pPr>
-      <w:r>
-        <w:rPr>
-          <w:rFonts w:ascii="Noto Sans CJK SC" w:hAnsi="Noto Sans CJK SC" w:eastAsia="Noto Sans CJK SC"/>
-          <w:sz w:val="20"/>
-        </w:rPr>
-        <w:t>头像框：默认 0 + 8 款动态框。</w:t>
-      </w:r>
-    </w:p>
-    <w:p>
-      <w:pPr>
-        <w:pStyle w:val="ListBullet"/>
-      </w:pPr>
-      <w:r>
-        <w:rPr>
-          <w:rFonts w:ascii="Noto Sans CJK SC" w:hAnsi="Noto Sans CJK SC" w:eastAsia="Noto Sans CJK SC"/>
-          <w:sz w:val="20"/>
-        </w:rPr>
-        <w:t>名称/展示特效：4 种效果；档案背景包含默认与多档静态/动态背景。</w:t>
-      </w:r>
-    </w:p>
-    <w:p>
-      <w:pPr>
-        <w:pStyle w:val="ListBullet"/>
-      </w:pPr>
-      <w:r>
-        <w:rPr>
-          <w:rFonts w:ascii="Noto Sans CJK SC" w:hAnsi="Noto Sans CJK SC" w:eastAsia="Noto Sans CJK SC"/>
-          <w:sz w:val="20"/>
-        </w:rPr>
-        <w:t>成长：胜利 +10 XP，未胜 +4 XP；等级由 XP 阈值计算；连胜和最佳连胜由服务端维护。</w:t>
+        <w:t>成长由 Reward Resolver 统一计算：XPNext(level)=min(200,30+5×level)，按模式/名次/资格发放，含首胜、连胜、重复对手衰减和等级里程碑；胜场由 wins/totalWins 独立维护。</w:t>
       </w:r>
     </w:p>
     <w:p>
@@ -4705,14 +4815,180 @@
           <w:color w:val="3C3C3C"/>
           <w:sz w:val="18"/>
         </w:rPr>
-        <w:t>server/index.js</w:t>
-      </w:r>
+        <w:t>server/index.js 是零第三方运行依赖的 Node 服务，提供静态文件、POST /api/ai、手写 RFC6455 WebSocket /ws、房间/会话/结算/商城、Tank/Tetris/观众/赛事/棋钟/拍卖协议、JSON 回退和可选 Supabase 适配；AI 学习与策略知识包拆在 server/ai-learning.js 与 server/ai-strategy-skills.js。</w:t>
+      </w:r>
+    </w:p>
+    <w:p>
       <w:r>
         <w:rPr>
           <w:rFonts w:ascii="Noto Sans CJK SC" w:hAnsi="Noto Sans CJK SC" w:eastAsia="Noto Sans CJK SC"/>
           <w:sz w:val="21"/>
         </w:rPr>
-        <w:t xml:space="preserve"> 是零第三方运行依赖的 Node 服务，提供静态文件、</w:t>
+        <w:t>这种结构部署简单、攻击面较小，但文件规模和职责仍集中。后续可在不改变协议的前提下拆分 auth、rooms、settlement、persistence 和 AI 模块；不应为了“框架化”破坏零依赖和现有回归测试。</w:t>
+      </w:r>
+    </w:p>
+    <w:p>
+      <w:pPr>
+        <w:pStyle w:val="Heading2"/>
+      </w:pPr>
+      <w:r>
+        <w:t>5.3 AI 对手</w:t>
+      </w:r>
+    </w:p>
+    <w:p>
+      <w:pPr>
+        <w:pStyle w:val="ListBullet"/>
+      </w:pPr>
+      <w:r>
+        <w:rPr>
+          <w:rFonts w:ascii="Noto Sans CJK SC" w:hAnsi="Noto Sans CJK SC" w:eastAsia="Noto Sans CJK SC"/>
+          <w:sz w:val="20"/>
+        </w:rPr>
+        <w:t>每款游戏自己的 scheduleAI() 先运行本地强策略，再把合法近优候选交给 aiChoose()/DeepSeek；无认证、超时、网络失败或非法返回时始终回退本地策略，不随机送子。五子棋用威胁空间搜索，象棋用限宽 Alpha-Beta，飞行棋/大富翁用风险与收益评分，坦克用影响图避弹与火线，俄罗斯方块用 Dellacherie 井面和第二块前瞻。</w:t>
+      </w:r>
+    </w:p>
+    <w:p>
+      <w:pPr>
+        <w:pStyle w:val="ListBullet"/>
+      </w:pPr>
+      <w:r>
+        <w:rPr>
+          <w:rFonts w:ascii="Noto Sans CJK SC" w:hAnsi="Noto Sans CJK SC" w:eastAsia="Noto Sans CJK SC"/>
+          <w:sz w:val="20"/>
+        </w:rPr>
+        <w:t>服务端代理 DeepSeek，Key 只在环境变量；客户端只提交合法选项与归一化特征，返回值不在候选中时置空并由本地策略降级。策略研究依据已写入 server/ai-strategy-skills.js 的维护注释。</w:t>
+      </w:r>
+    </w:p>
+    <w:p>
+      <w:pPr>
+        <w:pStyle w:val="ListBullet"/>
+      </w:pPr>
+      <w:r>
+        <w:rPr>
+          <w:rFonts w:ascii="Noto Sans CJK SC" w:hAnsi="Noto Sans CJK SC" w:eastAsia="Noto Sans CJK SC"/>
+          <w:sz w:val="20"/>
+        </w:rPr>
+        <w:t>5 个 persona：傲娇、赌狗、毒舌、萌妹、数学老师；只影响表达和近优候选中的确定性偏好，不改变合法性、强制胜/防守、服务端权威或奖励。personal-linear-v2 按账号×游戏隔离；对局中缓存局面哈希、近优候选与归一化特征，赛果后执行胜局强化、败局反事实修正和平局中性反馈。无效局只审计不调权；JSON 与 Supabase ai_learning_models/ai_learning_experiences + apply_ai_learning_v1 支持 resultId 幂等、revision 冲突保护和重启恢复。</w:t>
+      </w:r>
+    </w:p>
+    <w:p>
+      <w:pPr>
+        <w:pStyle w:val="ListBullet"/>
+      </w:pPr>
+      <w:r>
+        <w:rPr>
+          <w:rFonts w:ascii="Noto Sans CJK SC" w:hAnsi="Noto Sans CJK SC" w:eastAsia="Noto Sans CJK SC"/>
+          <w:sz w:val="20"/>
+        </w:rPr>
+        <w:t>AI API 要求 Bearer token，并限制 Origin、请求体、用户/IP/全局速率和并发；超时与模型错误不得阻塞本地规则兜底。</w:t>
+      </w:r>
+    </w:p>
+    <w:p>
+      <w:pPr>
+        <w:pStyle w:val="Heading1"/>
+      </w:pPr>
+      <w:r>
+        <w:t>6. 联机房间、重连与消息协议</w:t>
+      </w:r>
+    </w:p>
+    <w:p>
+      <w:pPr>
+        <w:pStyle w:val="Heading2"/>
+      </w:pPr>
+      <w:r>
+        <w:t>6.1 权威边界</w:t>
+      </w:r>
+    </w:p>
+    <w:p>
+      <w:r>
+        <w:rPr>
+          <w:rFonts w:ascii="Noto Sans CJK SC" w:hAnsi="Noto Sans CJK SC" w:eastAsia="Noto Sans CJK SC"/>
+          <w:sz w:val="21"/>
+        </w:rPr>
+        <w:t>服务端同时承担房间中继与按协议的权威子系统：普通 move 仍由客户端规则层协作；Tank 权威模拟位置/碰撞/伤害/重生/排名，Tetris 权威协调 startAt/seed/目标/垃圾/KO/placement，象棋权威棋钟，大富翁权威拍卖。普通回合制和 Tetris 完整方块规则仍不由服务端全量重演，不能把 token 或一致 claim 描述成完全防作弊。</w:t>
+      </w:r>
+    </w:p>
+    <w:p>
+      <w:r>
+        <w:rPr>
+          <w:rFonts w:ascii="Noto Sans CJK SC" w:hAnsi="Noto Sans CJK SC" w:eastAsia="Noto Sans CJK SC"/>
+          <w:sz w:val="21"/>
+        </w:rPr>
+        <w:t>服务端权威内容包括账号会话、房间席位/房主、matchId、结果共识、档案、💵/XP/胜场、owned/价格、Reward Resolver 与持久化写入；共享协议另权威 Tank 模拟、Tetris 战斗协调、观众只读、赛事状态、象棋棋钟和大富翁拍卖。</w:t>
+      </w:r>
+    </w:p>
+    <w:p>
+      <w:pPr>
+        <w:pStyle w:val="Heading2"/>
+      </w:pPr>
+      <w:r>
+        <w:t>6.2 房间生命周期</w:t>
+      </w:r>
+    </w:p>
+    <w:p>
+      <w:pPr>
+        <w:spacing w:after="0" w:line="240" w:lineRule="auto"/>
+        <w:ind w:left="259" w:right="115"/>
+        <w:shd w:fill="F4F5F6"/>
+      </w:pPr>
+      <w:r>
+        <w:rPr>
+          <w:rFonts w:ascii="DejaVu Sans Mono" w:hAnsi="DejaVu Sans Mono" w:eastAsia="DejaVu Sans Mono"/>
+          <w:color w:val="282D32"/>
+          <w:sz w:val="16"/>
+        </w:rPr>
+        <w:t>认证 → 创建/加入 → 选择游戏 → 当前人数满足下限 → 开始(matchId)</w:t>
+      </w:r>
+    </w:p>
+    <w:p>
+      <w:pPr>
+        <w:spacing w:after="0" w:line="240" w:lineRule="auto"/>
+        <w:ind w:left="259" w:right="115"/>
+        <w:shd w:fill="F4F5F6"/>
+      </w:pPr>
+      <w:r>
+        <w:rPr>
+          <w:rFonts w:ascii="DejaVu Sans Mono" w:hAnsi="DejaVu Sans Mono" w:eastAsia="DejaVu Sans Mono"/>
+          <w:color w:val="282D32"/>
+          <w:sz w:val="16"/>
+        </w:rPr>
+        <w:t>→ 普通 move 或 Tank/Tetris/棋钟/拍卖专用协议 → 稳定快照/重连 → 完整结果 claim 共识 → Reward Resolver 结算</w:t>
+      </w:r>
+    </w:p>
+    <w:p>
+      <w:pPr>
+        <w:spacing w:after="0" w:line="240" w:lineRule="auto"/>
+        <w:ind w:left="259" w:right="115"/>
+        <w:shd w:fill="F4F5F6"/>
+      </w:pPr>
+      <w:r>
+        <w:rPr>
+          <w:rFonts w:ascii="DejaVu Sans Mono" w:hAnsi="DejaVu Sans Mono" w:eastAsia="DejaVu Sans Mono"/>
+          <w:color w:val="282D32"/>
+          <w:sz w:val="16"/>
+        </w:rPr>
+        <w:t xml:space="preserve">     → restart(新 matchId) 或 end_game(原房间换游戏)</w:t>
+      </w:r>
+    </w:p>
+    <w:p>
+      <w:r>
+        <w:rPr>
+          <w:rFonts w:ascii="Noto Sans CJK SC" w:hAnsi="Noto Sans CJK SC" w:eastAsia="Noto Sans CJK SC"/>
+          <w:sz w:val="21"/>
+        </w:rPr>
+        <w:t>房间有内部/可分享的房间码，但公开大厅支持一键加入，保留旧稿“无需手工输入房间码”的低摩擦目标；手动房间码仍作为分享和故障回退入口。</w:t>
+      </w:r>
+    </w:p>
+    <w:p>
+      <w:pPr>
+        <w:pStyle w:val="ListBullet"/>
+      </w:pPr>
+      <w:r>
+        <w:rPr>
+          <w:rFonts w:ascii="Noto Sans CJK SC" w:hAnsi="Noto Sans CJK SC" w:eastAsia="Noto Sans CJK SC"/>
+          <w:sz w:val="20"/>
+        </w:rPr>
+        <w:t>异常掉线：保留席位约 60 秒；客户端指数退避重连，服务端用 token 恢复房间、玩家索引、</w:t>
       </w:r>
       <w:r>
         <w:rPr>
@@ -4720,14 +4996,14 @@
           <w:color w:val="3C3C3C"/>
           <w:sz w:val="18"/>
         </w:rPr>
-        <w:t>POST /api/ai</w:t>
-      </w:r>
-      <w:r>
-        <w:rPr>
-          <w:rFonts w:ascii="Noto Sans CJK SC" w:hAnsi="Noto Sans CJK SC" w:eastAsia="Noto Sans CJK SC"/>
-          <w:sz w:val="21"/>
-        </w:rPr>
-        <w:t xml:space="preserve">、手写 RFC6455 WebSocket </w:t>
+        <w:t>matchId</w:t>
+      </w:r>
+      <w:r>
+        <w:rPr>
+          <w:rFonts w:ascii="Noto Sans CJK SC" w:hAnsi="Noto Sans CJK SC" w:eastAsia="Noto Sans CJK SC"/>
+          <w:sz w:val="20"/>
+        </w:rPr>
+        <w:t xml:space="preserve"> 和有限 </w:t>
       </w:r>
       <w:r>
         <w:rPr>
@@ -4735,31 +5011,14 @@
           <w:color w:val="3C3C3C"/>
           <w:sz w:val="18"/>
         </w:rPr>
-        <w:t>/ws</w:t>
-      </w:r>
-      <w:r>
-        <w:rPr>
-          <w:rFonts w:ascii="Noto Sans CJK SC" w:hAnsi="Noto Sans CJK SC" w:eastAsia="Noto Sans CJK SC"/>
-          <w:sz w:val="21"/>
-        </w:rPr>
-        <w:t>、房间/会话管理、排行榜、结算、商城、JSON 数据回退和可选 Supabase 适配。</w:t>
-      </w:r>
-    </w:p>
-    <w:p>
-      <w:r>
-        <w:rPr>
-          <w:rFonts w:ascii="Noto Sans CJK SC" w:hAnsi="Noto Sans CJK SC" w:eastAsia="Noto Sans CJK SC"/>
-          <w:sz w:val="21"/>
-        </w:rPr>
-        <w:t>这种结构部署简单、攻击面较小，但文件规模和职责仍集中。后续可在不改变协议的前提下拆分 auth、rooms、settlement、persistence 和 AI 模块；不应为了“框架化”破坏零依赖和现有回归测试。</w:t>
-      </w:r>
-    </w:p>
-    <w:p>
-      <w:pPr>
-        <w:pStyle w:val="Heading2"/>
-      </w:pPr>
-      <w:r>
-        <w:t>5.3 AI 对手</w:t>
+        <w:t>moveLog</w:t>
+      </w:r>
+      <w:r>
+        <w:rPr>
+          <w:rFonts w:ascii="Noto Sans CJK SC" w:hAnsi="Noto Sans CJK SC" w:eastAsia="Noto Sans CJK SC"/>
+          <w:sz w:val="20"/>
+        </w:rPr>
+        <w:t>。</w:t>
       </w:r>
     </w:p>
     <w:p>
@@ -4771,50 +5030,7 @@
           <w:rFonts w:ascii="Noto Sans CJK SC" w:hAnsi="Noto Sans CJK SC" w:eastAsia="Noto Sans CJK SC"/>
           <w:sz w:val="20"/>
         </w:rPr>
-        <w:t xml:space="preserve">每款游戏自己的 </w:t>
-      </w:r>
-      <w:r>
-        <w:rPr>
-          <w:rFonts w:ascii="DejaVu Sans Mono" w:hAnsi="DejaVu Sans Mono" w:eastAsia="DejaVu Sans Mono"/>
-          <w:color w:val="3C3C3C"/>
-          <w:sz w:val="18"/>
-        </w:rPr>
-        <w:t>scheduleAI()</w:t>
-      </w:r>
-      <w:r>
-        <w:rPr>
-          <w:rFonts w:ascii="Noto Sans CJK SC" w:hAnsi="Noto Sans CJK SC" w:eastAsia="Noto Sans CJK SC"/>
-          <w:sz w:val="20"/>
-        </w:rPr>
-        <w:t xml:space="preserve"> 根据 </w:t>
-      </w:r>
-      <w:r>
-        <w:rPr>
-          <w:rFonts w:ascii="DejaVu Sans Mono" w:hAnsi="DejaVu Sans Mono" w:eastAsia="DejaVu Sans Mono"/>
-          <w:color w:val="3C3C3C"/>
-          <w:sz w:val="18"/>
-        </w:rPr>
-        <w:t>opts.ai</w:t>
-      </w:r>
-      <w:r>
-        <w:rPr>
-          <w:rFonts w:ascii="Noto Sans CJK SC" w:hAnsi="Noto Sans CJK SC" w:eastAsia="Noto Sans CJK SC"/>
-          <w:sz w:val="20"/>
-        </w:rPr>
-        <w:t xml:space="preserve"> 判断 AI 回合。6 款精选游戏均已接入远端 aiChoose()/DeepSeek 合法选项路径，并保留各自本地算法作为无认证、超时、网络失败或非法返回时的回退。</w:t>
-      </w:r>
-      <w:r>
-        <w:rPr>
-          <w:rFonts w:ascii="DejaVu Sans Mono" w:hAnsi="DejaVu Sans Mono" w:eastAsia="DejaVu Sans Mono"/>
-          <w:color w:val="3C3C3C"/>
-          <w:sz w:val="18"/>
-        </w:rPr>
-      </w:r>
-      <w:r>
-        <w:rPr>
-          <w:rFonts w:ascii="Noto Sans CJK SC" w:hAnsi="Noto Sans CJK SC" w:eastAsia="Noto Sans CJK SC"/>
-          <w:sz w:val="20"/>
-        </w:rPr>
+        <w:t>显式离开：立即释放席位，不进入重连窗口。</w:t>
       </w:r>
     </w:p>
     <w:p>
@@ -4826,7 +5042,7 @@
           <w:rFonts w:ascii="Noto Sans CJK SC" w:hAnsi="Noto Sans CJK SC" w:eastAsia="Noto Sans CJK SC"/>
           <w:sz w:val="20"/>
         </w:rPr>
-        <w:t>服务端代理 DeepSeek，Key 只在环境变量；返回值不在合法选项中时置空并由客户端策略降级。</w:t>
+        <w:t>心跳：客户端 10 秒 ping；服务端约 40 秒未活动判离线。</w:t>
       </w:r>
     </w:p>
     <w:p>
@@ -4838,7 +5054,7 @@
           <w:rFonts w:ascii="Noto Sans CJK SC" w:hAnsi="Noto Sans CJK SC" w:eastAsia="Noto Sans CJK SC"/>
           <w:sz w:val="20"/>
         </w:rPr>
-        <w:t>5 个 persona：傲娇、赌狗、毒舌、萌妹、数学老师；性格影响系统提示与随机性，不改变合法性边界。</w:t>
+        <w:t>moveLog 上限：默认最多 5,000 条或约 4MB，超限时截断；它是断线恢复辅助，不是永久录像。</w:t>
       </w:r>
     </w:p>
     <w:p>
@@ -4850,274 +5066,7 @@
           <w:rFonts w:ascii="Noto Sans CJK SC" w:hAnsi="Noto Sans CJK SC" w:eastAsia="Noto Sans CJK SC"/>
           <w:sz w:val="20"/>
         </w:rPr>
-        <w:t>AI API 要求 Bearer token，并限制 Origin、请求体、用户/IP/全局速率和并发；超时与模型错误不得阻塞本地规则兜底。</w:t>
-      </w:r>
-    </w:p>
-    <w:p>
-      <w:pPr>
-        <w:pStyle w:val="Heading1"/>
-      </w:pPr>
-      <w:r>
-        <w:t>6. 联机房间、重连与消息协议</w:t>
-      </w:r>
-    </w:p>
-    <w:p>
-      <w:pPr/>
-      <w:r>
-        <w:t>Seat v2 统一模型：每个席位固定为 human、ai 或 empty，并公开 seatId、ready、host、online、aiDifficulty、aiPersona 与 controllerUid。房主显式开始前，所有真人必须 READY；观战者使用独立 spectatorRoom，不占席位且不能走子或提交结算。</w:t>
-      </w:r>
-    </w:p>
-    <w:p>
-      <w:pPr>
-        <w:pStyle w:val="Heading2"/>
-      </w:pPr>
-      <w:r>
-        <w:t>6.1 权威边界</w:t>
-      </w:r>
-    </w:p>
-    <w:p>
-      <w:r>
-        <w:rPr>
-          <w:rFonts w:ascii="Noto Sans CJK SC" w:hAnsi="Noto Sans CJK SC" w:eastAsia="Noto Sans CJK SC"/>
-          <w:sz w:val="21"/>
-        </w:rPr>
-        <w:t xml:space="preserve">服务端是 </w:t>
-      </w:r>
-      <w:r>
-        <w:rPr>
-          <w:rFonts w:ascii="Noto Sans CJK SC" w:hAnsi="Noto Sans CJK SC" w:eastAsia="Noto Sans CJK SC"/>
-          <w:b/>
-          <w:sz w:val="21"/>
-        </w:rPr>
-        <w:t>房间中继与结算协调器</w:t>
-      </w:r>
-      <w:r>
-        <w:rPr>
-          <w:rFonts w:ascii="Noto Sans CJK SC" w:hAnsi="Noto Sans CJK SC" w:eastAsia="Noto Sans CJK SC"/>
-          <w:sz w:val="21"/>
-        </w:rPr>
-        <w:t>：客户端各自运行完整游戏逻辑，</w:t>
-      </w:r>
-      <w:r>
-        <w:rPr>
-          <w:rFonts w:ascii="DejaVu Sans Mono" w:hAnsi="DejaVu Sans Mono" w:eastAsia="DejaVu Sans Mono"/>
-          <w:color w:val="3C3C3C"/>
-          <w:sz w:val="18"/>
-        </w:rPr>
-        <w:t>move</w:t>
-      </w:r>
-      <w:r>
-        <w:rPr>
-          <w:rFonts w:ascii="Noto Sans CJK SC" w:hAnsi="Noto Sans CJK SC" w:eastAsia="Noto Sans CJK SC"/>
-          <w:sz w:val="21"/>
-        </w:rPr>
-        <w:t xml:space="preserve"> 只被校验体积、记录顺序并广播。服务端不模拟 6 款精选游戏的全部合法规则。这是当前产品取舍，不能把客户端签名、token 或双方一致 claim 描述成完全防作弊。</w:t>
-      </w:r>
-    </w:p>
-    <w:p>
-      <w:r>
-        <w:rPr>
-          <w:rFonts w:ascii="Noto Sans CJK SC" w:hAnsi="Noto Sans CJK SC" w:eastAsia="Noto Sans CJK SC"/>
-          <w:sz w:val="21"/>
-        </w:rPr>
-        <w:t xml:space="preserve">服务端权威内容包括账号会话、房间席位、房主、游戏/人数合法范围、一次性 </w:t>
-      </w:r>
-      <w:r>
-        <w:rPr>
-          <w:rFonts w:ascii="DejaVu Sans Mono" w:hAnsi="DejaVu Sans Mono" w:eastAsia="DejaVu Sans Mono"/>
-          <w:color w:val="3C3C3C"/>
-          <w:sz w:val="18"/>
-        </w:rPr>
-        <w:t>matchId</w:t>
-      </w:r>
-      <w:r>
-        <w:rPr>
-          <w:rFonts w:ascii="Noto Sans CJK SC" w:hAnsi="Noto Sans CJK SC" w:eastAsia="Noto Sans CJK SC"/>
-          <w:sz w:val="21"/>
-        </w:rPr>
-        <w:t xml:space="preserve">、有限 </w:t>
-      </w:r>
-      <w:r>
-        <w:rPr>
-          <w:rFonts w:ascii="DejaVu Sans Mono" w:hAnsi="DejaVu Sans Mono" w:eastAsia="DejaVu Sans Mono"/>
-          <w:color w:val="3C3C3C"/>
-          <w:sz w:val="18"/>
-        </w:rPr>
-        <w:t>moveLog</w:t>
-      </w:r>
-      <w:r>
-        <w:rPr>
-          <w:rFonts w:ascii="Noto Sans CJK SC" w:hAnsi="Noto Sans CJK SC" w:eastAsia="Noto Sans CJK SC"/>
-          <w:sz w:val="21"/>
-        </w:rPr>
-        <w:t>、结果共识、档案、</w:t>
-      </w:r>
-      <w:r>
-        <w:rPr>
-          <w:rFonts w:ascii="Segoe UI Symbol" w:hAnsi="Segoe UI Symbol" w:eastAsia="Segoe UI Symbol" w:cs="Segoe UI Symbol"/>
-          <w:color w:val="3C3C3C"/>
-          <w:sz w:val="18"/>
-        </w:rPr>
-        <w:t>💵</w:t>
-      </w:r>
-      <w:r>
-        <w:rPr>
-          <w:rFonts w:ascii="Noto Sans CJK SC" w:hAnsi="Noto Sans CJK SC" w:eastAsia="Noto Sans CJK SC"/>
-          <w:sz w:val="21"/>
-        </w:rPr>
-        <w:t>、XP、局数、owned、价格和持久化写入。</w:t>
-      </w:r>
-    </w:p>
-    <w:p>
-      <w:pPr>
-        <w:pStyle w:val="Heading2"/>
-      </w:pPr>
-      <w:r>
-        <w:t>6.2 房间生命周期</w:t>
-      </w:r>
-    </w:p>
-    <w:p>
-      <w:pPr>
-        <w:spacing w:after="0" w:line="240" w:lineRule="auto"/>
-        <w:ind w:left="259" w:right="115"/>
-        <w:shd w:fill="F4F5F6"/>
-      </w:pPr>
-      <w:r>
-        <w:rPr>
-          <w:rFonts w:ascii="DejaVu Sans Mono" w:hAnsi="DejaVu Sans Mono" w:eastAsia="DejaVu Sans Mono"/>
-          <w:color w:val="282D32"/>
-          <w:sz w:val="16"/>
-        </w:rPr>
-        <w:t>认证 → 创建/加入 → 选择游戏 → 当前人数满足下限 → 开始(matchId)</w:t>
-      </w:r>
-    </w:p>
-    <w:p>
-      <w:pPr>
-        <w:spacing w:after="0" w:line="240" w:lineRule="auto"/>
-        <w:ind w:left="259" w:right="115"/>
-        <w:shd w:fill="F4F5F6"/>
-      </w:pPr>
-      <w:r>
-        <w:rPr>
-          <w:rFonts w:ascii="DejaVu Sans Mono" w:hAnsi="DejaVu Sans Mono" w:eastAsia="DejaVu Sans Mono"/>
-          <w:color w:val="282D32"/>
-          <w:sz w:val="16"/>
-        </w:rPr>
-        <w:t xml:space="preserve">     → move 中继与有限日志 → 完整结果 claim 共识 → 结算</w:t>
-      </w:r>
-    </w:p>
-    <w:p>
-      <w:pPr>
-        <w:spacing w:after="0" w:line="240" w:lineRule="auto"/>
-        <w:ind w:left="259" w:right="115"/>
-        <w:shd w:fill="F4F5F6"/>
-      </w:pPr>
-      <w:r>
-        <w:rPr>
-          <w:rFonts w:ascii="DejaVu Sans Mono" w:hAnsi="DejaVu Sans Mono" w:eastAsia="DejaVu Sans Mono"/>
-          <w:color w:val="282D32"/>
-          <w:sz w:val="16"/>
-        </w:rPr>
-        <w:t xml:space="preserve">     → restart(新 matchId) 或 end_game(原房间换游戏)</w:t>
-      </w:r>
-    </w:p>
-    <w:p>
-      <w:r>
-        <w:rPr>
-          <w:rFonts w:ascii="Noto Sans CJK SC" w:hAnsi="Noto Sans CJK SC" w:eastAsia="Noto Sans CJK SC"/>
-          <w:sz w:val="21"/>
-        </w:rPr>
-        <w:t>房间有内部/可分享的房间码，但公开大厅支持一键加入，保留旧稿“无需手工输入房间码”的低摩擦目标；手动房间码仍作为分享和故障回退入口。</w:t>
-      </w:r>
-    </w:p>
-    <w:p>
-      <w:pPr>
-        <w:pStyle w:val="ListBullet"/>
-      </w:pPr>
-      <w:r>
-        <w:rPr>
-          <w:rFonts w:ascii="Noto Sans CJK SC" w:hAnsi="Noto Sans CJK SC" w:eastAsia="Noto Sans CJK SC"/>
-          <w:sz w:val="20"/>
-        </w:rPr>
-        <w:t>异常掉线：保留席位约 60 秒；客户端指数退避重连，服务端用 token 恢复房间、玩家索引、</w:t>
-      </w:r>
-      <w:r>
-        <w:rPr>
-          <w:rFonts w:ascii="DejaVu Sans Mono" w:hAnsi="DejaVu Sans Mono" w:eastAsia="DejaVu Sans Mono"/>
-          <w:color w:val="3C3C3C"/>
-          <w:sz w:val="18"/>
-        </w:rPr>
-        <w:t>matchId</w:t>
-      </w:r>
-      <w:r>
-        <w:rPr>
-          <w:rFonts w:ascii="Noto Sans CJK SC" w:hAnsi="Noto Sans CJK SC" w:eastAsia="Noto Sans CJK SC"/>
-          <w:sz w:val="20"/>
-        </w:rPr>
-        <w:t xml:space="preserve"> 和有限 </w:t>
-      </w:r>
-      <w:r>
-        <w:rPr>
-          <w:rFonts w:ascii="DejaVu Sans Mono" w:hAnsi="DejaVu Sans Mono" w:eastAsia="DejaVu Sans Mono"/>
-          <w:color w:val="3C3C3C"/>
-          <w:sz w:val="18"/>
-        </w:rPr>
-        <w:t>moveLog</w:t>
-      </w:r>
-      <w:r>
-        <w:rPr>
-          <w:rFonts w:ascii="Noto Sans CJK SC" w:hAnsi="Noto Sans CJK SC" w:eastAsia="Noto Sans CJK SC"/>
-          <w:sz w:val="20"/>
-        </w:rPr>
-        <w:t>。</w:t>
-      </w:r>
-    </w:p>
-    <w:p>
-      <w:pPr>
-        <w:pStyle w:val="ListBullet"/>
-      </w:pPr>
-      <w:r>
-        <w:rPr>
-          <w:rFonts w:ascii="Noto Sans CJK SC" w:hAnsi="Noto Sans CJK SC" w:eastAsia="Noto Sans CJK SC"/>
-          <w:sz w:val="20"/>
-        </w:rPr>
-        <w:t>显式离开：立即释放席位，不进入重连窗口。</w:t>
-      </w:r>
-    </w:p>
-    <w:p>
-      <w:pPr>
-        <w:pStyle w:val="ListBullet"/>
-      </w:pPr>
-      <w:r>
-        <w:rPr>
-          <w:rFonts w:ascii="Noto Sans CJK SC" w:hAnsi="Noto Sans CJK SC" w:eastAsia="Noto Sans CJK SC"/>
-          <w:sz w:val="20"/>
-        </w:rPr>
-        <w:t>心跳：客户端 10 秒 ping；服务端约 40 秒未活动判离线。</w:t>
-      </w:r>
-    </w:p>
-    <w:p>
-      <w:pPr>
-        <w:pStyle w:val="ListBullet"/>
-      </w:pPr>
-      <w:r>
-        <w:rPr>
-          <w:rFonts w:ascii="Noto Sans CJK SC" w:hAnsi="Noto Sans CJK SC" w:eastAsia="Noto Sans CJK SC"/>
-          <w:sz w:val="20"/>
-        </w:rPr>
-        <w:t>moveLog 上限：默认最多 5,000 条或约 4MB，超限时截断；它是断线恢复辅助，不是永久录像。</w:t>
-      </w:r>
-    </w:p>
-    <w:p>
-      <w:pPr>
-        <w:pStyle w:val="ListBullet"/>
-      </w:pPr>
-      <w:r>
-        <w:rPr>
-          <w:rFonts w:ascii="Noto Sans CJK SC" w:hAnsi="Noto Sans CJK SC" w:eastAsia="Noto Sans CJK SC"/>
-          <w:sz w:val="20"/>
-        </w:rPr>
-        <w:t>房主主动离开或异常超时均在仍有真人时转移房主；最后一名真人离开才关闭房间。异常断线窗口内保留真人 Seat，超时后释放并同步 AI controllerUid。</w:t>
+        <w:t>房主离开时可转移房主；房间关闭、同伴离开、重连超时都有独立消息和 UI 状态。</w:t>
       </w:r>
     </w:p>
     <w:p>
@@ -5547,7 +5496,7 @@
                 <w:color w:val="3C3C3C"/>
                 <w:sz w:val="18"/>
               </w:rPr>
-              <w:t>select_game/start/move/restart/end_game</w:t>
+              <w:t>select_game/start/move + Tank/Tetris/clock/auction 专用消息</w:t>
             </w:r>
           </w:p>
         </w:tc>
@@ -5571,7 +5520,7 @@
                 <w:rFonts w:ascii="Noto Sans CJK SC" w:hAnsi="Noto Sans CJK SC" w:eastAsia="Noto Sans CJK SC"/>
                 <w:sz w:val="17"/>
               </w:rPr>
-              <w:t>房主控制与走子中继</w:t>
+              <w:t>房主控制、普通走子中继和共享 Gameplay Authority 输入</w:t>
             </w:r>
           </w:p>
         </w:tc>
@@ -5781,7 +5730,7 @@
                 <w:color w:val="3C3C3C"/>
                 <w:sz w:val="18"/>
               </w:rPr>
-              <w:t>peer_status/rejoined/*expired/host_changed</w:t>
+              <w:t>peer_status/rejoined/*expired/host_changed + authority snapshots</w:t>
             </w:r>
           </w:p>
         </w:tc>
@@ -5805,7 +5754,7 @@
                 <w:rFonts w:ascii="Noto Sans CJK SC" w:hAnsi="Noto Sans CJK SC" w:eastAsia="Noto Sans CJK SC"/>
                 <w:sz w:val="17"/>
               </w:rPr>
-              <w:t>重连、超时与房主转移</w:t>
+              <w:t>重连、超时、房主转移与 Tank/Tetris/棋钟/拍卖权威状态</w:t>
             </w:r>
           </w:p>
         </w:tc>
@@ -5997,7 +5946,43 @@
           <w:rFonts w:ascii="Noto Sans CJK SC" w:hAnsi="Noto Sans CJK SC" w:eastAsia="Noto Sans CJK SC"/>
           <w:sz w:val="20"/>
         </w:rPr>
-        <w:t xml:space="preserve">未配置 Supabase 时，服务端使用 </w:t>
+        <w:t>未配置 Supabase 时，服务端使用 DATA_DIR 下的 JSON（含档案、奖励/经济流水和 AI 学习模型）；DATA_DIR 可指向测试目录或持久磁盘。Render 当前未挂载持久盘，不能把 JSON 回退描述为生产持久化。</w:t>
+      </w:r>
+    </w:p>
+    <w:p>
+      <w:pPr>
+        <w:pStyle w:val="ListBullet"/>
+      </w:pPr>
+      <w:r>
+        <w:rPr>
+          <w:rFonts w:ascii="Noto Sans CJK SC" w:hAnsi="Noto Sans CJK SC" w:eastAsia="Noto Sans CJK SC"/>
+          <w:sz w:val="20"/>
+        </w:rPr>
+        <w:t>配置 SUPABASE_URL 和仅服务端保存的 service_role secret 后，Node 服务通过 REST 读写 profiles/history/reward_history/economy_ledger/analytics_events，并通过 apply_reward_v1、apply_purchase_v1、apply_ai_learning_v1 原子 RPC 写入奖励、购买和 AI 学习模型/经验。</w:t>
+      </w:r>
+    </w:p>
+    <w:p>
+      <w:pPr>
+        <w:pStyle w:val="ListBullet"/>
+      </w:pPr>
+      <w:r>
+        <w:rPr>
+          <w:rFonts w:ascii="Noto Sans CJK SC" w:hAnsi="Noto Sans CJK SC" w:eastAsia="Noto Sans CJK SC"/>
+          <w:sz w:val="20"/>
+        </w:rPr>
+        <w:t>schema 可重复迁移，已对 profiles、history、reward_history、economy_ledger、analytics_events、ai_learning_models、ai_learning_experiences 启用 RLS，并撤销 anon/authenticated 权限；浏览器不得直接读取账号、token 哈希、结算或 AI 学习数据。</w:t>
+      </w:r>
+    </w:p>
+    <w:p>
+      <w:pPr>
+        <w:pStyle w:val="ListBullet"/>
+      </w:pPr>
+      <w:r>
+        <w:rPr>
+          <w:rFonts w:ascii="Noto Sans CJK SC" w:hAnsi="Noto Sans CJK SC" w:eastAsia="Noto Sans CJK SC"/>
+          <w:sz w:val="20"/>
+        </w:rPr>
+        <w:t xml:space="preserve">生产接入顺序：SQL Editor 执行 schema → Render 写环境变量 → </w:t>
       </w:r>
       <w:r>
         <w:rPr>
@@ -6005,14 +5990,26 @@
           <w:color w:val="3C3C3C"/>
           <w:sz w:val="18"/>
         </w:rPr>
-        <w:t>data/leaderboard.json</w:t>
-      </w:r>
-      <w:r>
-        <w:rPr>
-          <w:rFonts w:ascii="Noto Sans CJK SC" w:hAnsi="Noto Sans CJK SC" w:eastAsia="Noto Sans CJK SC"/>
-          <w:sz w:val="20"/>
-        </w:rPr>
-        <w:t>；</w:t>
+        <w:t>scripts/supabase-status.js</w:t>
+      </w:r>
+      <w:r>
+        <w:rPr>
+          <w:rFonts w:ascii="Noto Sans CJK SC" w:hAnsi="Noto Sans CJK SC" w:eastAsia="Noto Sans CJK SC"/>
+          <w:sz w:val="20"/>
+        </w:rPr>
+        <w:t xml:space="preserve"> 验证连通和字段 → 安全/结算回归 → 再切生产流量。</w:t>
+      </w:r>
+    </w:p>
+    <w:p>
+      <w:pPr>
+        <w:pStyle w:val="ListBullet"/>
+      </w:pPr>
+      <w:r>
+        <w:rPr>
+          <w:rFonts w:ascii="Noto Sans CJK SC" w:hAnsi="Noto Sans CJK SC" w:eastAsia="Noto Sans CJK SC"/>
+          <w:sz w:val="20"/>
+        </w:rPr>
+        <w:t xml:space="preserve">当前 </w:t>
       </w:r>
       <w:r>
         <w:rPr>
@@ -6020,57 +6017,40 @@
           <w:color w:val="3C3C3C"/>
           <w:sz w:val="18"/>
         </w:rPr>
-        <w:t>DATA_DIR</w:t>
-      </w:r>
-      <w:r>
-        <w:rPr>
-          <w:rFonts w:ascii="Noto Sans CJK SC" w:hAnsi="Noto Sans CJK SC" w:eastAsia="Noto Sans CJK SC"/>
-          <w:sz w:val="20"/>
-        </w:rPr>
-        <w:t xml:space="preserve"> 可指向测试目录或持久磁盘。</w:t>
-      </w:r>
-    </w:p>
-    <w:p>
-      <w:pPr>
-        <w:pStyle w:val="ListBullet"/>
-      </w:pPr>
-      <w:r>
-        <w:t>配置 SUPABASE_URL 和仅服务端保存的 SUPABASE_SERVICE_ROLE_KEY 后，Node 服务通过 REST/RPC 访问 profiles、history、reward_history、economy_ledger、analytics_events、friend_requests、friendships、blocks 与 reports。</w:t>
-      </w:r>
-    </w:p>
-    <w:p>
-      <w:pPr>
-        <w:pStyle w:val="ListBullet"/>
-      </w:pPr>
-      <w:r>
-        <w:t>schema 可重复执行，9 张表全部启用 RLS 并撤销 anon/authenticated 权限；apply_reward_v1 与 apply_purchase_v1 只授权 service_role。浏览器不得直接读取账号、token 哈希、关系私表或结算数据。</w:t>
-      </w:r>
-    </w:p>
-    <w:p>
-      <w:pPr>
-        <w:pStyle w:val="ListBullet"/>
-      </w:pPr>
-      <w:r>
-        <w:rPr>
-          <w:rFonts w:ascii="Noto Sans CJK SC" w:hAnsi="Noto Sans CJK SC" w:eastAsia="Noto Sans CJK SC"/>
-          <w:sz w:val="20"/>
-        </w:rPr>
-        <w:t xml:space="preserve">生产接入顺序：SQL Editor 执行 schema → Render 写环境变量 → </w:t>
-      </w:r>
+        <w:t>render.yaml</w:t>
+      </w:r>
+      <w:r>
+        <w:rPr>
+          <w:rFonts w:ascii="Noto Sans CJK SC" w:hAnsi="Noto Sans CJK SC" w:eastAsia="Noto Sans CJK SC"/>
+          <w:sz w:val="20"/>
+        </w:rPr>
+        <w:t xml:space="preserve"> 未挂载持久磁盘，因此无 Supabase 时 JSON 回退在服务重启/重建后仍有丢失风险；不能把回退方案描述为生产持久化已完成。</w:t>
+      </w:r>
+    </w:p>
+    <w:p>
+      <w:pPr>
+        <w:pStyle w:val="Heading2"/>
+      </w:pPr>
+      <w:r>
+        <w:t>7.2 历史流水</w:t>
+      </w:r>
+    </w:p>
+    <w:p>
       <w:r>
         <w:rPr>
           <w:rFonts w:ascii="DejaVu Sans Mono" w:hAnsi="DejaVu Sans Mono" w:eastAsia="DejaVu Sans Mono"/>
           <w:color w:val="3C3C3C"/>
           <w:sz w:val="18"/>
         </w:rPr>
-        <w:t>scripts/supabase-status.js</w:t>
-      </w:r>
-      <w:r>
-        <w:rPr>
-          <w:rFonts w:ascii="Noto Sans CJK SC" w:hAnsi="Noto Sans CJK SC" w:eastAsia="Noto Sans CJK SC"/>
-          <w:sz w:val="20"/>
-        </w:rPr>
-        <w:t xml:space="preserve"> 验证连通和字段 → 安全/结算回归 → 再切生产流量。</w:t>
+        <w:t>history 是“每位参与者的结算流水”：同一联机 match_id 会按参与者写多行；人机一局写一行。result_id 用于幂等去重，并非一场联机只允许一行。</w:t>
+      </w:r>
+    </w:p>
+    <w:p>
+      <w:pPr>
+        <w:pStyle w:val="Heading2"/>
+      </w:pPr>
+      <w:r>
+        <w:t>7.3 安全要求</w:t>
       </w:r>
     </w:p>
     <w:p>
@@ -6082,22 +6062,88 @@
           <w:rFonts w:ascii="Noto Sans CJK SC" w:hAnsi="Noto Sans CJK SC" w:eastAsia="Noto Sans CJK SC"/>
           <w:sz w:val="20"/>
         </w:rPr>
-        <w:t xml:space="preserve">当前 </w:t>
-      </w:r>
+        <w:t>所有密钥只在服务端环境变量；运维脚本不得回显原始 API 响应或 secret。</w:t>
+      </w:r>
+    </w:p>
+    <w:p>
+      <w:pPr>
+        <w:pStyle w:val="ListBullet"/>
+      </w:pPr>
+      <w:r>
+        <w:rPr>
+          <w:rFonts w:ascii="Noto Sans CJK SC" w:hAnsi="Noto Sans CJK SC" w:eastAsia="Noto Sans CJK SC"/>
+          <w:sz w:val="20"/>
+        </w:rPr>
+        <w:t>WebSocket 连接需要服务端 session token；uid、nickname、device fingerprint 均不可独立当凭证。</w:t>
+      </w:r>
+    </w:p>
+    <w:p>
+      <w:pPr>
+        <w:pStyle w:val="ListBullet"/>
+      </w:pPr>
+      <w:r>
+        <w:rPr>
+          <w:rFonts w:ascii="Noto Sans CJK SC" w:hAnsi="Noto Sans CJK SC" w:eastAsia="Noto Sans CJK SC"/>
+          <w:sz w:val="20"/>
+        </w:rPr>
+        <w:t>PIN 登录要保留 scrypt 慢哈希、旧哈希迁移、注册频率限制、失败退避、恒定时间比较和 token 撤销；session token 默认 30 天、每用户最多保留 5 个哈希记录。</w:t>
+      </w:r>
+    </w:p>
+    <w:p>
+      <w:pPr>
+        <w:pStyle w:val="ListBullet"/>
+      </w:pPr>
       <w:r>
         <w:rPr>
           <w:rFonts w:ascii="DejaVu Sans Mono" w:hAnsi="DejaVu Sans Mono" w:eastAsia="DejaVu Sans Mono"/>
           <w:color w:val="3C3C3C"/>
           <w:sz w:val="18"/>
         </w:rPr>
-        <w:t>render.yaml</w:t>
-      </w:r>
-      <w:r>
-        <w:rPr>
-          <w:rFonts w:ascii="Noto Sans CJK SC" w:hAnsi="Noto Sans CJK SC" w:eastAsia="Noto Sans CJK SC"/>
-          <w:sz w:val="20"/>
-        </w:rPr>
-        <w:t xml:space="preserve"> 未挂载持久磁盘，因此无 Supabase 时 JSON 回退在服务重启/重建后仍有丢失风险；不能把回退方案描述为生产持久化已完成。</w:t>
+        <w:t>/api/ai 保留 Origin 白名单、Bearer token、32KB 请求体上限、合法游戏/选项/候选特征检查、并发与速率限制；模型只能在本地强策略筛出的近优带内裁决。</w:t>
+      </w:r>
+    </w:p>
+    <w:p>
+      <w:pPr>
+        <w:pStyle w:val="ListBullet"/>
+      </w:pPr>
+      <w:r>
+        <w:rPr>
+          <w:rFonts w:ascii="Noto Sans CJK SC" w:hAnsi="Noto Sans CJK SC" w:eastAsia="Noto Sans CJK SC"/>
+          <w:sz w:val="20"/>
+        </w:rPr>
+        <w:t>WebSocket 保留约 64KB 帧限制、10 秒 200 条消息频控；单条 move payload 上限约 16KB。</w:t>
+      </w:r>
+    </w:p>
+    <w:p>
+      <w:pPr>
+        <w:pStyle w:val="ListBullet"/>
+      </w:pPr>
+      <w:r>
+        <w:rPr>
+          <w:rFonts w:ascii="Noto Sans CJK SC" w:hAnsi="Noto Sans CJK SC" w:eastAsia="Noto Sans CJK SC"/>
+          <w:sz w:val="20"/>
+        </w:rPr>
+        <w:t>profile 不得写权威字段；purchase 必须验证商品、价格、余额、owned 和 requestId；result 必须验证模式、ID、房间和共识。</w:t>
+      </w:r>
+    </w:p>
+    <w:p>
+      <w:pPr>
+        <w:pStyle w:val="ListBullet"/>
+      </w:pPr>
+      <w:r>
+        <w:rPr>
+          <w:rFonts w:ascii="Noto Sans CJK SC" w:hAnsi="Noto Sans CJK SC" w:eastAsia="Noto Sans CJK SC"/>
+          <w:sz w:val="20"/>
+        </w:rPr>
+        <w:t>普通回合制中继仍不能阻止双方串通提交一致的伪造走法；Tank 已具备服务端权威模拟，Tetris 目前是 Battle Coordination Authority，付费/竞技赛事仍需更高等级规则验证和完整回放审计。</w:t>
+      </w:r>
+    </w:p>
+    <w:p>
+      <w:pPr>
+        <w:pStyle w:val="Heading1"/>
+      </w:pPr>
+      <w:r>
+        <w:t>8. 设计系统、i18n、无障碍与 Game Feel</w:t>
       </w:r>
     </w:p>
     <w:p>
@@ -6105,24 +6151,58 @@
         <w:pStyle w:val="Heading2"/>
       </w:pPr>
       <w:r>
-        <w:t>7.2 历史流水</w:t>
-      </w:r>
-    </w:p>
-    <w:p>
+        <w:t>8.1 Design System</w:t>
+      </w:r>
+    </w:p>
+    <w:p>
+      <w:pPr>
+        <w:pStyle w:val="ListBullet"/>
+      </w:pPr>
+      <w:r>
+        <w:rPr>
+          <w:rFonts w:ascii="Noto Sans CJK SC" w:hAnsi="Noto Sans CJK SC" w:eastAsia="Noto Sans CJK SC"/>
+          <w:sz w:val="20"/>
+        </w:rPr>
+        <w:t xml:space="preserve">间距使用 4px 刻度，并提供语义化 </w:t>
+      </w:r>
       <w:r>
         <w:rPr>
           <w:rFonts w:ascii="DejaVu Sans Mono" w:hAnsi="DejaVu Sans Mono" w:eastAsia="DejaVu Sans Mono"/>
           <w:color w:val="3C3C3C"/>
           <w:sz w:val="18"/>
         </w:rPr>
-        <w:t>history</w:t>
-      </w:r>
-      <w:r>
-        <w:rPr>
-          <w:rFonts w:ascii="Noto Sans CJK SC" w:hAnsi="Noto Sans CJK SC" w:eastAsia="Noto Sans CJK SC"/>
-          <w:sz w:val="21"/>
-        </w:rPr>
-        <w:t xml:space="preserve"> 是“每位参与者的结算流水”：同一联机 </w:t>
+        <w:t>sp-*</w:t>
+      </w:r>
+      <w:r>
+        <w:rPr>
+          <w:rFonts w:ascii="Noto Sans CJK SC" w:hAnsi="Noto Sans CJK SC" w:eastAsia="Noto Sans CJK SC"/>
+          <w:sz w:val="20"/>
+        </w:rPr>
+        <w:t xml:space="preserve"> 令牌；旧稿 8pt 网格的“避免任意值”原则保留，由更细的 4px 刻度替代。</w:t>
+      </w:r>
+    </w:p>
+    <w:p>
+      <w:pPr>
+        <w:pStyle w:val="ListBullet"/>
+      </w:pPr>
+      <w:r>
+        <w:rPr>
+          <w:rFonts w:ascii="Noto Sans CJK SC" w:hAnsi="Noto Sans CJK SC" w:eastAsia="Noto Sans CJK SC"/>
+          <w:sz w:val="20"/>
+        </w:rPr>
+        <w:t>令牌覆盖排版、颜色、Motion、Elevation、Icon、Glass、圆角、阴影和组件状态。</w:t>
+      </w:r>
+    </w:p>
+    <w:p>
+      <w:pPr>
+        <w:pStyle w:val="ListBullet"/>
+      </w:pPr>
+      <w:r>
+        <w:rPr>
+          <w:rFonts w:ascii="Noto Sans CJK SC" w:hAnsi="Noto Sans CJK SC" w:eastAsia="Noto Sans CJK SC"/>
+          <w:sz w:val="20"/>
+        </w:rPr>
+        <w:t xml:space="preserve">六主题通过 </w:t>
       </w:r>
       <w:r>
         <w:rPr>
@@ -6130,14 +6210,14 @@
           <w:color w:val="3C3C3C"/>
           <w:sz w:val="18"/>
         </w:rPr>
-        <w:t>match_id</w:t>
-      </w:r>
-      <w:r>
-        <w:rPr>
-          <w:rFonts w:ascii="Noto Sans CJK SC" w:hAnsi="Noto Sans CJK SC" w:eastAsia="Noto Sans CJK SC"/>
-          <w:sz w:val="21"/>
-        </w:rPr>
-        <w:t xml:space="preserve"> 会按参与者写多行；单机一局写一行。</w:t>
+        <w:t>html[data-theme]</w:t>
+      </w:r>
+      <w:r>
+        <w:rPr>
+          <w:rFonts w:ascii="Noto Sans CJK SC" w:hAnsi="Noto Sans CJK SC" w:eastAsia="Noto Sans CJK SC"/>
+          <w:sz w:val="20"/>
+        </w:rPr>
+        <w:t xml:space="preserve"> 和 CSS 变量切换；主题持久化在 </w:t>
       </w:r>
       <w:r>
         <w:rPr>
@@ -6145,14 +6225,26 @@
           <w:color w:val="3C3C3C"/>
           <w:sz w:val="18"/>
         </w:rPr>
-        <w:t>result_id</w:t>
-      </w:r>
-      <w:r>
-        <w:rPr>
-          <w:rFonts w:ascii="Noto Sans CJK SC" w:hAnsi="Noto Sans CJK SC" w:eastAsia="Noto Sans CJK SC"/>
-          <w:sz w:val="21"/>
-        </w:rPr>
-        <w:t xml:space="preserve"> 用于幂等去重，并非一场联机只允许一行。</w:t>
+        <w:t>mg_theme</w:t>
+      </w:r>
+      <w:r>
+        <w:rPr>
+          <w:rFonts w:ascii="Noto Sans CJK SC" w:hAnsi="Noto Sans CJK SC" w:eastAsia="Noto Sans CJK SC"/>
+          <w:sz w:val="20"/>
+        </w:rPr>
+        <w:t>。</w:t>
+      </w:r>
+    </w:p>
+    <w:p>
+      <w:pPr>
+        <w:pStyle w:val="ListBullet"/>
+      </w:pPr>
+      <w:r>
+        <w:rPr>
+          <w:rFonts w:ascii="Noto Sans CJK SC" w:hAnsi="Noto Sans CJK SC" w:eastAsia="Noto Sans CJK SC"/>
+          <w:sz w:val="20"/>
+        </w:rPr>
+        <w:t>关键组件统一：按钮、卡片、输入、Modal、Toast、玩家卡、排行榜、棋盘、骰子、倒计时、结算页。</w:t>
       </w:r>
     </w:p>
     <w:p>
@@ -6160,7 +6252,7 @@
         <w:pStyle w:val="Heading2"/>
       </w:pPr>
       <w:r>
-        <w:t>7.3 安全要求</w:t>
+        <w:t>8.2 国际化</w:t>
       </w:r>
     </w:p>
     <w:p>
@@ -6172,115 +6264,22 @@
           <w:rFonts w:ascii="Noto Sans CJK SC" w:hAnsi="Noto Sans CJK SC" w:eastAsia="Noto Sans CJK SC"/>
           <w:sz w:val="20"/>
         </w:rPr>
-        <w:t>所有密钥只在服务端环境变量；运维脚本不得回显原始 API 响应或 secret。</w:t>
-      </w:r>
-    </w:p>
-    <w:p>
-      <w:pPr>
-        <w:pStyle w:val="ListBullet"/>
-      </w:pPr>
-      <w:r>
-        <w:rPr>
-          <w:rFonts w:ascii="Noto Sans CJK SC" w:hAnsi="Noto Sans CJK SC" w:eastAsia="Noto Sans CJK SC"/>
-          <w:sz w:val="20"/>
-        </w:rPr>
-        <w:t>WebSocket 连接需要服务端 session token；uid、nickname、device fingerprint 均不可独立当凭证。</w:t>
-      </w:r>
-    </w:p>
-    <w:p>
-      <w:pPr>
-        <w:pStyle w:val="ListBullet"/>
-      </w:pPr>
-      <w:r>
-        <w:rPr>
-          <w:rFonts w:ascii="Noto Sans CJK SC" w:hAnsi="Noto Sans CJK SC" w:eastAsia="Noto Sans CJK SC"/>
-          <w:sz w:val="20"/>
-        </w:rPr>
-        <w:t>PIN 登录要保留 scrypt 慢哈希、旧哈希迁移、注册频率限制、失败退避、恒定时间比较和 token 撤销；session token 默认 30 天、每用户最多保留 5 个哈希记录。</w:t>
-      </w:r>
-    </w:p>
-    <w:p>
-      <w:pPr>
-        <w:pStyle w:val="ListBullet"/>
-      </w:pPr>
+        <w:t>三个 locale：</w:t>
+      </w:r>
       <w:r>
         <w:rPr>
           <w:rFonts w:ascii="DejaVu Sans Mono" w:hAnsi="DejaVu Sans Mono" w:eastAsia="DejaVu Sans Mono"/>
           <w:color w:val="3C3C3C"/>
           <w:sz w:val="18"/>
         </w:rPr>
-        <w:t>/api/ai</w:t>
-      </w:r>
-      <w:r>
-        <w:rPr>
-          <w:rFonts w:ascii="Noto Sans CJK SC" w:hAnsi="Noto Sans CJK SC" w:eastAsia="Noto Sans CJK SC"/>
-          <w:sz w:val="20"/>
-        </w:rPr>
-        <w:t xml:space="preserve"> 保留 Origin 白名单、Bearer token、32KB 请求体上限、合法游戏/选项检查、并发与速率限制。</w:t>
-      </w:r>
-    </w:p>
-    <w:p>
-      <w:pPr>
-        <w:pStyle w:val="ListBullet"/>
-      </w:pPr>
-      <w:r>
-        <w:rPr>
-          <w:rFonts w:ascii="Noto Sans CJK SC" w:hAnsi="Noto Sans CJK SC" w:eastAsia="Noto Sans CJK SC"/>
-          <w:sz w:val="20"/>
-        </w:rPr>
-        <w:t>WebSocket 保留约 64KB 帧限制、10 秒 200 条消息频控；单条 move payload 上限约 16KB。</w:t>
-      </w:r>
-    </w:p>
-    <w:p>
-      <w:pPr>
-        <w:pStyle w:val="ListBullet"/>
-      </w:pPr>
-      <w:r>
-        <w:rPr>
-          <w:rFonts w:ascii="Noto Sans CJK SC" w:hAnsi="Noto Sans CJK SC" w:eastAsia="Noto Sans CJK SC"/>
-          <w:sz w:val="20"/>
-        </w:rPr>
-        <w:t>profile 不得写权威字段；purchase 必须验证商品、价格、余额、owned 和 requestId；result 必须验证模式、ID、房间和共识。</w:t>
-      </w:r>
-    </w:p>
-    <w:p>
-      <w:pPr>
-        <w:pStyle w:val="ListBullet"/>
-      </w:pPr>
-      <w:r>
-        <w:rPr>
-          <w:rFonts w:ascii="Noto Sans CJK SC" w:hAnsi="Noto Sans CJK SC" w:eastAsia="Noto Sans CJK SC"/>
-          <w:sz w:val="20"/>
-        </w:rPr>
-        <w:t>现有中继不能阻止恶意客户端串通提交一致的伪造走法。若进入竞技/付费赛事，需要服务端规则权威模拟或可验证事件日志。</w:t>
-      </w:r>
-    </w:p>
-    <w:p>
-      <w:pPr>
-        <w:pStyle w:val="Heading1"/>
-      </w:pPr>
-      <w:r>
-        <w:t>8. 设计系统、i18n、无障碍与 Game Feel</w:t>
-      </w:r>
-    </w:p>
-    <w:p>
-      <w:pPr>
-        <w:pStyle w:val="Heading2"/>
-      </w:pPr>
-      <w:r>
-        <w:t>8.1 Design System</w:t>
-      </w:r>
-    </w:p>
-    <w:p>
-      <w:pPr>
-        <w:pStyle w:val="ListBullet"/>
-      </w:pPr>
-      <w:r>
-        <w:rPr>
-          <w:rFonts w:ascii="Noto Sans CJK SC" w:hAnsi="Noto Sans CJK SC" w:eastAsia="Noto Sans CJK SC"/>
-          <w:sz w:val="20"/>
-        </w:rPr>
-        <w:t xml:space="preserve">间距使用 4px 刻度，并提供语义化 </w:t>
+        <w:t>zh-CN</w:t>
+      </w:r>
+      <w:r>
+        <w:rPr>
+          <w:rFonts w:ascii="Noto Sans CJK SC" w:hAnsi="Noto Sans CJK SC" w:eastAsia="Noto Sans CJK SC"/>
+          <w:sz w:val="20"/>
+        </w:rPr>
+        <w:t>、</w:t>
       </w:r>
       <w:r>
         <w:rPr>
@@ -6288,38 +6287,14 @@
           <w:color w:val="3C3C3C"/>
           <w:sz w:val="18"/>
         </w:rPr>
-        <w:t>sp-*</w:t>
-      </w:r>
-      <w:r>
-        <w:rPr>
-          <w:rFonts w:ascii="Noto Sans CJK SC" w:hAnsi="Noto Sans CJK SC" w:eastAsia="Noto Sans CJK SC"/>
-          <w:sz w:val="20"/>
-        </w:rPr>
-        <w:t xml:space="preserve"> 令牌；旧稿 8pt 网格的“避免任意值”原则保留，由更细的 4px 刻度替代。</w:t>
-      </w:r>
-    </w:p>
-    <w:p>
-      <w:pPr>
-        <w:pStyle w:val="ListBullet"/>
-      </w:pPr>
-      <w:r>
-        <w:rPr>
-          <w:rFonts w:ascii="Noto Sans CJK SC" w:hAnsi="Noto Sans CJK SC" w:eastAsia="Noto Sans CJK SC"/>
-          <w:sz w:val="20"/>
-        </w:rPr>
-        <w:t>令牌覆盖排版、颜色、Motion、Elevation、Icon、Glass、圆角、阴影和组件状态。</w:t>
-      </w:r>
-    </w:p>
-    <w:p>
-      <w:pPr>
-        <w:pStyle w:val="ListBullet"/>
-      </w:pPr>
-      <w:r>
-        <w:rPr>
-          <w:rFonts w:ascii="Noto Sans CJK SC" w:hAnsi="Noto Sans CJK SC" w:eastAsia="Noto Sans CJK SC"/>
-          <w:sz w:val="20"/>
-        </w:rPr>
-        <w:t xml:space="preserve">六主题通过 </w:t>
+        <w:t>en-US</w:t>
+      </w:r>
+      <w:r>
+        <w:rPr>
+          <w:rFonts w:ascii="Noto Sans CJK SC" w:hAnsi="Noto Sans CJK SC" w:eastAsia="Noto Sans CJK SC"/>
+          <w:sz w:val="20"/>
+        </w:rPr>
+        <w:t>、</w:t>
       </w:r>
       <w:r>
         <w:rPr>
@@ -6327,14 +6302,26 @@
           <w:color w:val="3C3C3C"/>
           <w:sz w:val="18"/>
         </w:rPr>
-        <w:t>html[data-theme]</w:t>
-      </w:r>
-      <w:r>
-        <w:rPr>
-          <w:rFonts w:ascii="Noto Sans CJK SC" w:hAnsi="Noto Sans CJK SC" w:eastAsia="Noto Sans CJK SC"/>
-          <w:sz w:val="20"/>
-        </w:rPr>
-        <w:t xml:space="preserve"> 和 CSS 变量切换；主题持久化在 </w:t>
+        <w:t>uk-UA</w:t>
+      </w:r>
+      <w:r>
+        <w:rPr>
+          <w:rFonts w:ascii="Noto Sans CJK SC" w:hAnsi="Noto Sans CJK SC" w:eastAsia="Noto Sans CJK SC"/>
+          <w:sz w:val="20"/>
+        </w:rPr>
+        <w:t>。</w:t>
+      </w:r>
+    </w:p>
+    <w:p>
+      <w:pPr>
+        <w:pStyle w:val="ListBullet"/>
+      </w:pPr>
+      <w:r>
+        <w:rPr>
+          <w:rFonts w:ascii="Noto Sans CJK SC" w:hAnsi="Noto Sans CJK SC" w:eastAsia="Noto Sans CJK SC"/>
+          <w:sz w:val="20"/>
+        </w:rPr>
+        <w:t xml:space="preserve">通过 </w:t>
       </w:r>
       <w:r>
         <w:rPr>
@@ -6342,46 +6329,14 @@
           <w:color w:val="3C3C3C"/>
           <w:sz w:val="18"/>
         </w:rPr>
-        <w:t>mg_theme</w:t>
-      </w:r>
-      <w:r>
-        <w:rPr>
-          <w:rFonts w:ascii="Noto Sans CJK SC" w:hAnsi="Noto Sans CJK SC" w:eastAsia="Noto Sans CJK SC"/>
-          <w:sz w:val="20"/>
-        </w:rPr>
-        <w:t>。</w:t>
-      </w:r>
-    </w:p>
-    <w:p>
-      <w:pPr>
-        <w:pStyle w:val="ListBullet"/>
-      </w:pPr>
-      <w:r>
-        <w:rPr>
-          <w:rFonts w:ascii="Noto Sans CJK SC" w:hAnsi="Noto Sans CJK SC" w:eastAsia="Noto Sans CJK SC"/>
-          <w:sz w:val="20"/>
-        </w:rPr>
-        <w:t>关键组件统一：按钮、卡片、输入、Modal、Toast、玩家卡、排行榜、棋盘、骰子、倒计时、结算页。</w:t>
-      </w:r>
-    </w:p>
-    <w:p>
-      <w:pPr>
-        <w:pStyle w:val="Heading2"/>
-      </w:pPr>
-      <w:r>
-        <w:t>8.2 国际化</w:t>
-      </w:r>
-    </w:p>
-    <w:p>
-      <w:pPr>
-        <w:pStyle w:val="ListBullet"/>
-      </w:pPr>
-      <w:r>
-        <w:rPr>
-          <w:rFonts w:ascii="Noto Sans CJK SC" w:hAnsi="Noto Sans CJK SC" w:eastAsia="Noto Sans CJK SC"/>
-          <w:sz w:val="20"/>
-        </w:rPr>
-        <w:t>三个 locale：</w:t>
+        <w:t>t(key)</w:t>
+      </w:r>
+      <w:r>
+        <w:rPr>
+          <w:rFonts w:ascii="Noto Sans CJK SC" w:hAnsi="Noto Sans CJK SC" w:eastAsia="Noto Sans CJK SC"/>
+          <w:sz w:val="20"/>
+        </w:rPr>
+        <w:t>、</w:t>
       </w:r>
       <w:r>
         <w:rPr>
@@ -6389,14 +6344,14 @@
           <w:color w:val="3C3C3C"/>
           <w:sz w:val="18"/>
         </w:rPr>
-        <w:t>zh-CN</w:t>
-      </w:r>
-      <w:r>
-        <w:rPr>
-          <w:rFonts w:ascii="Noto Sans CJK SC" w:hAnsi="Noto Sans CJK SC" w:eastAsia="Noto Sans CJK SC"/>
-          <w:sz w:val="20"/>
-        </w:rPr>
-        <w:t>、</w:t>
+        <w:t>setLanguage(lang)</w:t>
+      </w:r>
+      <w:r>
+        <w:rPr>
+          <w:rFonts w:ascii="Noto Sans CJK SC" w:hAnsi="Noto Sans CJK SC" w:eastAsia="Noto Sans CJK SC"/>
+          <w:sz w:val="20"/>
+        </w:rPr>
+        <w:t xml:space="preserve"> 和 </w:t>
       </w:r>
       <w:r>
         <w:rPr>
@@ -6404,14 +6359,14 @@
           <w:color w:val="3C3C3C"/>
           <w:sz w:val="18"/>
         </w:rPr>
-        <w:t>en-US</w:t>
-      </w:r>
-      <w:r>
-        <w:rPr>
-          <w:rFonts w:ascii="Noto Sans CJK SC" w:hAnsi="Noto Sans CJK SC" w:eastAsia="Noto Sans CJK SC"/>
-          <w:sz w:val="20"/>
-        </w:rPr>
-        <w:t>、</w:t>
+        <w:t>applyI18n()</w:t>
+      </w:r>
+      <w:r>
+        <w:rPr>
+          <w:rFonts w:ascii="Noto Sans CJK SC" w:hAnsi="Noto Sans CJK SC" w:eastAsia="Noto Sans CJK SC"/>
+          <w:sz w:val="20"/>
+        </w:rPr>
+        <w:t xml:space="preserve"> 应用；语言存储在 </w:t>
       </w:r>
       <w:r>
         <w:rPr>
@@ -6419,14 +6374,14 @@
           <w:color w:val="3C3C3C"/>
           <w:sz w:val="18"/>
         </w:rPr>
-        <w:t>uk-UA</w:t>
-      </w:r>
-      <w:r>
-        <w:rPr>
-          <w:rFonts w:ascii="Noto Sans CJK SC" w:hAnsi="Noto Sans CJK SC" w:eastAsia="Noto Sans CJK SC"/>
-          <w:sz w:val="20"/>
-        </w:rPr>
-        <w:t>。</w:t>
+        <w:t>mg_lang</w:t>
+      </w:r>
+      <w:r>
+        <w:rPr>
+          <w:rFonts w:ascii="Noto Sans CJK SC" w:hAnsi="Noto Sans CJK SC" w:eastAsia="Noto Sans CJK SC"/>
+          <w:sz w:val="20"/>
+        </w:rPr>
+        <w:t xml:space="preserve"> 并同步 profile.lang。</w:t>
       </w:r>
     </w:p>
     <w:p>
@@ -6438,7 +6393,19 @@
           <w:rFonts w:ascii="Noto Sans CJK SC" w:hAnsi="Noto Sans CJK SC" w:eastAsia="Noto Sans CJK SC"/>
           <w:sz w:val="20"/>
         </w:rPr>
-        <w:t xml:space="preserve">通过 </w:t>
+        <w:t>当前已完成平台主框架和核心页面三语切换，但游戏规则/状态、Toast、AI persona 和部分社交卡片仍有硬编码中文；“全量三语”是持续迁移项，不得把 locale 文件存在等同于全部文案已覆盖。</w:t>
+      </w:r>
+    </w:p>
+    <w:p>
+      <w:pPr>
+        <w:pStyle w:val="ListBullet"/>
+      </w:pPr>
+      <w:r>
+        <w:rPr>
+          <w:rFonts w:ascii="Noto Sans CJK SC" w:hAnsi="Noto Sans CJK SC" w:eastAsia="Noto Sans CJK SC"/>
+          <w:sz w:val="20"/>
+        </w:rPr>
+        <w:t xml:space="preserve">新 UI 文本禁止继续硬编码，应使用 </w:t>
       </w:r>
       <w:r>
         <w:rPr>
@@ -6446,14 +6413,14 @@
           <w:color w:val="3C3C3C"/>
           <w:sz w:val="18"/>
         </w:rPr>
-        <w:t>t(key)</w:t>
-      </w:r>
-      <w:r>
-        <w:rPr>
-          <w:rFonts w:ascii="Noto Sans CJK SC" w:hAnsi="Noto Sans CJK SC" w:eastAsia="Noto Sans CJK SC"/>
-          <w:sz w:val="20"/>
-        </w:rPr>
-        <w:t>、</w:t>
+        <w:t>data-i18n</w:t>
+      </w:r>
+      <w:r>
+        <w:rPr>
+          <w:rFonts w:ascii="Noto Sans CJK SC" w:hAnsi="Noto Sans CJK SC" w:eastAsia="Noto Sans CJK SC"/>
+          <w:sz w:val="20"/>
+        </w:rPr>
+        <w:t xml:space="preserve"> 或 </w:t>
       </w:r>
       <w:r>
         <w:rPr>
@@ -6461,44 +6428,78 @@
           <w:color w:val="3C3C3C"/>
           <w:sz w:val="18"/>
         </w:rPr>
-        <w:t>setLanguage(lang)</w:t>
-      </w:r>
-      <w:r>
-        <w:rPr>
-          <w:rFonts w:ascii="Noto Sans CJK SC" w:hAnsi="Noto Sans CJK SC" w:eastAsia="Noto Sans CJK SC"/>
-          <w:sz w:val="20"/>
-        </w:rPr>
-        <w:t xml:space="preserve"> 和 </w:t>
-      </w:r>
+        <w:t>t()</w:t>
+      </w:r>
+      <w:r>
+        <w:rPr>
+          <w:rFonts w:ascii="Noto Sans CJK SC" w:hAnsi="Noto Sans CJK SC" w:eastAsia="Noto Sans CJK SC"/>
+          <w:sz w:val="20"/>
+        </w:rPr>
+        <w:t>；协议错误码优先结构化，再在客户端翻译。发布前扫描源码中的用户可见中文并补三语键。</w:t>
+      </w:r>
+    </w:p>
+    <w:p>
+      <w:pPr>
+        <w:pStyle w:val="ListBullet"/>
+      </w:pPr>
+      <w:r>
+        <w:rPr>
+          <w:rFonts w:ascii="Noto Sans CJK SC" w:hAnsi="Noto Sans CJK SC" w:eastAsia="Noto Sans CJK SC"/>
+          <w:sz w:val="20"/>
+        </w:rPr>
+        <w:t>语言旗帜在昵称、档案、排行榜、玩家列表、房间等位置实时显示。</w:t>
+      </w:r>
+    </w:p>
+    <w:p>
+      <w:pPr>
+        <w:pStyle w:val="Heading2"/>
+      </w:pPr>
+      <w:r>
+        <w:t>8.3 无障碍</w:t>
+      </w:r>
+    </w:p>
+    <w:p>
+      <w:pPr>
+        <w:pStyle w:val="ListBullet"/>
+      </w:pPr>
+      <w:r>
+        <w:rPr>
+          <w:rFonts w:ascii="Noto Sans CJK SC" w:hAnsi="Noto Sans CJK SC" w:eastAsia="Noto Sans CJK SC"/>
+          <w:sz w:val="20"/>
+        </w:rPr>
+        <w:t>键盘可达、清晰焦点环、交互目标至少 44×44px；辅助字号不低于 11px。</w:t>
+      </w:r>
+    </w:p>
+    <w:p>
+      <w:pPr>
+        <w:pStyle w:val="ListBullet"/>
+      </w:pPr>
+      <w:r>
+        <w:rPr>
+          <w:rFonts w:ascii="Noto Sans CJK SC" w:hAnsi="Noto Sans CJK SC" w:eastAsia="Noto Sans CJK SC"/>
+          <w:sz w:val="20"/>
+        </w:rPr>
+        <w:t>色彩不能是唯一状态信号；棋子、选中、胜负和在线状态必须同时有轮廓/形状/文字。</w:t>
+      </w:r>
+    </w:p>
+    <w:p>
+      <w:pPr>
+        <w:pStyle w:val="ListBullet"/>
+      </w:pPr>
       <w:r>
         <w:rPr>
           <w:rFonts w:ascii="DejaVu Sans Mono" w:hAnsi="DejaVu Sans Mono" w:eastAsia="DejaVu Sans Mono"/>
           <w:color w:val="3C3C3C"/>
           <w:sz w:val="18"/>
         </w:rPr>
-        <w:t>applyI18n()</w:t>
-      </w:r>
-      <w:r>
-        <w:rPr>
-          <w:rFonts w:ascii="Noto Sans CJK SC" w:hAnsi="Noto Sans CJK SC" w:eastAsia="Noto Sans CJK SC"/>
-          <w:sz w:val="20"/>
-        </w:rPr>
-        <w:t xml:space="preserve"> 应用；语言存储在 </w:t>
-      </w:r>
-      <w:r>
-        <w:rPr>
-          <w:rFonts w:ascii="DejaVu Sans Mono" w:hAnsi="DejaVu Sans Mono" w:eastAsia="DejaVu Sans Mono"/>
-          <w:color w:val="3C3C3C"/>
-          <w:sz w:val="18"/>
-        </w:rPr>
-        <w:t>mg_lang</w:t>
-      </w:r>
-      <w:r>
-        <w:rPr>
-          <w:rFonts w:ascii="Noto Sans CJK SC" w:hAnsi="Noto Sans CJK SC" w:eastAsia="Noto Sans CJK SC"/>
-          <w:sz w:val="20"/>
-        </w:rPr>
-        <w:t xml:space="preserve"> 并同步 profile.lang。</w:t>
+        <w:t>prefers-reduced-motion</w:t>
+      </w:r>
+      <w:r>
+        <w:rPr>
+          <w:rFonts w:ascii="Noto Sans CJK SC" w:hAnsi="Noto Sans CJK SC" w:eastAsia="Noto Sans CJK SC"/>
+          <w:sz w:val="20"/>
+        </w:rPr>
+        <w:t xml:space="preserve"> 降低位移、闪烁、粒子和循环动画；不删除必要状态变化。</w:t>
       </w:r>
     </w:p>
     <w:p>
@@ -6506,7 +6507,19 @@
         <w:pStyle w:val="ListBullet"/>
       </w:pPr>
       <w:r>
-        <w:t>平台主框架、Premium Background 与 Social Graph 核心操作/举报/Presence 文案已补齐 zh-CN、en-US、uk-UA；部分游戏规则、旧 Toast 和 AI persona 仍是持续迁移项，不得把 locale 文件存在等同于全部文案已覆盖。</w:t>
+        <w:rPr>
+          <w:rFonts w:ascii="Noto Sans CJK SC" w:hAnsi="Noto Sans CJK SC" w:eastAsia="Noto Sans CJK SC"/>
+          <w:sz w:val="20"/>
+        </w:rPr>
+        <w:t>图标按钮提供 aria-label/tooltip；游戏棋盘为屏幕阅读器提供回合、合法动作和结果状态。</w:t>
+      </w:r>
+    </w:p>
+    <w:p>
+      <w:pPr>
+        <w:pStyle w:val="Heading2"/>
+      </w:pPr>
+      <w:r>
+        <w:t>8.4 Game Feel 规范（旧需求已落地并继续保留）</w:t>
       </w:r>
     </w:p>
     <w:p>
@@ -6518,37 +6531,7 @@
           <w:rFonts w:ascii="Noto Sans CJK SC" w:hAnsi="Noto Sans CJK SC" w:eastAsia="Noto Sans CJK SC"/>
           <w:sz w:val="20"/>
         </w:rPr>
-        <w:t xml:space="preserve">新 UI 文本禁止继续硬编码，应使用 </w:t>
-      </w:r>
-      <w:r>
-        <w:rPr>
-          <w:rFonts w:ascii="DejaVu Sans Mono" w:hAnsi="DejaVu Sans Mono" w:eastAsia="DejaVu Sans Mono"/>
-          <w:color w:val="3C3C3C"/>
-          <w:sz w:val="18"/>
-        </w:rPr>
-        <w:t>data-i18n</w:t>
-      </w:r>
-      <w:r>
-        <w:rPr>
-          <w:rFonts w:ascii="Noto Sans CJK SC" w:hAnsi="Noto Sans CJK SC" w:eastAsia="Noto Sans CJK SC"/>
-          <w:sz w:val="20"/>
-        </w:rPr>
-        <w:t xml:space="preserve"> 或 </w:t>
-      </w:r>
-      <w:r>
-        <w:rPr>
-          <w:rFonts w:ascii="DejaVu Sans Mono" w:hAnsi="DejaVu Sans Mono" w:eastAsia="DejaVu Sans Mono"/>
-          <w:color w:val="3C3C3C"/>
-          <w:sz w:val="18"/>
-        </w:rPr>
-        <w:t>t()</w:t>
-      </w:r>
-      <w:r>
-        <w:rPr>
-          <w:rFonts w:ascii="Noto Sans CJK SC" w:hAnsi="Noto Sans CJK SC" w:eastAsia="Noto Sans CJK SC"/>
-          <w:sz w:val="20"/>
-        </w:rPr>
-        <w:t>；协议错误码优先结构化，再在客户端翻译。发布前扫描源码中的用户可见中文并补三语键。</w:t>
+        <w:t>输入后 80–120ms 内给出按下/选中反馈；触摸和键盘行为一致。</w:t>
       </w:r>
     </w:p>
     <w:p>
@@ -6560,7 +6543,51 @@
           <w:rFonts w:ascii="Noto Sans CJK SC" w:hAnsi="Noto Sans CJK SC" w:eastAsia="Noto Sans CJK SC"/>
           <w:sz w:val="20"/>
         </w:rPr>
-        <w:t>语言旗帜在昵称、档案、排行榜、玩家列表、房间等位置实时显示。</w:t>
+        <w:t>落子、移动、掷骰、吃子、射击、放置分别使用轻/中/重反馈，包括音效、震动、状态文字和可选粒子；重反馈可使用约 20–30 个粒子、0.5–1 秒生命周期。</w:t>
+      </w:r>
+    </w:p>
+    <w:p>
+      <w:pPr>
+        <w:pStyle w:val="ListBullet"/>
+      </w:pPr>
+      <w:r>
+        <w:rPr>
+          <w:rFonts w:ascii="Noto Sans CJK SC" w:hAnsi="Noto Sans CJK SC" w:eastAsia="Noto Sans CJK SC"/>
+          <w:sz w:val="20"/>
+        </w:rPr>
+        <w:t>关键命中可用 50–100ms 微停顿、2–10px 轻抖或闪光，但必须有 reduced-motion 降级。</w:t>
+      </w:r>
+    </w:p>
+    <w:p>
+      <w:pPr>
+        <w:pStyle w:val="ListBullet"/>
+      </w:pPr>
+      <w:r>
+        <w:rPr>
+          <w:rFonts w:ascii="Noto Sans CJK SC" w:hAnsi="Noto Sans CJK SC" w:eastAsia="Noto Sans CJK SC"/>
+          <w:sz w:val="20"/>
+        </w:rPr>
+        <w:t>重要音效与画面相对延迟目标小于 15ms；浏览器静音时仍有视觉/文字提示。</w:t>
+      </w:r>
+    </w:p>
+    <w:p>
+      <w:pPr>
+        <w:pStyle w:val="ListBullet"/>
+      </w:pPr>
+      <w:r>
+        <w:rPr>
+          <w:rFonts w:ascii="Noto Sans CJK SC" w:hAnsi="Noto Sans CJK SC" w:eastAsia="Noto Sans CJK SC"/>
+          <w:sz w:val="20"/>
+        </w:rPr>
+        <w:t>胜负反馈在约 0.5–1 秒内完成，优先“立即再来”而非长演出。</w:t>
+      </w:r>
+    </w:p>
+    <w:p>
+      <w:pPr>
+        <w:pStyle w:val="Heading1"/>
+      </w:pPr>
+      <w:r>
+        <w:t>9. 社交、事件、回放与观战（已实现边界 + 后续路线）</w:t>
       </w:r>
     </w:p>
     <w:p>
@@ -6568,147 +6595,7 @@
         <w:pStyle w:val="Heading2"/>
       </w:pPr>
       <w:r>
-        <w:t>8.3 无障碍</w:t>
-      </w:r>
-    </w:p>
-    <w:p>
-      <w:pPr>
-        <w:pStyle w:val="ListBullet"/>
-      </w:pPr>
-      <w:r>
-        <w:rPr>
-          <w:rFonts w:ascii="Noto Sans CJK SC" w:hAnsi="Noto Sans CJK SC" w:eastAsia="Noto Sans CJK SC"/>
-          <w:sz w:val="20"/>
-        </w:rPr>
-        <w:t>键盘可达、清晰焦点环、交互目标至少 44×44px；辅助字号不低于 11px。</w:t>
-      </w:r>
-    </w:p>
-    <w:p>
-      <w:pPr>
-        <w:pStyle w:val="ListBullet"/>
-      </w:pPr>
-      <w:r>
-        <w:rPr>
-          <w:rFonts w:ascii="Noto Sans CJK SC" w:hAnsi="Noto Sans CJK SC" w:eastAsia="Noto Sans CJK SC"/>
-          <w:sz w:val="20"/>
-        </w:rPr>
-        <w:t>色彩不能是唯一状态信号；棋子、选中、胜负和在线状态必须同时有轮廓/形状/文字。</w:t>
-      </w:r>
-    </w:p>
-    <w:p>
-      <w:pPr>
-        <w:pStyle w:val="ListBullet"/>
-      </w:pPr>
-      <w:r>
-        <w:rPr>
-          <w:rFonts w:ascii="DejaVu Sans Mono" w:hAnsi="DejaVu Sans Mono" w:eastAsia="DejaVu Sans Mono"/>
-          <w:color w:val="3C3C3C"/>
-          <w:sz w:val="18"/>
-        </w:rPr>
-        <w:t>prefers-reduced-motion</w:t>
-      </w:r>
-      <w:r>
-        <w:rPr>
-          <w:rFonts w:ascii="Noto Sans CJK SC" w:hAnsi="Noto Sans CJK SC" w:eastAsia="Noto Sans CJK SC"/>
-          <w:sz w:val="20"/>
-        </w:rPr>
-        <w:t xml:space="preserve"> 降低位移、闪烁、粒子和循环动画；不删除必要状态变化。</w:t>
-      </w:r>
-    </w:p>
-    <w:p>
-      <w:pPr>
-        <w:pStyle w:val="ListBullet"/>
-      </w:pPr>
-      <w:r>
-        <w:rPr>
-          <w:rFonts w:ascii="Noto Sans CJK SC" w:hAnsi="Noto Sans CJK SC" w:eastAsia="Noto Sans CJK SC"/>
-          <w:sz w:val="20"/>
-        </w:rPr>
-        <w:t>图标按钮提供 aria-label/tooltip；游戏棋盘为屏幕阅读器提供回合、合法动作和结果状态。</w:t>
-      </w:r>
-    </w:p>
-    <w:p>
-      <w:pPr>
-        <w:pStyle w:val="Heading2"/>
-      </w:pPr>
-      <w:r>
-        <w:t>8.4 Game Feel 规范（旧需求已落地并继续保留）</w:t>
-      </w:r>
-    </w:p>
-    <w:p>
-      <w:pPr>
-        <w:pStyle w:val="ListBullet"/>
-      </w:pPr>
-      <w:r>
-        <w:rPr>
-          <w:rFonts w:ascii="Noto Sans CJK SC" w:hAnsi="Noto Sans CJK SC" w:eastAsia="Noto Sans CJK SC"/>
-          <w:sz w:val="20"/>
-        </w:rPr>
-        <w:t>输入后 80–120ms 内给出按下/选中反馈；触摸和键盘行为一致。</w:t>
-      </w:r>
-    </w:p>
-    <w:p>
-      <w:pPr>
-        <w:pStyle w:val="ListBullet"/>
-      </w:pPr>
-      <w:r>
-        <w:rPr>
-          <w:rFonts w:ascii="Noto Sans CJK SC" w:hAnsi="Noto Sans CJK SC" w:eastAsia="Noto Sans CJK SC"/>
-          <w:sz w:val="20"/>
-        </w:rPr>
-        <w:t>落子、移动、掷骰、吃子、射击、放置分别使用轻/中/重反馈，包括音效、震动、状态文字和可选粒子；重反馈可使用约 20–30 个粒子、0.5–1 秒生命周期。</w:t>
-      </w:r>
-    </w:p>
-    <w:p>
-      <w:pPr>
-        <w:pStyle w:val="ListBullet"/>
-      </w:pPr>
-      <w:r>
-        <w:rPr>
-          <w:rFonts w:ascii="Noto Sans CJK SC" w:hAnsi="Noto Sans CJK SC" w:eastAsia="Noto Sans CJK SC"/>
-          <w:sz w:val="20"/>
-        </w:rPr>
-        <w:t>关键命中可用 50–100ms 微停顿、2–10px 轻抖或闪光，但必须有 reduced-motion 降级。</w:t>
-      </w:r>
-    </w:p>
-    <w:p>
-      <w:pPr>
-        <w:pStyle w:val="ListBullet"/>
-      </w:pPr>
-      <w:r>
-        <w:rPr>
-          <w:rFonts w:ascii="Noto Sans CJK SC" w:hAnsi="Noto Sans CJK SC" w:eastAsia="Noto Sans CJK SC"/>
-          <w:sz w:val="20"/>
-        </w:rPr>
-        <w:t>重要音效与画面相对延迟目标小于 15ms；浏览器静音时仍有视觉/文字提示。</w:t>
-      </w:r>
-    </w:p>
-    <w:p>
-      <w:pPr>
-        <w:pStyle w:val="ListBullet"/>
-      </w:pPr>
-      <w:r>
-        <w:rPr>
-          <w:rFonts w:ascii="Noto Sans CJK SC" w:hAnsi="Noto Sans CJK SC" w:eastAsia="Noto Sans CJK SC"/>
-          <w:sz w:val="20"/>
-        </w:rPr>
-        <w:t>胜负反馈在约 0.5–1 秒内完成，优先“立即再来”而非长演出。</w:t>
-      </w:r>
-    </w:p>
-    <w:p>
-      <w:pPr>
-        <w:pStyle w:val="Heading1"/>
-      </w:pPr>
-      <w:r>
-        <w:t>9. Social Graph、事件、回放与观战</w:t>
-      </w:r>
-    </w:p>
-    <w:p>
-      <w:pPr>
-        <w:pStyle w:val="Heading2"/>
-      </w:pPr>
-      <w:r>
-        <w:t>9.1 Social Graph v1 与后续通信分层</w:t>
+        <w:t>9.1 社交系统分层</w:t>
       </w:r>
     </w:p>
     <w:tbl>
@@ -7087,7 +6974,7 @@
                 <w:rFonts w:ascii="Noto Sans CJK SC" w:hAnsi="Noto Sans CJK SC" w:eastAsia="Noto Sans CJK SC"/>
                 <w:sz w:val="17"/>
               </w:rPr>
-              <w:t>常遇玩家统计</w:t>
+              <w:t>好友申请/接受/忽略/取消/删除、拉黑/解除、举报和 Presence 隐私已完成</w:t>
             </w:r>
           </w:p>
         </w:tc>
@@ -7111,7 +6998,7 @@
                 <w:rFonts w:ascii="Noto Sans CJK SC" w:hAnsi="Noto Sans CJK SC" w:eastAsia="Noto Sans CJK SC"/>
                 <w:sz w:val="17"/>
               </w:rPr>
-              <w:t>好友申请/删除、私聊、拉黑、举报</w:t>
+              <w:t>聊天、Feed、公会与处罚/申诉</w:t>
             </w:r>
           </w:p>
         </w:tc>
@@ -7164,7 +7051,7 @@
                 <w:rFonts w:ascii="Noto Sans CJK SC" w:hAnsi="Noto Sans CJK SC" w:eastAsia="Noto Sans CJK SC"/>
                 <w:sz w:val="17"/>
               </w:rPr>
-              <w:t>头像、框、等级、战绩、语言</w:t>
+              <w:t>Profile v2：签名、地区、性别标签、在线偏好、精选展示、Avatar/框/背景/Name FX</w:t>
             </w:r>
           </w:p>
         </w:tc>
@@ -7188,7 +7075,7 @@
                 <w:rFonts w:ascii="Noto Sans CJK SC" w:hAnsi="Noto Sans CJK SC" w:eastAsia="Noto Sans CJK SC"/>
                 <w:sz w:val="17"/>
               </w:rPr>
-              <w:t>好友列表、称号、徽章墙、隐私设置</w:t>
+              <w:t>徽章墙深度、赛季称号与跨端同步</w:t>
             </w:r>
           </w:p>
         </w:tc>
@@ -7465,7 +7352,7 @@
           <w:rFonts w:ascii="Noto Sans CJK SC" w:hAnsi="Noto Sans CJK SC" w:eastAsia="Noto Sans CJK SC"/>
           <w:sz w:val="20"/>
         </w:rPr>
-        <w:t>当前 moveLog 只服务断线恢复，且有数量/字节上限；不能直接宣称已完成回放。</w:t>
+        <w:t>Replay v1.1 将正式完成局保存为 7 天版本化记录；仍为有界动作流，moveLog 截断时明确标记，不能将其宣称为完整 Tetris Rule Replay。</w:t>
       </w:r>
     </w:p>
     <w:p>
@@ -7477,7 +7364,7 @@
           <w:rFonts w:ascii="Noto Sans CJK SC" w:hAnsi="Noto Sans CJK SC" w:eastAsia="Noto Sans CJK SC"/>
           <w:sz w:val="20"/>
         </w:rPr>
-        <w:t>回放需要版本化事件格式、初始状态、随机种子、参与者公开信息、过期时间和隐私控制。</w:t>
+        <w:t>Replay v1.1 已实现版本、参与者权限、7 天过期、公开房 5 分钟延迟、参与者分享/撤销和仅哈希持久化分享令牌；播放器提供播放/暂停、进度跳转和 0.5–4×。</w:t>
       </w:r>
     </w:p>
     <w:p>
@@ -7485,7 +7372,11 @@
         <w:pStyle w:val="ListBullet"/>
       </w:pPr>
       <w:r>
-        <w:t>只读观战已通过独立 spectatorRoom 实现：不占 Seat、不能走子或提交结算，并受房间 allowSpectators 控制。竞技延迟观战、聊天权限和防窥屏仍属后续。</w:t>
+        <w:rPr>
+          <w:rFonts w:ascii="Noto Sans CJK SC" w:hAnsi="Noto Sans CJK SC" w:eastAsia="Noto Sans CJK SC"/>
+          <w:sz w:val="20"/>
+        </w:rPr>
+        <w:t>独立观众席已实现只读席位、中途加入、人数上限、初始快照、断线重进和最终结果；Replay v1.1 已补齐用户回放和隐私/过期边界。高级观战延迟、聊天权限和防窥屏仍是竞技模式后续。</w:t>
       </w:r>
     </w:p>
     <w:p>
@@ -7521,7 +7412,11 @@
         <w:pStyle w:val="ListBullet"/>
       </w:pPr>
       <w:r>
-        <w:t>头像与头像框：六主题 48 款 Avatar v2（12 免费静态、24 付费静态、12 付费动态）与动态框；普通列表仅加载 Poster，佩戴不改变胜率或规则。</w:t>
+        <w:rPr>
+          <w:rFonts w:ascii="Noto Sans CJK SC" w:hAnsi="Noto Sans CJK SC" w:eastAsia="Noto Sans CJK SC"/>
+          <w:sz w:val="20"/>
+        </w:rPr>
+        <w:t>头像与头像框：基础头像 + 动态框；佩戴不改变胜率或规则。</w:t>
       </w:r>
     </w:p>
     <w:p>
@@ -7541,7 +7436,11 @@
         <w:pStyle w:val="ListBullet"/>
       </w:pPr>
       <w:r>
-        <w:t>个人主页背景：六主题 12 款 Premium Background，固定 ID 20–31，每主题一静态、一动态；包含 Desktop/Poster/Mobile/Mini/Animated/Static Fallback，并在离屏、页面隐藏或减少动态时回退静态。商城支持 Collection Progress 与 Avatar + Frame + Background + Name FX 整套 Try-On，预览不购买、不装备。</w:t>
+        <w:rPr>
+          <w:rFonts w:ascii="Noto Sans CJK SC" w:hAnsi="Noto Sans CJK SC" w:eastAsia="Noto Sans CJK SC"/>
+          <w:sz w:val="20"/>
+        </w:rPr>
+        <w:t>大厅/房间/主页背景：星空、雨雪、樱花、赛博、海浪等静态或动态主题。</w:t>
       </w:r>
     </w:p>
     <w:p>
@@ -7906,8 +7805,16 @@
             </w:tcMar>
           </w:tcPr>
           <w:p>
-            <w:r>
-              <w:t>已修复。终点超出时支持先到终点再折返，回合与动画状态统一。</w:t>
+            <w:pPr>
+              <w:spacing w:after="0" w:line="240" w:lineRule="auto"/>
+            </w:pPr>
+            <w:r>
+              <w:rPr>
+                <w:rFonts w:ascii="Noto Sans CJK SC" w:hAnsi="Noto Sans CJK SC" w:eastAsia="Noto Sans CJK SC"/>
+                <w:b/>
+                <w:sz w:val="16"/>
+              </w:rPr>
+              <w:t>已修复并转为回归项；人机/联机一致，qa/gameplay-upgrade.js 与 E2E 覆盖</w:t>
             </w:r>
           </w:p>
         </w:tc>
@@ -7947,8 +7854,15 @@
             </w:tcMar>
           </w:tcPr>
           <w:p>
-            <w:r>
-              <w:t>终点剩余 r、骰子 d&gt;r 时先到终点再后退 d−r；人机/联机两端一致。</w:t>
+            <w:pPr>
+              <w:spacing w:after="0" w:line="240" w:lineRule="auto"/>
+            </w:pPr>
+            <w:r>
+              <w:rPr>
+                <w:rFonts w:ascii="Noto Sans CJK SC" w:hAnsi="Noto Sans CJK SC" w:eastAsia="Noto Sans CJK SC"/>
+                <w:sz w:val="16"/>
+              </w:rPr>
+              <w:t>终点剩余 r、骰子 d&gt;r 时先到终点再后退 d−r；可正常结束</w:t>
             </w:r>
           </w:p>
         </w:tc>
@@ -8017,8 +7931,16 @@
             </w:tcMar>
           </w:tcPr>
           <w:p>
-            <w:r>
-              <w:t>已修复并保留回归。无子可动时统一 nextTurn，联机按 move 顺序与回放收敛。</w:t>
+            <w:pPr>
+              <w:spacing w:after="0" w:line="240" w:lineRule="auto"/>
+            </w:pPr>
+            <w:r>
+              <w:rPr>
+                <w:rFonts w:ascii="Noto Sans CJK SC" w:hAnsi="Noto Sans CJK SC" w:eastAsia="Noto Sans CJK SC"/>
+                <w:b/>
+                <w:sz w:val="16"/>
+              </w:rPr>
+              <w:t>已修复并转为回归项；完整动画/结算后统一切回合，双端快照和 AI 队列通过</w:t>
             </w:r>
           </w:p>
         </w:tc>
@@ -8058,8 +7980,15 @@
             </w:tcMar>
           </w:tcPr>
           <w:p>
-            <w:r>
-              <w:t>所有分支完整播放/结算后统一切回合；两端状态、UI、AI 队列一致。</w:t>
+            <w:pPr>
+              <w:spacing w:after="0" w:line="240" w:lineRule="auto"/>
+            </w:pPr>
+            <w:r>
+              <w:rPr>
+                <w:rFonts w:ascii="Noto Sans CJK SC" w:hAnsi="Noto Sans CJK SC" w:eastAsia="Noto Sans CJK SC"/>
+                <w:sz w:val="16"/>
+              </w:rPr>
+              <w:t>所有分支完整播放/结算后统一切回合；两端状态、UI、AI 队列一致</w:t>
             </w:r>
           </w:p>
         </w:tc>
@@ -8269,14 +8198,7 @@
                 <w:b/>
                 <w:sz w:val="16"/>
               </w:rPr>
-              <w:t>部分完成/外部阻塞。</w:t>
-            </w:r>
-            <w:r>
-              <w:rPr>
-                <w:rFonts w:ascii="Noto Sans CJK SC" w:hAnsi="Noto Sans CJK SC" w:eastAsia="Noto Sans CJK SC"/>
-                <w:sz w:val="16"/>
-              </w:rPr>
-              <w:t xml:space="preserve"> schema/RLS/适配已备好，凭证待提供；JSON 仍是回退</w:t>
+              <w:t>schema/RLS/适配/JSON outbox 已完成；真实凭证、迁移、并发、备份和回滚仍待外部验收</w:t>
             </w:r>
           </w:p>
         </w:tc>
@@ -9421,160 +9343,6 @@
           </w:p>
         </w:tc>
       </w:tr>
-      <w:tr>
-        <w:tc>
-          <w:tcPr>
-            <w:tcW w:type="dxa" w:w="4939"/>
-          </w:tcPr>
-          <w:p>
-            <w:r>
-              <w:t>qa/reward-system.js</w:t>
-            </w:r>
-          </w:p>
-        </w:tc>
-        <w:tc>
-          <w:tcPr>
-            <w:tcW w:type="dxa" w:w="4939"/>
-          </w:tcPr>
-          <w:p>
-            <w:r>
-              <w:t>Reward Resolver、等级曲线、防刷和三模式隔离</w:t>
-            </w:r>
-          </w:p>
-        </w:tc>
-      </w:tr>
-      <w:tr>
-        <w:tc>
-          <w:tcPr>
-            <w:tcW w:type="dxa" w:w="4939"/>
-          </w:tcPr>
-          <w:p>
-            <w:r>
-              <w:t>qa/gameplay-upgrade.js</w:t>
-            </w:r>
-          </w:p>
-        </w:tc>
-        <w:tc>
-          <w:tcPr>
-            <w:tcW w:type="dxa" w:w="4939"/>
-          </w:tcPr>
-          <w:p>
-            <w:r>
-              <w:t>六款 Gameplay 与 Tank/Tetris Authority 回归</w:t>
-            </w:r>
-          </w:p>
-        </w:tc>
-      </w:tr>
-      <w:tr>
-        <w:tc>
-          <w:tcPr>
-            <w:tcW w:type="dxa" w:w="4939"/>
-          </w:tcPr>
-          <w:p>
-            <w:r>
-              <w:t>qa/room-seats.js</w:t>
-            </w:r>
-          </w:p>
-        </w:tc>
-        <w:tc>
-          <w:tcPr>
-            <w:tcW w:type="dxa" w:w="4939"/>
-          </w:tcPr>
-          <w:p>
-            <w:r>
-              <w:t>Seat v2、READY、AI controller、观战、结算身份与断线转移</w:t>
-            </w:r>
-          </w:p>
-        </w:tc>
-      </w:tr>
-      <w:tr>
-        <w:tc>
-          <w:tcPr>
-            <w:tcW w:type="dxa" w:w="4939"/>
-          </w:tcPr>
-          <w:p>
-            <w:r>
-              <w:t>qa/social-graph.js</w:t>
-            </w:r>
-          </w:p>
-        </w:tc>
-        <w:tc>
-          <w:tcPr>
-            <w:tcW w:type="dxa" w:w="4939"/>
-          </w:tcPr>
-          <w:p>
-            <w:r>
-              <w:t>Friend、Block、Report、Presence Privacy 与绕过防护</w:t>
-            </w:r>
-          </w:p>
-        </w:tc>
-      </w:tr>
-      <w:tr>
-        <w:tc>
-          <w:tcPr>
-            <w:tcW w:type="dxa" w:w="4939"/>
-          </w:tcPr>
-          <w:p>
-            <w:r>
-              <w:t>qa/asset-manifest-v2.js</w:t>
-            </w:r>
-          </w:p>
-        </w:tc>
-        <w:tc>
-          <w:tcPr>
-            <w:tcW w:type="dxa" w:w="4939"/>
-          </w:tcPr>
-          <w:p>
-            <w:r>
-              <w:t>Premium Background 路径、尺寸、预算和动态回退</w:t>
-            </w:r>
-          </w:p>
-        </w:tc>
-      </w:tr>
-      <w:tr>
-        <w:tc>
-          <w:tcPr>
-            <w:tcW w:type="dxa" w:w="4939"/>
-          </w:tcPr>
-          <w:p>
-            <w:r>
-              <w:t>qa/icon-system.js</w:t>
-            </w:r>
-          </w:p>
-        </w:tc>
-        <w:tc>
-          <w:tcPr>
-            <w:tcW w:type="dxa" w:w="4939"/>
-          </w:tcPr>
-          <w:p>
-            <w:r>
-              <w:t>Vendor SVG、许可证、白名单和 a11y</w:t>
-            </w:r>
-          </w:p>
-        </w:tc>
-      </w:tr>
-      <w:tr>
-        <w:tc>
-          <w:tcPr>
-            <w:tcW w:type="dxa" w:w="4939"/>
-          </w:tcPr>
-          <w:p>
-            <w:r>
-              <w:t>qa/supabase-schema.js</w:t>
-            </w:r>
-          </w:p>
-        </w:tc>
-        <w:tc>
-          <w:tcPr>
-            <w:tcW w:type="dxa" w:w="4939"/>
-          </w:tcPr>
-          <w:p>
-            <w:r>
-              <w:t>9 表 RLS、关系约束和原子 RPC 静态回归</w:t>
-            </w:r>
-          </w:p>
-        </w:tc>
-      </w:tr>
     </w:tbl>
     <w:p>
       <w:pPr>
@@ -9590,7 +9358,11 @@
         </w:pBdr>
       </w:pPr>
       <w:r>
-        <w:t>2026-08-08 发布候选快照：npm test 全量通过，包含 DOM、资产、图标、6 款 AI、Gameplay、Reward、Supabase Schema、安全、重连、Seat v2、Social Graph、fake Adapter、联机 E2E 与 WebSocket 主动断开。浏览器完成 1440/1024/768/390/360、六主题、公开/私密房、真实 AI Seat、好友请求、Block/Report 和 Premium Preview 验收。真实 Supabase 仍需凭证后单独验收。</w:t>
+        <w:rPr>
+          <w:rFonts w:ascii="Noto Sans CJK SC" w:hAnsi="Noto Sans CJK SC" w:eastAsia="Noto Sans CJK SC"/>
+          <w:sz w:val="21"/>
+        </w:rPr>
+        <w:t>2026-08-07 聚焦执行快照：6 款、AI 强度/持续学习、奖励成长、Tank/Tetris/观众/赛事/棋钟/拍卖协议、构建、安全、重连、Supabase adapter、联机 E2E 与 WebSocket 主动断开回归均已通过；真实 Supabase 凭证、完整 Tetris Rule Replay、生产赛事自动建桌和社交/跨端仍待单独验收。</w:t>
       </w:r>
     </w:p>
     <w:p>
@@ -9610,7 +9382,7 @@
           <w:rFonts w:ascii="Noto Sans CJK SC" w:hAnsi="Noto Sans CJK SC" w:eastAsia="Noto Sans CJK SC"/>
           <w:sz w:val="20"/>
         </w:rPr>
-        <w:t>功能：6 款精选游戏均能开始、操作、结束、重开；人机/联机结果正确。</w:t>
+        <w:t>功能：6 款精选游戏在人机/联机模式均能开始、操作、结束、重开，结果与重连状态正确。</w:t>
       </w:r>
     </w:p>
     <w:p>
@@ -9634,7 +9406,7 @@
           <w:rFonts w:ascii="Noto Sans CJK SC" w:hAnsi="Noto Sans CJK SC" w:eastAsia="Noto Sans CJK SC"/>
           <w:sz w:val="20"/>
         </w:rPr>
-        <w:t>专项回归：飞行棋“终点超点折返 + 双端快照一致”；asset manifest、SVG/XML、响应式封面、独立 feature flag、fallback 和六款 runtime ID 一致性；五子棋保持 520×520 逻辑画布与代码网格，俄罗斯方块保持 18×10 二值状态和原快照字段；这些专项不能被通用冒烟替代。</w:t>
+        <w:t>专项回归：飞行棋终点超点折返、六款 AI 状态机/强度、AI 持续学习重启恢复、asset manifest/SVG/XML、Tank Authority、Tetris Battle、观众席、赛事、象棋棋钟、大富翁拍卖、Reward/Schema/Security/Reconnect/E2E；这些专项不能被通用冒烟替代。</w:t>
       </w:r>
     </w:p>
     <w:p>
@@ -9806,7 +9578,71 @@
         <w:pStyle w:val="ListBullet"/>
       </w:pPr>
       <w:r>
-        <w:t>凭证：RENDER_KEY、DEEPSEEK_KEY、SUPABASE_URL、SUPABASE_SERVICE_ROLE_KEY 仅放环境变量；旧 SUPABASE_KEY 仅兼容。Render 脚本只输出筛选状态。</w:t>
+        <w:rPr>
+          <w:rFonts w:ascii="Noto Sans CJK SC" w:hAnsi="Noto Sans CJK SC" w:eastAsia="Noto Sans CJK SC"/>
+          <w:sz w:val="20"/>
+        </w:rPr>
+        <w:t>凭证：</w:t>
+      </w:r>
+      <w:r>
+        <w:rPr>
+          <w:rFonts w:ascii="DejaVu Sans Mono" w:hAnsi="DejaVu Sans Mono" w:eastAsia="DejaVu Sans Mono"/>
+          <w:color w:val="3C3C3C"/>
+          <w:sz w:val="18"/>
+        </w:rPr>
+        <w:t>RENDER_KEY</w:t>
+      </w:r>
+      <w:r>
+        <w:rPr>
+          <w:rFonts w:ascii="Noto Sans CJK SC" w:hAnsi="Noto Sans CJK SC" w:eastAsia="Noto Sans CJK SC"/>
+          <w:sz w:val="20"/>
+        </w:rPr>
+        <w:t>、</w:t>
+      </w:r>
+      <w:r>
+        <w:rPr>
+          <w:rFonts w:ascii="DejaVu Sans Mono" w:hAnsi="DejaVu Sans Mono" w:eastAsia="DejaVu Sans Mono"/>
+          <w:color w:val="3C3C3C"/>
+          <w:sz w:val="18"/>
+        </w:rPr>
+        <w:t>DEEPSEEK_KEY</w:t>
+      </w:r>
+      <w:r>
+        <w:rPr>
+          <w:rFonts w:ascii="Noto Sans CJK SC" w:hAnsi="Noto Sans CJK SC" w:eastAsia="Noto Sans CJK SC"/>
+          <w:sz w:val="20"/>
+        </w:rPr>
+        <w:t>、</w:t>
+      </w:r>
+      <w:r>
+        <w:rPr>
+          <w:rFonts w:ascii="DejaVu Sans Mono" w:hAnsi="DejaVu Sans Mono" w:eastAsia="DejaVu Sans Mono"/>
+          <w:color w:val="3C3C3C"/>
+          <w:sz w:val="18"/>
+        </w:rPr>
+        <w:t>SUPABASE_URL</w:t>
+      </w:r>
+      <w:r>
+        <w:rPr>
+          <w:rFonts w:ascii="Noto Sans CJK SC" w:hAnsi="Noto Sans CJK SC" w:eastAsia="Noto Sans CJK SC"/>
+          <w:sz w:val="20"/>
+        </w:rPr>
+        <w:t>、</w:t>
+      </w:r>
+      <w:r>
+        <w:rPr>
+          <w:rFonts w:ascii="DejaVu Sans Mono" w:hAnsi="DejaVu Sans Mono" w:eastAsia="DejaVu Sans Mono"/>
+          <w:color w:val="3C3C3C"/>
+          <w:sz w:val="18"/>
+        </w:rPr>
+        <w:t>SUPABASE_KEY</w:t>
+      </w:r>
+      <w:r>
+        <w:rPr>
+          <w:rFonts w:ascii="Noto Sans CJK SC" w:hAnsi="Noto Sans CJK SC" w:eastAsia="Noto Sans CJK SC"/>
+          <w:sz w:val="20"/>
+        </w:rPr>
+        <w:t xml:space="preserve"> 仅放环境变量；Render 脚本只输出筛选状态。</w:t>
       </w:r>
     </w:p>
     <w:p>
@@ -9984,8 +9820,15 @@
             </w:tcMar>
           </w:tcPr>
           <w:p>
-            <w:r>
-              <w:t>P0 发布候选</w:t>
+            <w:pPr>
+              <w:spacing w:after="0" w:line="240" w:lineRule="auto"/>
+            </w:pPr>
+            <w:r>
+              <w:rPr>
+                <w:rFonts w:ascii="Noto Sans CJK SC" w:hAnsi="Noto Sans CJK SC" w:eastAsia="Noto Sans CJK SC"/>
+                <w:sz w:val="16"/>
+              </w:rPr>
+              <w:t>P0 稳定基线</w:t>
             </w:r>
           </w:p>
         </w:tc>
@@ -10001,8 +9844,15 @@
             </w:tcMar>
           </w:tcPr>
           <w:p>
-            <w:r>
-              <w:t>本地实现与回归可信；生产数据层继续验收</w:t>
+            <w:pPr>
+              <w:spacing w:after="0" w:line="240" w:lineRule="auto"/>
+            </w:pPr>
+            <w:r>
+              <w:rPr>
+                <w:rFonts w:ascii="Noto Sans CJK SC" w:hAnsi="Noto Sans CJK SC" w:eastAsia="Noto Sans CJK SC"/>
+                <w:sz w:val="16"/>
+              </w:rPr>
+              <w:t>数据、货币显示、AI 和高优先级协议</w:t>
             </w:r>
           </w:p>
         </w:tc>
@@ -10018,8 +9868,15 @@
             </w:tcMar>
           </w:tcPr>
           <w:p>
-            <w:r>
-              <w:t>两种玩法、Seat/Social/Reward/资产/图标/移动视觉已完成；Supabase Staging 待凭证</w:t>
+            <w:pPr>
+              <w:spacing w:after="0" w:line="240" w:lineRule="auto"/>
+            </w:pPr>
+            <w:r>
+              <w:rPr>
+                <w:rFonts w:ascii="Noto Sans CJK SC" w:hAnsi="Noto Sans CJK SC" w:eastAsia="Noto Sans CJK SC"/>
+                <w:sz w:val="16"/>
+              </w:rPr>
+              <w:t>六款 AI/学习、Reward/独立胜场、Seat/Social、Replay/Tournament/Metrics、规则 Authority、构建、安全与重连回归</w:t>
             </w:r>
           </w:p>
         </w:tc>
@@ -10035,8 +9892,15 @@
             </w:tcMar>
           </w:tcPr>
           <w:p>
-            <w:r>
-              <w:t>npm test 与视觉证据通过；生产持久化保持 BLOCKED，不用 JSON 冒充</w:t>
+            <w:pPr>
+              <w:spacing w:after="0" w:line="240" w:lineRule="auto"/>
+            </w:pPr>
+            <w:r>
+              <w:rPr>
+                <w:rFonts w:ascii="Noto Sans CJK SC" w:hAnsi="Noto Sans CJK SC" w:eastAsia="Noto Sans CJK SC"/>
+                <w:sz w:val="16"/>
+              </w:rPr>
+              <w:t>真实 Supabase 和生产协议可审计，仅保留人机/联机入口</w:t>
             </w:r>
           </w:p>
         </w:tc>
@@ -10105,8 +9969,40 @@
             </w:tcMar>
           </w:tcPr>
           <w:p>
-            <w:r>
-              <w:t>Logo、💵、manifest、Avatar v2、Premium Background、图标系统和双游戏纵切已落地；其余四款原子扩展</w:t>
+            <w:pPr>
+              <w:spacing w:after="0" w:line="240" w:lineRule="auto"/>
+            </w:pPr>
+            <w:r>
+              <w:rPr>
+                <w:rFonts w:ascii="Noto Sans CJK SC" w:hAnsi="Noto Sans CJK SC" w:eastAsia="Noto Sans CJK SC"/>
+                <w:sz w:val="16"/>
+              </w:rPr>
+              <w:t>Logo、💵 与 manifest 已落地；五子棋/俄罗斯方块纵切已完成；其余四款原子扩展</w:t>
+            </w:r>
+            <w:r>
+              <w:rPr>
+                <w:rFonts w:ascii="Segoe UI Symbol" w:hAnsi="Segoe UI Symbol" w:eastAsia="Segoe UI Symbol" w:cs="Segoe UI Symbol"/>
+                <w:sz w:val="16"/>
+              </w:rPr>
+            </w:r>
+            <w:r>
+              <w:rPr>
+                <w:rFonts w:ascii="Noto Sans CJK SC" w:hAnsi="Noto Sans CJK SC" w:eastAsia="Noto Sans CJK SC"/>
+                <w:sz w:val="16"/>
+              </w:rPr>
+            </w:r>
+            <w:r>
+              <w:rPr>
+                <w:rFonts w:ascii="Segoe UI Symbol" w:hAnsi="Segoe UI Symbol" w:eastAsia="Segoe UI Symbol" w:cs="Segoe UI Symbol"/>
+                <w:color w:val="3C3C3C"/>
+                <w:sz w:val="18"/>
+              </w:rPr>
+            </w:r>
+            <w:r>
+              <w:rPr>
+                <w:rFonts w:ascii="Noto Sans CJK SC" w:hAnsi="Noto Sans CJK SC" w:eastAsia="Noto Sans CJK SC"/>
+                <w:sz w:val="16"/>
+              </w:rPr>
             </w:r>
           </w:p>
         </w:tc>
@@ -10151,8 +10047,15 @@
             </w:tcMar>
           </w:tcPr>
           <w:p>
-            <w:r>
-              <w:t>P1 Social Communication</w:t>
+            <w:pPr>
+              <w:spacing w:after="0" w:line="240" w:lineRule="auto"/>
+            </w:pPr>
+            <w:r>
+              <w:rPr>
+                <w:rFonts w:ascii="Noto Sans CJK SC" w:hAnsi="Noto Sans CJK SC" w:eastAsia="Noto Sans CJK SC"/>
+                <w:sz w:val="16"/>
+              </w:rPr>
+              <w:t>P1 社交闭环</w:t>
             </w:r>
           </w:p>
         </w:tc>
@@ -10168,8 +10071,15 @@
             </w:tcMar>
           </w:tcPr>
           <w:p>
-            <w:r>
-              <w:t>在已完成 Social Graph/Safety 上增加可控通信</w:t>
+            <w:pPr>
+              <w:spacing w:after="0" w:line="240" w:lineRule="auto"/>
+            </w:pPr>
+            <w:r>
+              <w:rPr>
+                <w:rFonts w:ascii="Noto Sans CJK SC" w:hAnsi="Noto Sans CJK SC" w:eastAsia="Noto Sans CJK SC"/>
+                <w:sz w:val="16"/>
+              </w:rPr>
+              <w:t>从邀请升级到正式关系与安全边界</w:t>
             </w:r>
           </w:p>
         </w:tc>
@@ -10185,8 +10095,15 @@
             </w:tcMar>
           </w:tcPr>
           <w:p>
-            <w:r>
-              <w:t>快捷语、Mute、Emoji 投掷、房间聊天、私聊</w:t>
+            <w:pPr>
+              <w:spacing w:after="0" w:line="240" w:lineRule="auto"/>
+            </w:pPr>
+            <w:r>
+              <w:rPr>
+                <w:rFonts w:ascii="Noto Sans CJK SC" w:hAnsi="Noto Sans CJK SC" w:eastAsia="Noto Sans CJK SC"/>
+                <w:sz w:val="16"/>
+              </w:rPr>
+              <w:t>好友/拉黑/举报/Presence 已完成；继续聊天、Feed、公会与处罚/申诉</w:t>
             </w:r>
           </w:p>
         </w:tc>
@@ -10202,8 +10119,15 @@
             </w:tcMar>
           </w:tcPr>
           <w:p>
-            <w:r>
-              <w:t>频控、屏蔽、举报、隐私、三语言和未成年人策略通过</w:t>
+            <w:pPr>
+              <w:spacing w:after="0" w:line="240" w:lineRule="auto"/>
+            </w:pPr>
+            <w:r>
+              <w:rPr>
+                <w:rFonts w:ascii="Noto Sans CJK SC" w:hAnsi="Noto Sans CJK SC" w:eastAsia="Noto Sans CJK SC"/>
+                <w:sz w:val="16"/>
+              </w:rPr>
+              <w:t>频控、屏蔽、隐私和三语言持续通过</w:t>
             </w:r>
           </w:p>
         </w:tc>
@@ -10280,7 +10204,7 @@
                 <w:rFonts w:ascii="Noto Sans CJK SC" w:hAnsi="Noto Sans CJK SC" w:eastAsia="Noto Sans CJK SC"/>
                 <w:sz w:val="16"/>
               </w:rPr>
-              <w:t>每日/周任务、赛季、Match Event（可关闭）、锦标赛原型</w:t>
+              <w:t>Daily Task 已完成；继续周任务、赛季与 Match Event</w:t>
             </w:r>
           </w:p>
         </w:tc>
@@ -10373,8 +10297,15 @@
             </w:tcMar>
           </w:tcPr>
           <w:p>
-            <w:r>
-              <w:t>只读观战已完成；Replay、文字/社交游戏、更多皮肤继续规划</w:t>
+            <w:pPr>
+              <w:spacing w:after="0" w:line="240" w:lineRule="auto"/>
+            </w:pPr>
+            <w:r>
+              <w:rPr>
+                <w:rFonts w:ascii="Noto Sans CJK SC" w:hAnsi="Noto Sans CJK SC" w:eastAsia="Noto Sans CJK SC"/>
+                <w:sz w:val="16"/>
+              </w:rPr>
+              <w:t>Replay v1.1 已完成；继续高级延迟观战、文字/社交游戏与更多正式美术</w:t>
             </w:r>
           </w:p>
         </w:tc>
@@ -10398,7 +10329,7 @@
                 <w:rFonts w:ascii="Noto Sans CJK SC" w:hAnsi="Noto Sans CJK SC" w:eastAsia="Noto Sans CJK SC"/>
                 <w:sz w:val="16"/>
               </w:rPr>
-              <w:t>版本化事件和隐私策略完成</w:t>
+              <w:t>版本化事件和隐私策略保持兼容</w:t>
             </w:r>
           </w:p>
         </w:tc>
@@ -10987,8 +10918,15 @@
             </w:tcMar>
           </w:tcPr>
           <w:p>
-            <w:r>
-              <w:t>本地、AI、联机三模式</w:t>
+            <w:pPr>
+              <w:spacing w:after="0" w:line="240" w:lineRule="auto"/>
+            </w:pPr>
+            <w:r>
+              <w:rPr>
+                <w:rFonts w:ascii="Noto Sans CJK SC" w:hAnsi="Noto Sans CJK SC" w:eastAsia="Noto Sans CJK SC"/>
+                <w:sz w:val="17"/>
+              </w:rPr>
+              <w:t>人机、联机双模式</w:t>
             </w:r>
           </w:p>
         </w:tc>
@@ -11004,8 +10942,15 @@
             </w:tcMar>
           </w:tcPr>
           <w:p>
-            <w:r>
-              <w:t>以最新需求替换为人机与联机两种用户玩法；热座、本机联机和局域网入口删除</w:t>
+            <w:pPr>
+              <w:spacing w:after="0" w:line="240" w:lineRule="auto"/>
+            </w:pPr>
+            <w:r>
+              <w:rPr>
+                <w:rFonts w:ascii="Noto Sans CJK SC" w:hAnsi="Noto Sans CJK SC" w:eastAsia="Noto Sans CJK SC"/>
+                <w:sz w:val="17"/>
+              </w:rPr>
+              <w:t>旧同设备多人入口、档案槽位、奖励 local 分支与三语文案已删除；DeepSeek persona 保留在 AI 模式</w:t>
             </w:r>
           </w:p>
         </w:tc>
@@ -11021,7 +10966,14 @@
             </w:tcMar>
           </w:tcPr>
           <w:p>
-            <w:r>
+            <w:pPr>
+              <w:spacing w:after="0" w:line="240" w:lineRule="auto"/>
+            </w:pPr>
+            <w:r>
+              <w:rPr>
+                <w:rFonts w:ascii="Noto Sans CJK SC" w:hAnsi="Noto Sans CJK SC" w:eastAsia="Noto Sans CJK SC"/>
+                <w:sz w:val="17"/>
+              </w:rPr>
               <w:t>已完成</w:t>
             </w:r>
           </w:p>
@@ -11229,15 +11181,7 @@
                 <w:rFonts w:ascii="Noto Sans CJK SC" w:hAnsi="Noto Sans CJK SC" w:eastAsia="Noto Sans CJK SC"/>
                 <w:sz w:val="17"/>
               </w:rPr>
-              <w:t xml:space="preserve">规则保留；货币改为 </w:t>
-            </w:r>
-            <w:r>
-              <w:rPr>
-                <w:rFonts w:ascii="Segoe UI Symbol" w:hAnsi="Segoe UI Symbol" w:eastAsia="Segoe UI Symbol" w:cs="Segoe UI Symbol"/>
-                <w:color w:val="3C3C3C"/>
-                <w:sz w:val="18"/>
-              </w:rPr>
-              <w:t>💵</w:t>
+              <w:t>旧规则仅作历史记录；当前由 Reward Resolver 按模式/名次/资格计算 💵、XP 与 wins/totalWins</w:t>
             </w:r>
           </w:p>
         </w:tc>
@@ -11261,7 +11205,7 @@
                 <w:rFonts w:ascii="Noto Sans CJK SC" w:hAnsi="Noto Sans CJK SC" w:eastAsia="Noto Sans CJK SC"/>
                 <w:sz w:val="17"/>
               </w:rPr>
-              <w:t>已完成</w:t>
+              <w:t>已完成并由 reward/security/E2E 回归</w:t>
             </w:r>
           </w:p>
         </w:tc>
@@ -11508,7 +11452,7 @@
                 <w:rFonts w:ascii="Noto Sans CJK SC" w:hAnsi="Noto Sans CJK SC" w:eastAsia="Noto Sans CJK SC"/>
                 <w:sz w:val="17"/>
               </w:rPr>
-              <w:t>保留，修正为 schema 已就绪、凭证待提供</w:t>
+              <w:t>保留；schema、奖励/购买/AI 学习 RPC 与 fake adapter 已就绪，真实凭证待提供</w:t>
             </w:r>
           </w:p>
         </w:tc>
@@ -11532,7 +11476,7 @@
                 <w:rFonts w:ascii="Noto Sans CJK SC" w:hAnsi="Noto Sans CJK SC" w:eastAsia="Noto Sans CJK SC"/>
                 <w:sz w:val="17"/>
               </w:rPr>
-              <w:t>部分完成</w:t>
+              <w:t>部分完成：需生产迁移、RLS/并发、备份回滚验收</w:t>
             </w:r>
           </w:p>
         </w:tc>
@@ -11654,8 +11598,15 @@
             </w:tcMar>
           </w:tcPr>
           <w:p>
-            <w:r>
-              <w:t>邀请、好友请求、移除、Block、Report 与 Presence Privacy 已完成；聊天后续</w:t>
+            <w:pPr>
+              <w:spacing w:after="0" w:line="240" w:lineRule="auto"/>
+            </w:pPr>
+            <w:r>
+              <w:rPr>
+                <w:rFonts w:ascii="Noto Sans CJK SC" w:hAnsi="Noto Sans CJK SC" w:eastAsia="Noto Sans CJK SC"/>
+                <w:sz w:val="17"/>
+              </w:rPr>
+              <w:t>好友申请/接受/忽略/取消/删除、拉黑/解除、举报、Presence 隐私已完成</w:t>
             </w:r>
           </w:p>
         </w:tc>
@@ -11671,8 +11622,15 @@
             </w:tcMar>
           </w:tcPr>
           <w:p>
-            <w:r>
-              <w:t>Social Graph v1 已完成</w:t>
+            <w:pPr>
+              <w:spacing w:after="0" w:line="240" w:lineRule="auto"/>
+            </w:pPr>
+            <w:r>
+              <w:rPr>
+                <w:rFonts w:ascii="Noto Sans CJK SC" w:hAnsi="Noto Sans CJK SC" w:eastAsia="Noto Sans CJK SC"/>
+                <w:sz w:val="17"/>
+              </w:rPr>
+              <w:t>已完成基础闭环；聊天/处罚后台待办</w:t>
             </w:r>
           </w:p>
         </w:tc>
@@ -11871,8 +11829,15 @@
             </w:tcMar>
           </w:tcPr>
           <w:p>
-            <w:r>
-              <w:t>Avatar v2、动态框、闪名、Premium Background、Showcase、Collection Progress 与整套 Try-On 已完成；Bundle Economy 不引入，游戏皮肤继续扩展</w:t>
+            <w:pPr>
+              <w:spacing w:after="0" w:line="240" w:lineRule="auto"/>
+            </w:pPr>
+            <w:r>
+              <w:rPr>
+                <w:rFonts w:ascii="Noto Sans CJK SC" w:hAnsi="Noto Sans CJK SC" w:eastAsia="Noto Sans CJK SC"/>
+                <w:sz w:val="17"/>
+              </w:rPr>
+              <w:t>基础装扮已完成；游戏皮肤和美术清单扩展</w:t>
             </w:r>
           </w:p>
         </w:tc>
@@ -11888,8 +11853,15 @@
             </w:tcMar>
           </w:tcPr>
           <w:p>
-            <w:r>
-              <w:t>平台装扮已完成/游戏资产持续</w:t>
+            <w:pPr>
+              <w:spacing w:after="0" w:line="240" w:lineRule="auto"/>
+            </w:pPr>
+            <w:r>
+              <w:rPr>
+                <w:rFonts w:ascii="Noto Sans CJK SC" w:hAnsi="Noto Sans CJK SC" w:eastAsia="Noto Sans CJK SC"/>
+                <w:sz w:val="17"/>
+              </w:rPr>
+              <w:t>部分完成</w:t>
             </w:r>
           </w:p>
         </w:tc>
@@ -12011,8 +11983,15 @@
             </w:tcMar>
           </w:tcPr>
           <w:p>
-            <w:r>
-              <w:t>只读观战已完成；明确 moveLog 不等于 Replay，版本化回放继续规划</w:t>
+            <w:pPr>
+              <w:spacing w:after="0" w:line="240" w:lineRule="auto"/>
+            </w:pPr>
+            <w:r>
+              <w:rPr>
+                <w:rFonts w:ascii="Noto Sans CJK SC" w:hAnsi="Noto Sans CJK SC" w:eastAsia="Noto Sans CJK SC"/>
+                <w:sz w:val="17"/>
+              </w:rPr>
+              <w:t>Replay v1.1 与独立观众席已上线；有界 moveLog 不冒充完整 Tetris Rule Replay</w:t>
             </w:r>
           </w:p>
         </w:tc>
@@ -12028,8 +12007,15 @@
             </w:tcMar>
           </w:tcPr>
           <w:p>
-            <w:r>
-              <w:t>观战已完成/Replay 待办</w:t>
+            <w:pPr>
+              <w:spacing w:after="0" w:line="240" w:lineRule="auto"/>
+            </w:pPr>
+            <w:r>
+              <w:rPr>
+                <w:rFonts w:ascii="Noto Sans CJK SC" w:hAnsi="Noto Sans CJK SC" w:eastAsia="Noto Sans CJK SC"/>
+                <w:sz w:val="17"/>
+              </w:rPr>
+              <w:t>完成：播放器/隐私/过期/公开延迟/分享；高级竞技回放待办</w:t>
             </w:r>
           </w:p>
         </w:tc>
@@ -12313,7 +12299,7 @@
                 <w:rFonts w:ascii="Noto Sans CJK SC" w:hAnsi="Noto Sans CJK SC" w:eastAsia="Noto Sans CJK SC"/>
                 <w:sz w:val="17"/>
               </w:rPr>
-              <w:t>保留同步目标，但修正真实架构为房间中继</w:t>
+              <w:t>拆分为普通中继 + Tank/Tetris/棋钟/拍卖权威子系统；不宣称所有 turn-based 规则服务端重演</w:t>
             </w:r>
           </w:p>
         </w:tc>
@@ -12337,7 +12323,7 @@
                 <w:rFonts w:ascii="Noto Sans CJK SC" w:hAnsi="Noto Sans CJK SC" w:eastAsia="Noto Sans CJK SC"/>
                 <w:sz w:val="17"/>
               </w:rPr>
-              <w:t>当前取舍</w:t>
+              <w:t>当前取舍，持续升级规则验证</w:t>
             </w:r>
           </w:p>
         </w:tc>
@@ -13002,7 +12988,7 @@
                 <w:rFonts w:ascii="Noto Sans CJK SC" w:hAnsi="Noto Sans CJK SC" w:eastAsia="Noto Sans CJK SC"/>
                 <w:sz w:val="16"/>
               </w:rPr>
-              <w:t>可先本地试玩，再在需要联网权益时建账号</w:t>
+              <w:t>账号完成后直接进入人机或联机入口</w:t>
             </w:r>
           </w:p>
         </w:tc>
@@ -13079,7 +13065,7 @@
                 <w:rFonts w:ascii="Noto Sans CJK SC" w:hAnsi="Noto Sans CJK SC" w:eastAsia="Noto Sans CJK SC"/>
                 <w:sz w:val="16"/>
               </w:rPr>
-              <w:t>默认突出“一键开玩”；显示在线朋友/房间</w:t>
+              <w:t>默认突出快速加入；显示在线朋友/公开房；无人时提供人机或创建公开房</w:t>
             </w:r>
           </w:p>
         </w:tc>
@@ -13103,7 +13089,7 @@
                 <w:rFonts w:ascii="Noto Sans CJK SC" w:hAnsi="Noto Sans CJK SC" w:eastAsia="Noto Sans CJK SC"/>
                 <w:sz w:val="16"/>
               </w:rPr>
-              <w:t>无在线玩家时明确提供 AI、本地或创建公开房</w:t>
+              <w:t>无在线玩家时明确提供人机对战或创建公开房</w:t>
             </w:r>
           </w:p>
         </w:tc>
@@ -13222,45 +13208,23 @@
           <w:b/>
           <w:sz w:val="21"/>
         </w:rPr>
-        <w:t>建议新增“游客本地试玩”</w:t>
-      </w:r>
+        <w:t>未来可评估“游客人机试玩”：只使用程序内 AI fallback，不写服务端成长、不领取 💵、不进入公开社交；当玩家尝试联机、排行榜、商城或跨设备同步时再引导建立 PIN 账号。此方案不恢复同设备多人模式，且必须与当前账号策略兼容并单独评估实现成本。</w:t>
+      </w:r>
+    </w:p>
+    <w:p>
+      <w:pPr>
+        <w:pStyle w:val="Heading2"/>
+      </w:pPr>
+      <w:r>
+        <w:t>16.3 回访用户首页优先级</w:t>
+      </w:r>
+    </w:p>
+    <w:p>
       <w:r>
         <w:rPr>
           <w:rFonts w:ascii="Noto Sans CJK SC" w:hAnsi="Noto Sans CJK SC" w:eastAsia="Noto Sans CJK SC"/>
           <w:sz w:val="21"/>
         </w:rPr>
-        <w:t xml:space="preserve">（未来选项）：不写服务端成长、不领取 </w:t>
-      </w:r>
-      <w:r>
-        <w:rPr>
-          <w:rFonts w:ascii="Segoe UI Symbol" w:hAnsi="Segoe UI Symbol" w:eastAsia="Segoe UI Symbol" w:cs="Segoe UI Symbol"/>
-          <w:color w:val="3C3C3C"/>
-          <w:sz w:val="18"/>
-        </w:rPr>
-        <w:t>💵</w:t>
-      </w:r>
-      <w:r>
-        <w:rPr>
-          <w:rFonts w:ascii="Noto Sans CJK SC" w:hAnsi="Noto Sans CJK SC" w:eastAsia="Noto Sans CJK SC"/>
-          <w:sz w:val="21"/>
-        </w:rPr>
-        <w:t>、不进入公开社交，仅用于让首次用户先玩到游戏；当玩家尝试联机、排行榜、商城或跨设备同步时再引导建立 PIN 账号。此方案可进一步降低注册阻力，但必须与当前账号策略兼容并评估实现成本。</w:t>
-      </w:r>
-    </w:p>
-    <w:p>
-      <w:pPr>
-        <w:pStyle w:val="Heading2"/>
-      </w:pPr>
-      <w:r>
-        <w:t>16.3 回访用户首页优先级</w:t>
-      </w:r>
-    </w:p>
-    <w:p>
-      <w:r>
-        <w:rPr>
-          <w:rFonts w:ascii="Noto Sans CJK SC" w:hAnsi="Noto Sans CJK SC" w:eastAsia="Noto Sans CJK SC"/>
-          <w:sz w:val="21"/>
-        </w:rPr>
         <w:t>首页信息层建议固定为：</w:t>
       </w:r>
     </w:p>
@@ -13321,7 +13285,12 @@
     <w:p>
       <w:pPr/>
       <w:r>
-        <w:t>4. 快速开局：人机 / 快速加入公开房 / 创建房间。</w:t>
+        <w:rPr>
+          <w:rFonts w:ascii="Noto Sans CJK SC" w:hAnsi="Noto Sans CJK SC" w:eastAsia="Noto Sans CJK SC"/>
+          <w:b/>
+          <w:sz w:val="20"/>
+        </w:rPr>
+        <w:t>4. 快速开局：人机对战 / 快速加入 / 创建房间。</w:t>
       </w:r>
     </w:p>
     <w:p>
@@ -14441,19 +14410,31 @@
     <w:p>
       <w:pPr/>
       <w:r>
-        <w:t>3. 允许房主创建公开混合房并添加明确标识的 AI Seat；真人可在开局前加入空席。</w:t>
+        <w:rPr>
+          <w:rFonts w:ascii="Noto Sans CJK SC" w:hAnsi="Noto Sans CJK SC" w:eastAsia="Noto Sans CJK SC"/>
+          <w:sz w:val="20"/>
+        </w:rPr>
+        <w:t>3. 提示“创建公开房并边玩 AI 边等人”（未来方案）。</w:t>
       </w:r>
     </w:p>
     <w:p>
       <w:pPr/>
       <w:r>
-        <w:t>4. AI Seat 必须显示 BOT / AI、难度、Persona 与 controllerUid 语义；不能伪装真人，也不能成为奖励账号。</w:t>
+        <w:rPr>
+          <w:rFonts w:ascii="Noto Sans CJK SC" w:hAnsi="Noto Sans CJK SC" w:eastAsia="Noto Sans CJK SC"/>
+          <w:sz w:val="20"/>
+        </w:rPr>
+        <w:t>4. AI 补位必须显示机器人身份，并可在规则允许时由真人接管。</w:t>
       </w:r>
     </w:p>
     <w:p>
       <w:pPr/>
       <w:r>
-        <w:t>5. 实在无人时直接给出人机快速入口。</w:t>
+        <w:rPr>
+          <w:rFonts w:ascii="Noto Sans CJK SC" w:hAnsi="Noto Sans CJK SC" w:eastAsia="Noto Sans CJK SC"/>
+          <w:sz w:val="20"/>
+        </w:rPr>
+        <w:t>5. 实在无人时直接给出人机对战快速入口。</w:t>
       </w:r>
     </w:p>
     <w:p>
@@ -15205,7 +15186,7 @@
                 <w:rFonts w:ascii="Noto Sans CJK SC" w:hAnsi="Noto Sans CJK SC" w:eastAsia="Noto Sans CJK SC"/>
                 <w:sz w:val="16"/>
               </w:rPr>
-              <w:t>P0 实现终点超点折返；安全格/碰撞状态可视化；路径逐格移动</w:t>
+              <w:t>终点超点折返、安全格/碰撞可视化、路径逐格移动已完成</w:t>
             </w:r>
           </w:p>
         </w:tc>
@@ -15407,7 +15388,7 @@
                 <w:rFonts w:ascii="Noto Sans CJK SC" w:hAnsi="Noto Sans CJK SC" w:eastAsia="Noto Sans CJK SC"/>
                 <w:sz w:val="16"/>
               </w:rPr>
-              <w:t>输入预测/命中反馈；障碍种子一致；出生保护；移动端虚拟摇杆调优</w:t>
+              <w:t>Tank Authority、输入预测/命中反馈、障碍种子、出生保护和移动端摇杆调优</w:t>
             </w:r>
           </w:p>
         </w:tc>
@@ -15431,7 +15412,7 @@
                 <w:rFonts w:ascii="Noto Sans CJK SC" w:hAnsi="Noto Sans CJK SC" w:eastAsia="Noto Sans CJK SC"/>
                 <w:sz w:val="16"/>
               </w:rPr>
-              <w:t>地图轮换、2v2、观战</w:t>
+              <w:t>地图轮换、2v2、观战美术</w:t>
             </w:r>
           </w:p>
         </w:tc>
@@ -15508,7 +15489,7 @@
                 <w:rFonts w:ascii="Noto Sans CJK SC" w:hAnsi="Noto Sans CJK SC" w:eastAsia="Noto Sans CJK SC"/>
                 <w:sz w:val="16"/>
               </w:rPr>
-              <w:t>Ghost/Hold（若规则允许）；消行/连击信息；对战垃圾行协议显式化</w:t>
+              <w:t>Ghost/Hold、消行/连击、7-Bag、Battle Authority 垃圾/KO 协议已完成</w:t>
             </w:r>
           </w:p>
         </w:tc>
@@ -15532,7 +15513,7 @@
                 <w:rFonts w:ascii="Noto Sans CJK SC" w:hAnsi="Noto Sans CJK SC" w:eastAsia="Noto Sans CJK SC"/>
                 <w:sz w:val="16"/>
               </w:rPr>
-              <w:t>40L 竞速、淘汰赛</w:t>
+              <w:t>40L 竞速、完整 Rule Replay、淘汰赛</w:t>
             </w:r>
           </w:p>
         </w:tc>
@@ -15609,7 +15590,7 @@
                 <w:rFonts w:ascii="Noto Sans CJK SC" w:hAnsi="Noto Sans CJK SC" w:eastAsia="Noto Sans CJK SC"/>
                 <w:sz w:val="16"/>
               </w:rPr>
-              <w:t>将军/将死/被将状态；合法走法与吃子反馈；局面序列化稳定</w:t>
+              <w:t>将军/将死/被将、合法走法/吃子反馈、序列化和服务端棋钟已完成</w:t>
             </w:r>
           </w:p>
         </w:tc>
@@ -15633,7 +15614,7 @@
                 <w:rFonts w:ascii="Noto Sans CJK SC" w:hAnsi="Noto Sans CJK SC" w:eastAsia="Noto Sans CJK SC"/>
                 <w:sz w:val="16"/>
               </w:rPr>
-              <w:t>棋钟、残局、PGN-like 平台棋谱格式</w:t>
+              <w:t>残局、PGN-like 平台棋谱格式、完整规则 Authority</w:t>
             </w:r>
           </w:p>
         </w:tc>
@@ -15815,7 +15796,7 @@
         <w:pStyle w:val="Heading1"/>
       </w:pPr>
       <w:r>
-        <w:t>19. AI 对手 2.0：强度、人格、延迟与成本解耦（v3.0 新增建议）</w:t>
+        <w:t>19. AI 对手 2.0：强度、人格、持续学习、延迟与成本</w:t>
       </w:r>
     </w:p>
     <w:p>
@@ -16096,7 +16077,7 @@
                 <w:rFonts w:ascii="Noto Sans CJK SC" w:hAnsi="Noto Sans CJK SC" w:eastAsia="Noto Sans CJK SC"/>
                 <w:sz w:val="17"/>
               </w:rPr>
-              <w:t>minimax、启发式、贪心、放置评分、远端模型</w:t>
+              <w:t>威胁空间/Alpha-Beta、风险收益、影响图/BFS、Dellacherie 双块前瞻和近优远端裁决</w:t>
             </w:r>
           </w:p>
         </w:tc>
@@ -16348,14 +16329,7 @@
           <w:b/>
           <w:sz w:val="20"/>
         </w:rPr>
-        <w:t>自适应（未来）</w:t>
-      </w:r>
-      <w:r>
-        <w:rPr>
-          <w:rFonts w:ascii="Noto Sans CJK SC" w:hAnsi="Noto Sans CJK SC" w:eastAsia="Noto Sans CJK SC"/>
-          <w:sz w:val="20"/>
-        </w:rPr>
-        <w:t>：依据近期胜负轻微调整，但必须让用户知道，不用于排行榜竞技。</w:t>
+        <w:t>自适应（已实现个人模型）：依据有效赛果对近优候选做低学习率更新；胜局强化、败局反事实修正、平局中性反馈。用户数据按账号×游戏隔离，不用于排行榜权威结算。</w:t>
       </w:r>
     </w:p>
     <w:p>
@@ -16462,24 +16436,36 @@
         <w:pStyle w:val="Heading2"/>
       </w:pPr>
       <w:r>
-        <w:t>20.1 已完成 Social Graph v1，通信能力按安全顺序继续</w:t>
-      </w:r>
-    </w:p>
-    <w:p>
-      <w:r>
-        <w:t>Social Graph v1 已完成好友请求/接受/忽略/取消/移除、Block、Report 和 Presence Privacy。后续自由通信仍按以下顺序推进：</w:t>
+        <w:t>20.1 社交上线顺序</w:t>
+      </w:r>
+    </w:p>
+    <w:p>
+      <w:r>
+        <w:rPr>
+          <w:rFonts w:ascii="Noto Sans CJK SC" w:hAnsi="Noto Sans CJK SC" w:eastAsia="Noto Sans CJK SC"/>
+          <w:sz w:val="21"/>
+        </w:rPr>
+        <w:t>完整自由聊天不应成为第一步。推荐顺序：</w:t>
       </w:r>
     </w:p>
     <w:p>
       <w:pPr/>
       <w:r>
-        <w:t>1. 已完成：好友请求、接受、忽略、取消与移除；</w:t>
+        <w:rPr>
+          <w:rFonts w:ascii="Noto Sans CJK SC" w:hAnsi="Noto Sans CJK SC" w:eastAsia="Noto Sans CJK SC"/>
+          <w:sz w:val="20"/>
+        </w:rPr>
+        <w:t>1. 好友申请/接受/删除；</w:t>
       </w:r>
     </w:p>
     <w:p>
       <w:pPr/>
       <w:r>
-        <w:t>2. 已完成：屏蔽、举报、关系限频与最小证据；静音随通信阶段补充；</w:t>
+        <w:rPr>
+          <w:rFonts w:ascii="Noto Sans CJK SC" w:hAnsi="Noto Sans CJK SC" w:eastAsia="Noto Sans CJK SC"/>
+          <w:sz w:val="20"/>
+        </w:rPr>
+        <w:t>2. 屏蔽、静音、举报；</w:t>
       </w:r>
     </w:p>
     <w:p>
@@ -16547,43 +16533,6 @@
       </w:pPr>
       <w:r>
         <w:t>20.2 屏蔽与举报是平台级能力</w:t>
-      </w:r>
-    </w:p>
-    <w:p>
-      <w:r>
-        <w:t>当前 block 的服务端强制影响：</w:t>
-      </w:r>
-    </w:p>
-    <w:p>
-      <w:pPr>
-        <w:pStyle w:val="ListBullet"/>
-      </w:pPr>
-      <w:r>
-        <w:t>阻止双方继续发送好友请求或房间邀请；</w:t>
-      </w:r>
-    </w:p>
-    <w:p>
-      <w:pPr>
-        <w:pStyle w:val="ListBullet"/>
-      </w:pPr>
-      <w:r>
-        <w:t>从被屏蔽者视角隐藏对方公开房，并阻止按房间码或 Direct Join helper 进入；</w:t>
-      </w:r>
-    </w:p>
-    <w:p>
-      <w:pPr>
-        <w:pStyle w:val="ListBullet"/>
-      </w:pPr>
-      <w:r>
-        <w:t>解除既有好友关系和待处理请求；未来 Emoji/快捷语/聊天上线时继续复用同一屏蔽关系；</w:t>
-      </w:r>
-    </w:p>
-    <w:p>
-      <w:pPr>
-        <w:pStyle w:val="ListBullet"/>
-      </w:pPr>
-      <w:r>
-        <w:t>举报保存固定原因、最小上下文和过滤后的目标显示快照，只进入 Moderation Intake，不自动处罚。</w:t>
       </w:r>
     </w:p>
     <w:p>
@@ -16593,14 +16542,14 @@
           <w:color w:val="3C3C3C"/>
           <w:sz w:val="18"/>
         </w:rPr>
-        <w:t>report</w:t>
+        <w:t>block</w:t>
       </w:r>
       <w:r>
         <w:rPr>
           <w:rFonts w:ascii="Noto Sans CJK SC" w:hAnsi="Noto Sans CJK SC" w:eastAsia="Noto Sans CJK SC"/>
           <w:sz w:val="21"/>
         </w:rPr>
-        <w:t xml:space="preserve"> 至少包含：</w:t>
+        <w:t xml:space="preserve"> 影响：</w:t>
       </w:r>
     </w:p>
     <w:p>
@@ -16612,7 +16561,7 @@
           <w:rFonts w:ascii="Noto Sans CJK SC" w:hAnsi="Noto Sans CJK SC" w:eastAsia="Noto Sans CJK SC"/>
           <w:sz w:val="20"/>
         </w:rPr>
-        <w:t>reporter、target、场景（大厅/房间/私聊/昵称）；</w:t>
+        <w:t>不再收到对方邀请/私聊；</w:t>
       </w:r>
     </w:p>
     <w:p>
@@ -16624,7 +16573,7 @@
           <w:rFonts w:ascii="Noto Sans CJK SC" w:hAnsi="Noto Sans CJK SC" w:eastAsia="Noto Sans CJK SC"/>
           <w:sz w:val="20"/>
         </w:rPr>
-        <w:t>原因枚举；</w:t>
+        <w:t>默认不匹配到同一社交房（竞技匹配可根据人口策略单独设计）；</w:t>
       </w:r>
     </w:p>
     <w:p>
@@ -16636,7 +16585,7 @@
           <w:rFonts w:ascii="Noto Sans CJK SC" w:hAnsi="Noto Sans CJK SC" w:eastAsia="Noto Sans CJK SC"/>
           <w:sz w:val="20"/>
         </w:rPr>
-        <w:t>关联事件 ID / 消息 ID；</w:t>
+        <w:t>对方的 Emoji/快捷语不渲染；</w:t>
       </w:r>
     </w:p>
     <w:p>
@@ -16648,260 +16597,294 @@
           <w:rFonts w:ascii="Noto Sans CJK SC" w:hAnsi="Noto Sans CJK SC" w:eastAsia="Noto Sans CJK SC"/>
           <w:sz w:val="20"/>
         </w:rPr>
-        <w:t>客户端可选说明；</w:t>
-      </w:r>
-    </w:p>
-    <w:p>
-      <w:pPr>
-        <w:pStyle w:val="ListBullet"/>
-      </w:pPr>
-      <w:r>
-        <w:rPr>
-          <w:rFonts w:ascii="Noto Sans CJK SC" w:hAnsi="Noto Sans CJK SC" w:eastAsia="Noto Sans CJK SC"/>
-          <w:sz w:val="20"/>
-        </w:rPr>
-        <w:t>服务端时间和规则版本。</w:t>
-      </w:r>
-    </w:p>
-    <w:p>
-      <w:r>
-        <w:rPr>
-          <w:rFonts w:ascii="Noto Sans CJK SC" w:hAnsi="Noto Sans CJK SC" w:eastAsia="Noto Sans CJK SC"/>
-          <w:sz w:val="21"/>
-        </w:rPr>
-        <w:t>不要把完整 session token、PIN 或整个私人聊天历史无差别写入举报日志。</w:t>
-      </w:r>
-    </w:p>
-    <w:p>
-      <w:pPr>
-        <w:pStyle w:val="Heading2"/>
-      </w:pPr>
-      <w:r>
-        <w:t>20.3 昵称与用户生成文本</w:t>
-      </w:r>
-    </w:p>
-    <w:p>
-      <w:pPr>
-        <w:pStyle w:val="ListBullet"/>
-      </w:pPr>
-      <w:r>
-        <w:rPr>
-          <w:rFonts w:ascii="Noto Sans CJK SC" w:hAnsi="Noto Sans CJK SC" w:eastAsia="Noto Sans CJK SC"/>
-          <w:sz w:val="20"/>
-        </w:rPr>
-        <w:t>Unicode 正规化，防止相似字符绕过屏蔽；</w:t>
-      </w:r>
-    </w:p>
-    <w:p>
-      <w:pPr>
-        <w:pStyle w:val="ListBullet"/>
-      </w:pPr>
-      <w:r>
-        <w:rPr>
-          <w:rFonts w:ascii="Noto Sans CJK SC" w:hAnsi="Noto Sans CJK SC" w:eastAsia="Noto Sans CJK SC"/>
-          <w:sz w:val="20"/>
-        </w:rPr>
-        <w:t>限长度、控制字符和不可见字符；</w:t>
-      </w:r>
-    </w:p>
-    <w:p>
-      <w:pPr>
-        <w:pStyle w:val="ListBullet"/>
-      </w:pPr>
-      <w:r>
-        <w:rPr>
-          <w:rFonts w:ascii="Noto Sans CJK SC" w:hAnsi="Noto Sans CJK SC" w:eastAsia="Noto Sans CJK SC"/>
-          <w:sz w:val="20"/>
-        </w:rPr>
-        <w:t>UI 输出始终按纯文本处理，不允许 HTML 注入；</w:t>
-      </w:r>
-    </w:p>
-    <w:p>
-      <w:pPr>
-        <w:pStyle w:val="ListBullet"/>
-      </w:pPr>
-      <w:r>
-        <w:rPr>
-          <w:rFonts w:ascii="Noto Sans CJK SC" w:hAnsi="Noto Sans CJK SC" w:eastAsia="Noto Sans CJK SC"/>
-          <w:sz w:val="20"/>
-        </w:rPr>
-        <w:t>敏感词过滤只是一层，必须结合举报、频控和人工/运营处理；</w:t>
-      </w:r>
-    </w:p>
-    <w:p>
-      <w:pPr>
-        <w:pStyle w:val="ListBullet"/>
-      </w:pPr>
-      <w:r>
-        <w:rPr>
-          <w:rFonts w:ascii="Noto Sans CJK SC" w:hAnsi="Noto Sans CJK SC" w:eastAsia="Noto Sans CJK SC"/>
-          <w:sz w:val="20"/>
-        </w:rPr>
-        <w:t>改名频率可限制，避免骚扰者反复换名逃避。</w:t>
-      </w:r>
-    </w:p>
-    <w:p>
-      <w:pPr>
-        <w:pStyle w:val="Heading2"/>
-      </w:pPr>
-      <w:r>
-        <w:t>20.4 未成年人和区域合规准备</w:t>
-      </w:r>
-    </w:p>
-    <w:p>
-      <w:r>
-        <w:rPr>
-          <w:rFonts w:ascii="Noto Sans CJK SC" w:hAnsi="Noto Sans CJK SC" w:eastAsia="Noto Sans CJK SC"/>
-          <w:sz w:val="21"/>
-        </w:rPr>
-        <w:t>当前材料未定义目标年龄层。正式开放自由聊天、法币支付或全球发行前，应明确年龄策略、隐私政策、数据保留、家长/监护需求和各地区适用要求。此部分需要法律与商店合规审查；白皮书只定义工程“可满足能力”，不宣称已经符合法律。</w:t>
-      </w:r>
-    </w:p>
-    <w:p>
-      <w:pPr>
-        <w:pStyle w:val="Heading2"/>
-      </w:pPr>
-      <w:r>
-        <w:t>20.5 社交健康设计</w:t>
-      </w:r>
-    </w:p>
-    <w:p>
-      <w:pPr>
-        <w:pStyle w:val="ListBullet"/>
-      </w:pPr>
-      <w:r>
-        <w:rPr>
-          <w:rFonts w:ascii="Noto Sans CJK SC" w:hAnsi="Noto Sans CJK SC" w:eastAsia="Noto Sans CJK SC"/>
-          <w:sz w:val="20"/>
-        </w:rPr>
-        <w:t>默认提供“全部静音 / 关闭投掷表情 / 只接好友邀请”；</w:t>
-      </w:r>
-    </w:p>
-    <w:p>
-      <w:pPr>
-        <w:pStyle w:val="ListBullet"/>
-      </w:pPr>
-      <w:r>
-        <w:rPr>
-          <w:rFonts w:ascii="Noto Sans CJK SC" w:hAnsi="Noto Sans CJK SC" w:eastAsia="Noto Sans CJK SC"/>
-          <w:sz w:val="20"/>
-        </w:rPr>
-        <w:t>不使用羞辱式连败提示；</w:t>
-      </w:r>
-    </w:p>
-    <w:p>
-      <w:pPr>
-        <w:pStyle w:val="ListBullet"/>
-      </w:pPr>
-      <w:r>
-        <w:rPr>
-          <w:rFonts w:ascii="Noto Sans CJK SC" w:hAnsi="Noto Sans CJK SC" w:eastAsia="Noto Sans CJK SC"/>
-          <w:sz w:val="20"/>
-        </w:rPr>
-        <w:t>不将在线状态精确到会造成跟踪风险的程度；</w:t>
-      </w:r>
-    </w:p>
-    <w:p>
-      <w:pPr>
-        <w:pStyle w:val="ListBullet"/>
-      </w:pPr>
-      <w:r>
-        <w:rPr>
-          <w:rFonts w:ascii="Noto Sans CJK SC" w:hAnsi="Noto Sans CJK SC" w:eastAsia="Noto Sans CJK SC"/>
-          <w:sz w:val="20"/>
-        </w:rPr>
-        <w:t>“最近玩家”允许隐藏；</w:t>
-      </w:r>
-    </w:p>
-    <w:p>
-      <w:pPr>
-        <w:pStyle w:val="ListBullet"/>
-      </w:pPr>
-      <w:r>
-        <w:rPr>
-          <w:rFonts w:ascii="Noto Sans CJK SC" w:hAnsi="Noto Sans CJK SC" w:eastAsia="Noto Sans CJK SC"/>
-          <w:sz w:val="20"/>
-        </w:rPr>
-        <w:t>举报入口不藏在多层菜单；</w:t>
-      </w:r>
-    </w:p>
-    <w:p>
-      <w:pPr>
-        <w:pStyle w:val="ListBullet"/>
-      </w:pPr>
-      <w:r>
-        <w:rPr>
-          <w:rFonts w:ascii="Noto Sans CJK SC" w:hAnsi="Noto Sans CJK SC" w:eastAsia="Noto Sans CJK SC"/>
-          <w:sz w:val="20"/>
-        </w:rPr>
-        <w:t>社交奖励奖励“完成友好对局/与好友游玩”，不奖励刷屏或强迫邀请。</w:t>
-      </w:r>
-    </w:p>
-    <w:p>
-      <w:pPr>
-        <w:pStyle w:val="Heading1"/>
-      </w:pPr>
-      <w:r>
-        <w:t>21. 成长、经济与 LiveOps（v3.0 新增建议）</w:t>
-      </w:r>
-    </w:p>
-    <w:p>
-      <w:pPr>
-        <w:pStyle w:val="Heading2"/>
-      </w:pPr>
-      <w:r>
-        <w:rPr/>
-        <w:t>21.1 `</w:t>
-      </w:r>
-      <w:r>
-        <w:rPr>
-          <w:rFonts w:ascii="Segoe UI Symbol" w:hAnsi="Segoe UI Symbol" w:eastAsia="Segoe UI Symbol" w:cs="Segoe UI Symbol"/>
-        </w:rPr>
-        <w:t>💵</w:t>
-      </w:r>
-      <w:r>
-        <w:rPr/>
-        <w:t>` 经济必须有来源、消耗和通胀观测</w:t>
-      </w:r>
-    </w:p>
-    <w:p>
-      <w:r>
-        <w:rPr>
-          <w:rFonts w:ascii="Noto Sans CJK SC" w:hAnsi="Noto Sans CJK SC" w:eastAsia="Noto Sans CJK SC"/>
-          <w:sz w:val="21"/>
-        </w:rPr>
-        <w:t xml:space="preserve">当前胜者每局 </w:t>
-      </w:r>
+        <w:t>举报后保留最小必要证据快照。</w:t>
+      </w:r>
+    </w:p>
+    <w:p>
       <w:r>
         <w:rPr>
           <w:rFonts w:ascii="DejaVu Sans Mono" w:hAnsi="DejaVu Sans Mono" w:eastAsia="DejaVu Sans Mono"/>
           <w:color w:val="3C3C3C"/>
           <w:sz w:val="18"/>
         </w:rPr>
-        <w:t>+</w:t>
+        <w:t>report</w:t>
+      </w:r>
+      <w:r>
+        <w:rPr>
+          <w:rFonts w:ascii="Noto Sans CJK SC" w:hAnsi="Noto Sans CJK SC" w:eastAsia="Noto Sans CJK SC"/>
+          <w:sz w:val="21"/>
+        </w:rPr>
+        <w:t xml:space="preserve"> 至少包含：</w:t>
+      </w:r>
+    </w:p>
+    <w:p>
+      <w:pPr>
+        <w:pStyle w:val="ListBullet"/>
+      </w:pPr>
+      <w:r>
+        <w:rPr>
+          <w:rFonts w:ascii="Noto Sans CJK SC" w:hAnsi="Noto Sans CJK SC" w:eastAsia="Noto Sans CJK SC"/>
+          <w:sz w:val="20"/>
+        </w:rPr>
+        <w:t>reporter、target、场景（大厅/房间/私聊/昵称）；</w:t>
+      </w:r>
+    </w:p>
+    <w:p>
+      <w:pPr>
+        <w:pStyle w:val="ListBullet"/>
+      </w:pPr>
+      <w:r>
+        <w:rPr>
+          <w:rFonts w:ascii="Noto Sans CJK SC" w:hAnsi="Noto Sans CJK SC" w:eastAsia="Noto Sans CJK SC"/>
+          <w:sz w:val="20"/>
+        </w:rPr>
+        <w:t>原因枚举；</w:t>
+      </w:r>
+    </w:p>
+    <w:p>
+      <w:pPr>
+        <w:pStyle w:val="ListBullet"/>
+      </w:pPr>
+      <w:r>
+        <w:rPr>
+          <w:rFonts w:ascii="Noto Sans CJK SC" w:hAnsi="Noto Sans CJK SC" w:eastAsia="Noto Sans CJK SC"/>
+          <w:sz w:val="20"/>
+        </w:rPr>
+        <w:t>关联事件 ID / 消息 ID；</w:t>
+      </w:r>
+    </w:p>
+    <w:p>
+      <w:pPr>
+        <w:pStyle w:val="ListBullet"/>
+      </w:pPr>
+      <w:r>
+        <w:rPr>
+          <w:rFonts w:ascii="Noto Sans CJK SC" w:hAnsi="Noto Sans CJK SC" w:eastAsia="Noto Sans CJK SC"/>
+          <w:sz w:val="20"/>
+        </w:rPr>
+        <w:t>客户端可选说明；</w:t>
+      </w:r>
+    </w:p>
+    <w:p>
+      <w:pPr>
+        <w:pStyle w:val="ListBullet"/>
+      </w:pPr>
+      <w:r>
+        <w:rPr>
+          <w:rFonts w:ascii="Noto Sans CJK SC" w:hAnsi="Noto Sans CJK SC" w:eastAsia="Noto Sans CJK SC"/>
+          <w:sz w:val="20"/>
+        </w:rPr>
+        <w:t>服务端时间和规则版本。</w:t>
+      </w:r>
+    </w:p>
+    <w:p>
+      <w:r>
+        <w:rPr>
+          <w:rFonts w:ascii="Noto Sans CJK SC" w:hAnsi="Noto Sans CJK SC" w:eastAsia="Noto Sans CJK SC"/>
+          <w:sz w:val="21"/>
+        </w:rPr>
+        <w:t>不要把完整 session token、PIN 或整个私人聊天历史无差别写入举报日志。</w:t>
+      </w:r>
+    </w:p>
+    <w:p>
+      <w:pPr>
+        <w:pStyle w:val="Heading2"/>
+      </w:pPr>
+      <w:r>
+        <w:t>20.3 昵称与用户生成文本</w:t>
+      </w:r>
+    </w:p>
+    <w:p>
+      <w:pPr>
+        <w:pStyle w:val="ListBullet"/>
+      </w:pPr>
+      <w:r>
+        <w:rPr>
+          <w:rFonts w:ascii="Noto Sans CJK SC" w:hAnsi="Noto Sans CJK SC" w:eastAsia="Noto Sans CJK SC"/>
+          <w:sz w:val="20"/>
+        </w:rPr>
+        <w:t>Unicode 正规化，防止相似字符绕过屏蔽；</w:t>
+      </w:r>
+    </w:p>
+    <w:p>
+      <w:pPr>
+        <w:pStyle w:val="ListBullet"/>
+      </w:pPr>
+      <w:r>
+        <w:rPr>
+          <w:rFonts w:ascii="Noto Sans CJK SC" w:hAnsi="Noto Sans CJK SC" w:eastAsia="Noto Sans CJK SC"/>
+          <w:sz w:val="20"/>
+        </w:rPr>
+        <w:t>限长度、控制字符和不可见字符；</w:t>
+      </w:r>
+    </w:p>
+    <w:p>
+      <w:pPr>
+        <w:pStyle w:val="ListBullet"/>
+      </w:pPr>
+      <w:r>
+        <w:rPr>
+          <w:rFonts w:ascii="Noto Sans CJK SC" w:hAnsi="Noto Sans CJK SC" w:eastAsia="Noto Sans CJK SC"/>
+          <w:sz w:val="20"/>
+        </w:rPr>
+        <w:t>UI 输出始终按纯文本处理，不允许 HTML 注入；</w:t>
+      </w:r>
+    </w:p>
+    <w:p>
+      <w:pPr>
+        <w:pStyle w:val="ListBullet"/>
+      </w:pPr>
+      <w:r>
+        <w:rPr>
+          <w:rFonts w:ascii="Noto Sans CJK SC" w:hAnsi="Noto Sans CJK SC" w:eastAsia="Noto Sans CJK SC"/>
+          <w:sz w:val="20"/>
+        </w:rPr>
+        <w:t>敏感词过滤只是一层，必须结合举报、频控和人工/运营处理；</w:t>
+      </w:r>
+    </w:p>
+    <w:p>
+      <w:pPr>
+        <w:pStyle w:val="ListBullet"/>
+      </w:pPr>
+      <w:r>
+        <w:rPr>
+          <w:rFonts w:ascii="Noto Sans CJK SC" w:hAnsi="Noto Sans CJK SC" w:eastAsia="Noto Sans CJK SC"/>
+          <w:sz w:val="20"/>
+        </w:rPr>
+        <w:t>改名频率可限制，避免骚扰者反复换名逃避。</w:t>
+      </w:r>
+    </w:p>
+    <w:p>
+      <w:pPr>
+        <w:pStyle w:val="Heading2"/>
+      </w:pPr>
+      <w:r>
+        <w:t>20.4 未成年人和区域合规准备</w:t>
+      </w:r>
+    </w:p>
+    <w:p>
+      <w:r>
+        <w:rPr>
+          <w:rFonts w:ascii="Noto Sans CJK SC" w:hAnsi="Noto Sans CJK SC" w:eastAsia="Noto Sans CJK SC"/>
+          <w:sz w:val="21"/>
+        </w:rPr>
+        <w:t>当前材料未定义目标年龄层。正式开放自由聊天、法币支付或全球发行前，应明确年龄策略、隐私政策、数据保留、家长/监护需求和各地区适用要求。此部分需要法律与商店合规审查；白皮书只定义工程“可满足能力”，不宣称已经符合法律。</w:t>
+      </w:r>
+    </w:p>
+    <w:p>
+      <w:pPr>
+        <w:pStyle w:val="Heading2"/>
+      </w:pPr>
+      <w:r>
+        <w:t>20.5 社交健康设计</w:t>
+      </w:r>
+    </w:p>
+    <w:p>
+      <w:pPr>
+        <w:pStyle w:val="ListBullet"/>
+      </w:pPr>
+      <w:r>
+        <w:rPr>
+          <w:rFonts w:ascii="Noto Sans CJK SC" w:hAnsi="Noto Sans CJK SC" w:eastAsia="Noto Sans CJK SC"/>
+          <w:sz w:val="20"/>
+        </w:rPr>
+        <w:t>默认提供“全部静音 / 关闭投掷表情 / 只接好友邀请”；</w:t>
+      </w:r>
+    </w:p>
+    <w:p>
+      <w:pPr>
+        <w:pStyle w:val="ListBullet"/>
+      </w:pPr>
+      <w:r>
+        <w:rPr>
+          <w:rFonts w:ascii="Noto Sans CJK SC" w:hAnsi="Noto Sans CJK SC" w:eastAsia="Noto Sans CJK SC"/>
+          <w:sz w:val="20"/>
+        </w:rPr>
+        <w:t>不使用羞辱式连败提示；</w:t>
+      </w:r>
+    </w:p>
+    <w:p>
+      <w:pPr>
+        <w:pStyle w:val="ListBullet"/>
+      </w:pPr>
+      <w:r>
+        <w:rPr>
+          <w:rFonts w:ascii="Noto Sans CJK SC" w:hAnsi="Noto Sans CJK SC" w:eastAsia="Noto Sans CJK SC"/>
+          <w:sz w:val="20"/>
+        </w:rPr>
+        <w:t>不将在线状态精确到会造成跟踪风险的程度；</w:t>
+      </w:r>
+    </w:p>
+    <w:p>
+      <w:pPr>
+        <w:pStyle w:val="ListBullet"/>
+      </w:pPr>
+      <w:r>
+        <w:rPr>
+          <w:rFonts w:ascii="Noto Sans CJK SC" w:hAnsi="Noto Sans CJK SC" w:eastAsia="Noto Sans CJK SC"/>
+          <w:sz w:val="20"/>
+        </w:rPr>
+        <w:t>“最近玩家”允许隐藏；</w:t>
+      </w:r>
+    </w:p>
+    <w:p>
+      <w:pPr>
+        <w:pStyle w:val="ListBullet"/>
+      </w:pPr>
+      <w:r>
+        <w:rPr>
+          <w:rFonts w:ascii="Noto Sans CJK SC" w:hAnsi="Noto Sans CJK SC" w:eastAsia="Noto Sans CJK SC"/>
+          <w:sz w:val="20"/>
+        </w:rPr>
+        <w:t>举报入口不藏在多层菜单；</w:t>
+      </w:r>
+    </w:p>
+    <w:p>
+      <w:pPr>
+        <w:pStyle w:val="ListBullet"/>
+      </w:pPr>
+      <w:r>
+        <w:rPr>
+          <w:rFonts w:ascii="Noto Sans CJK SC" w:hAnsi="Noto Sans CJK SC" w:eastAsia="Noto Sans CJK SC"/>
+          <w:sz w:val="20"/>
+        </w:rPr>
+        <w:t>社交奖励奖励“完成友好对局/与好友游玩”，不奖励刷屏或强迫邀请。</w:t>
+      </w:r>
+    </w:p>
+    <w:p>
+      <w:pPr>
+        <w:pStyle w:val="Heading1"/>
+      </w:pPr>
+      <w:r>
+        <w:t>21. 成长、经济与 LiveOps（v3.0 新增建议）</w:t>
+      </w:r>
+    </w:p>
+    <w:p>
+      <w:pPr>
+        <w:pStyle w:val="Heading2"/>
+      </w:pPr>
+      <w:r>
+        <w:rPr/>
+        <w:t>21.1 `</w:t>
       </w:r>
       <w:r>
         <w:rPr>
           <w:rFonts w:ascii="Segoe UI Symbol" w:hAnsi="Segoe UI Symbol" w:eastAsia="Segoe UI Symbol" w:cs="Segoe UI Symbol"/>
-          <w:color w:val="3C3C3C"/>
-          <w:sz w:val="18"/>
         </w:rPr>
         <w:t>💵</w:t>
       </w:r>
       <w:r>
-        <w:rPr>
-          <w:rFonts w:ascii="DejaVu Sans Mono" w:hAnsi="DejaVu Sans Mono" w:eastAsia="DejaVu Sans Mono"/>
-          <w:color w:val="3C3C3C"/>
-          <w:sz w:val="18"/>
-        </w:rPr>
-        <w:t>1</w:t>
-      </w:r>
+        <w:rPr/>
+        <w:t>` 经济必须有来源、消耗和通胀观测</w:t>
+      </w:r>
+    </w:p>
+    <w:p>
       <w:r>
         <w:rPr>
           <w:rFonts w:ascii="Noto Sans CJK SC" w:hAnsi="Noto Sans CJK SC" w:eastAsia="Noto Sans CJK SC"/>
           <w:sz w:val="21"/>
         </w:rPr>
-        <w:t xml:space="preserve"> 的简单规则适合早期，但随着任务、赛季和活动增加，需要维护经济账本：</w:t>
+        <w:t>旧稿“胜者每局 +💵1”已替换为 Reward Resolver v1.0：按模式、名次、资格、首胜、连胜和重复对手衰减计算 💵/XP，并写入 reward_history/economy_ledger；真实配置集中在 server/reward-engine.js。</w:t>
       </w:r>
     </w:p>
     <w:tbl>
@@ -19114,7 +19097,7 @@
           <w:rFonts w:ascii="Noto Sans CJK SC" w:hAnsi="Noto Sans CJK SC" w:eastAsia="Noto Sans CJK SC"/>
           <w:sz w:val="21"/>
         </w:rPr>
-        <w:t>当前休闲联机仍是“服务端房间中继 + 客户端完整规则状态”。这适合快速迭代，但不应升级宣传为“服务端已验证每一步棋”。</w:t>
+        <w:t>当前联机是分层协议：普通回合制仍为服务端房间中继 + 客户端规则状态；Tank 是 tank-authority-v1，Tetris 是 tetris-battle-authority-v1，象棋/大富翁分别有棋钟/拍卖权威。任何未覆盖的普通规则仍不应宣传为服务端逐步验证。</w:t>
       </w:r>
     </w:p>
     <w:p>
@@ -19577,7 +19560,7 @@
                 <w:rFonts w:ascii="Noto Sans CJK SC" w:hAnsi="Noto Sans CJK SC" w:eastAsia="Noto Sans CJK SC"/>
                 <w:sz w:val="17"/>
               </w:rPr>
-              <w:t>中继、身份、席位、结果共识、频控</w:t>
+              <w:t>中继、身份、席位、结果共识、频控；普通回合制仍在此边界</w:t>
             </w:r>
           </w:p>
         </w:tc>
@@ -19654,22 +19637,7 @@
                 <w:rFonts w:ascii="Noto Sans CJK SC" w:hAnsi="Noto Sans CJK SC" w:eastAsia="Noto Sans CJK SC"/>
                 <w:sz w:val="17"/>
               </w:rPr>
-              <w:t>事件序列、随机种子、</w:t>
-            </w:r>
-            <w:r>
-              <w:rPr>
-                <w:rFonts w:ascii="DejaVu Sans Mono" w:hAnsi="DejaVu Sans Mono" w:eastAsia="DejaVu Sans Mono"/>
-                <w:color w:val="3C3C3C"/>
-                <w:sz w:val="18"/>
-              </w:rPr>
-              <w:t>stateHash</w:t>
-            </w:r>
-            <w:r>
-              <w:rPr>
-                <w:rFonts w:ascii="Noto Sans CJK SC" w:hAnsi="Noto Sans CJK SC" w:eastAsia="Noto Sans CJK SC"/>
-                <w:sz w:val="17"/>
-              </w:rPr>
-              <w:t>、双端分叉检测</w:t>
+              <w:t>事件序列、随机种子、stateHash、双端分叉检测；AI 学习经验只保存哈希/特征</w:t>
             </w:r>
           </w:p>
         </w:tc>
@@ -19746,7 +19714,7 @@
                 <w:rFonts w:ascii="Noto Sans CJK SC" w:hAnsi="Noto Sans CJK SC" w:eastAsia="Noto Sans CJK SC"/>
                 <w:sz w:val="17"/>
               </w:rPr>
-              <w:t>服务端验证每一步合法性，不必负责渲染</w:t>
+              <w:t>后续为普通回合制服务端验证每一步合法性，不负责渲染</w:t>
             </w:r>
           </w:p>
         </w:tc>
@@ -19799,7 +19767,7 @@
                 <w:rFonts w:ascii="Noto Sans CJK SC" w:hAnsi="Noto Sans CJK SC" w:eastAsia="Noto Sans CJK SC"/>
                 <w:sz w:val="17"/>
               </w:rPr>
-              <w:t>竞技/付费赛事</w:t>
+              <w:t>Tank/Tetris/竞技路径</w:t>
             </w:r>
           </w:p>
         </w:tc>
@@ -19823,7 +19791,7 @@
                 <w:rFonts w:ascii="Noto Sans CJK SC" w:hAnsi="Noto Sans CJK SC" w:eastAsia="Noto Sans CJK SC"/>
                 <w:sz w:val="17"/>
               </w:rPr>
-              <w:t>服务端状态机/实时 tick，客户端只提交输入</w:t>
+              <w:t>Tank 已为服务端状态机/实时 tick；Tetris 为 Battle Coordination，完整规则重放仍待</w:t>
             </w:r>
           </w:p>
         </w:tc>
@@ -21724,7 +21692,7 @@
         <w:pStyle w:val="Heading1"/>
       </w:pPr>
       <w:r>
-        <w:t>28. v3.2 优先级与建议执行顺序</w:t>
+        <w:t>28. v3.0 优先级重排与建议执行顺序</w:t>
       </w:r>
     </w:p>
     <w:p>
@@ -21732,7 +21700,7 @@
         <w:pStyle w:val="Heading2"/>
       </w:pPr>
       <w:r>
-        <w:t>28.1 P0：本地发布候选已通过，生产数据层仍受阻</w:t>
+        <w:t>28.1 P0：先把现有基线变成可信生产基线</w:t>
       </w:r>
     </w:p>
     <w:p>
@@ -21742,7 +21710,7 @@
           <w:rFonts w:ascii="Noto Sans CJK SC" w:hAnsi="Noto Sans CJK SC" w:eastAsia="Noto Sans CJK SC"/>
           <w:sz w:val="20"/>
         </w:rPr>
-        <w:t>1. 修复飞行棋终点折返 + 双端一致回归。</w:t>
+        <w:t>1. 已完成飞行棋终点折返与双端一致回归，并保留专项测试。</w:t>
       </w:r>
     </w:p>
     <w:p>
@@ -21808,7 +21776,11 @@
     <w:p>
       <w:pPr/>
       <w:r>
-        <w:t>4. BLOCKED：提供真实 Supabase Staging 凭证后，完成 JSON→Supabase 迁移、RLS 实连、事务并发、备份和恢复。</w:t>
+        <w:rPr>
+          <w:rFonts w:ascii="Noto Sans CJK SC" w:hAnsi="Noto Sans CJK SC" w:eastAsia="Noto Sans CJK SC"/>
+          <w:sz w:val="20"/>
+        </w:rPr>
+        <w:t>4. 接入并验证 Supabase；设计 JSON→Supabase 数据迁移/备份/回滚。</w:t>
       </w:r>
     </w:p>
     <w:p>
@@ -21939,7 +21911,7 @@
         <w:pStyle w:val="Heading2"/>
       </w:pPr>
       <w:r>
-        <w:t>28.3 P1：Social Graph 已完成，Social Communication 后续</w:t>
+        <w:t>28.3 P1：社交闭环</w:t>
       </w:r>
     </w:p>
     <w:p>
@@ -21947,7 +21919,11 @@
         <w:pStyle w:val="ListBullet"/>
       </w:pPr>
       <w:r>
-        <w:t>已完成：好友请求、接受/忽略/取消、移除；</w:t>
+        <w:rPr>
+          <w:rFonts w:ascii="Noto Sans CJK SC" w:hAnsi="Noto Sans CJK SC" w:eastAsia="Noto Sans CJK SC"/>
+          <w:sz w:val="20"/>
+        </w:rPr>
+        <w:t>好友；</w:t>
       </w:r>
     </w:p>
     <w:p>
@@ -21955,7 +21931,11 @@
         <w:pStyle w:val="ListBullet"/>
       </w:pPr>
       <w:r>
-        <w:t>已完成：Block/Report/Presence Privacy；Mute 随通信阶段补充；</w:t>
+        <w:rPr>
+          <w:rFonts w:ascii="Noto Sans CJK SC" w:hAnsi="Noto Sans CJK SC" w:eastAsia="Noto Sans CJK SC"/>
+          <w:sz w:val="20"/>
+        </w:rPr>
+        <w:t>block/report/mute；</w:t>
       </w:r>
     </w:p>
     <w:p>
@@ -21999,7 +21979,11 @@
         <w:pStyle w:val="ListBullet"/>
       </w:pPr>
       <w:r>
-        <w:t>已完成：Recent 列表与好友转化入口；</w:t>
+        <w:rPr>
+          <w:rFonts w:ascii="Noto Sans CJK SC" w:hAnsi="Noto Sans CJK SC" w:eastAsia="Noto Sans CJK SC"/>
+          <w:sz w:val="20"/>
+        </w:rPr>
+        <w:t>最近玩家转好友；</w:t>
       </w:r>
     </w:p>
     <w:p>
@@ -22075,7 +22059,11 @@
         <w:pStyle w:val="ListBullet"/>
       </w:pPr>
       <w:r>
-        <w:t>已完成：统一 Seat 下的只读观战；版本化 Replay 与竞技延迟观战继续规划；</w:t>
+        <w:rPr>
+          <w:rFonts w:ascii="Noto Sans CJK SC" w:hAnsi="Noto Sans CJK SC" w:eastAsia="Noto Sans CJK SC"/>
+          <w:sz w:val="20"/>
+        </w:rPr>
+        <w:t>独立观众席已完成中途加入、只读隔离、快照、重连、上限和最终结果；Replay v1.1 已实现 7 天记录、播放控制、公开房 5 分钟延迟、分享与撤销。高级延迟观战、防窥屏和完整 Tetris 竞技回放仍待后续。</w:t>
       </w:r>
     </w:p>
     <w:p>
@@ -22087,7 +22075,7 @@
           <w:rFonts w:ascii="Noto Sans CJK SC" w:hAnsi="Noto Sans CJK SC" w:eastAsia="Noto Sans CJK SC"/>
           <w:sz w:val="20"/>
         </w:rPr>
-        <w:t>锦标赛原型；</w:t>
+        <w:t>赛事编排已完成：3–4 人循环赛、5+ 三轮 Swiss、Bye、积分和重连；生产自动建桌/赛程联动仍待实现。</w:t>
       </w:r>
     </w:p>
     <w:p>
@@ -22815,7 +22803,7 @@
                 <w:rFonts w:ascii="Noto Sans CJK SC" w:hAnsi="Noto Sans CJK SC" w:eastAsia="Noto Sans CJK SC"/>
                 <w:sz w:val="16"/>
               </w:rPr>
-              <w:t>L1 stateHash → L2 规则验证 → L3 权威</w:t>
+              <w:t>Tank/Tetris/象棋/大富翁已有服务端 Authority；五子棋/飞行棋仍需 L2 规则验证或事件审计</w:t>
             </w:r>
           </w:p>
         </w:tc>
@@ -23754,7 +23742,7 @@
           <w:rFonts w:ascii="Noto Sans CJK SC" w:hAnsi="Noto Sans CJK SC" w:eastAsia="Noto Sans CJK SC"/>
           <w:sz w:val="21"/>
         </w:rPr>
-        <w:t>新用户打开 → 30 秒内理解平台 → 可人机立即玩 → 结算 → 创建账号保存成长 → 无空大厅死路。</w:t>
+        <w:t>新用户打开 → 30 秒内理解平台 → 可立即进入人机对战 → 结算 → 创建账号保存成长 → 无空大厅死路。</w:t>
       </w:r>
     </w:p>
     <w:p>
@@ -23926,22 +23914,30 @@
     </w:p>
     <w:p>
       <w:r>
-        <w:t>本白皮书 v3.2 是当前仓库架构、最新 Playroom 需求与旧稿长期路线的统一基线。后续每次协议、账号、经济、结算、资产或多端方向变化，都应同时更新源码、README、AGENTS、i18n、测试、白皮书和 asset manifest。</w:t>
-      </w:r>
-    </w:p>
-    <w:p>
-      <w:r>
         <w:rPr>
           <w:rFonts w:ascii="Noto Sans CJK SC" w:hAnsi="Noto Sans CJK SC" w:eastAsia="Noto Sans CJK SC"/>
           <w:sz w:val="21"/>
         </w:rPr>
+        <w:t>本白皮书是当前仓库架构和旧稿需求的统一基线。后续每次协议、账号、经济、结算、资产或多端方向变化，都应同时更新：源码、README、AGENTS、i18n、测试、白皮书和资产 manifest。</w:t>
+      </w:r>
+    </w:p>
+    <w:p>
+      <w:r>
+        <w:rPr>
+          <w:rFonts w:ascii="Noto Sans CJK SC" w:hAnsi="Noto Sans CJK SC" w:eastAsia="Noto Sans CJK SC"/>
+          <w:sz w:val="21"/>
+        </w:rPr>
         <w:t>优先行动：</w:t>
       </w:r>
     </w:p>
     <w:p>
       <w:pPr/>
       <w:r>
-        <w:t>1. 已完成：飞行棋终点折返、人机/联机一致性和重连回归；继续保留全量测试。</w:t>
+        <w:rPr>
+          <w:rFonts w:ascii="Noto Sans CJK SC" w:hAnsi="Noto Sans CJK SC" w:eastAsia="Noto Sans CJK SC"/>
+          <w:sz w:val="20"/>
+        </w:rPr>
+        <w:t>1. 修复并测试飞行棋终点折返，覆盖人机/联机和重连。</w:t>
       </w:r>
     </w:p>
     <w:p>
@@ -23957,19 +23953,56 @@
     <w:p>
       <w:pPr/>
       <w:r>
-        <w:t>3. 已完成：品牌、💵、manifest、Avatar v2、Premium Background、Platform Icon System，以及五子棋/俄罗斯方块 P0 美术纵切；其余四款按同一 manifest/flag/fallback/QA 闸门扩展。</w:t>
+        <w:rPr>
+          <w:rFonts w:ascii="Noto Sans CJK SC" w:hAnsi="Noto Sans CJK SC" w:eastAsia="Noto Sans CJK SC"/>
+          <w:sz w:val="20"/>
+        </w:rPr>
+        <w:t>3. 公共品牌、💵、manifest，以及五子棋 Canvas 和俄罗斯方块 DOM/网格两个美术纵切已落地；下一批按同一 manifest/flag/fallback/QA 闸门原子覆盖其余四款。</w:t>
+      </w:r>
+      <w:r>
+        <w:rPr>
+          <w:rFonts w:ascii="Segoe UI Symbol" w:hAnsi="Segoe UI Symbol" w:eastAsia="Segoe UI Symbol" w:cs="Segoe UI Symbol"/>
+          <w:sz w:val="20"/>
+        </w:rPr>
+      </w:r>
+      <w:r>
+        <w:rPr>
+          <w:rFonts w:ascii="Noto Sans CJK SC" w:hAnsi="Noto Sans CJK SC" w:eastAsia="Noto Sans CJK SC"/>
+          <w:sz w:val="20"/>
+        </w:rPr>
+      </w:r>
+      <w:r>
+        <w:rPr>
+          <w:rFonts w:ascii="Segoe UI Symbol" w:hAnsi="Segoe UI Symbol" w:eastAsia="Segoe UI Symbol" w:cs="Segoe UI Symbol"/>
+          <w:color w:val="3C3C3C"/>
+          <w:sz w:val="18"/>
+        </w:rPr>
+      </w:r>
+      <w:r>
+        <w:rPr>
+          <w:rFonts w:ascii="Noto Sans CJK SC" w:hAnsi="Noto Sans CJK SC" w:eastAsia="Noto Sans CJK SC"/>
+          <w:sz w:val="20"/>
+        </w:rPr>
       </w:r>
     </w:p>
     <w:p>
       <w:pPr/>
       <w:r>
-        <w:t>4. 已完成 Social Graph v1 与 Trust &amp; Safety 基线；下一阶段只在安全能力稳定后开放快捷语、聊天或 Emoji 通信。</w:t>
+        <w:rPr>
+          <w:rFonts w:ascii="Noto Sans CJK SC" w:hAnsi="Noto Sans CJK SC" w:eastAsia="Noto Sans CJK SC"/>
+          <w:sz w:val="20"/>
+        </w:rPr>
+        <w:t>4. 设计社交/好友/聊天/举报协议，先定义隐私、频控和屏蔽，再实现 UI。</w:t>
       </w:r>
     </w:p>
     <w:p>
       <w:pPr/>
       <w:r>
-        <w:t>5. 只读观战已完成；Match Event、Replay 和 Godot 继续建立在版本化平台事件协议上，避免形成第二套不兼容逻辑。</w:t>
+        <w:rPr>
+          <w:rFonts w:ascii="Noto Sans CJK SC" w:hAnsi="Noto Sans CJK SC" w:eastAsia="Noto Sans CJK SC"/>
+          <w:sz w:val="20"/>
+        </w:rPr>
+        <w:t>5. 将 Match Event、回放/观战和 Godot 都建立在版本化平台事件协议上，避免形成第二套不兼容逻辑。</w:t>
       </w:r>
     </w:p>
     <w:p>
@@ -24159,14 +24192,7 @@
           <w:color w:val="3C3C3C"/>
           <w:sz w:val="18"/>
         </w:rPr>
-        <w:t>supabase/schema.sql</w:t>
-      </w:r>
-      <w:r>
-        <w:rPr>
-          <w:rFonts w:ascii="Noto Sans CJK SC" w:hAnsi="Noto Sans CJK SC" w:eastAsia="Noto Sans CJK SC"/>
-          <w:sz w:val="20"/>
-        </w:rPr>
-        <w:t>：profiles/history、幂等字段、RLS 与权限。</w:t>
+        <w:t>supabase/schema.sql：profiles/history/reward/economy/analytics/AI 学习表、奖励/购买/学习原子 RPC、幂等字段、RLS 与权限。</w:t>
       </w:r>
     </w:p>
     <w:p>
@@ -26427,7 +26453,7 @@
                 <w:rFonts w:ascii="Noto Sans CJK SC" w:hAnsi="Noto Sans CJK SC" w:eastAsia="Noto Sans CJK SC"/>
                 <w:sz w:val="17"/>
               </w:rPr>
-              <w:t>7 Tetromino、ghost、消行动效、垃圾行（若对战）</w:t>
+              <w:t>7 Tetromino、ghost、消行动效、Battle Authority 垃圾行/KO</w:t>
             </w:r>
           </w:p>
         </w:tc>
@@ -27707,6 +27733,72 @@
           <w:sz w:val="21"/>
         </w:rPr>
         <w:t>每次发布至少更新：版本日期、状态表、风险、QA 快照、协议版本、资产 manifest、路线图和需求保全矩阵。</w:t>
+      </w:r>
+    </w:p>
+    <w:p>
+      <w:r>
+        <w:br w:type="page"/>
+      </w:r>
+    </w:p>
+    <w:p>
+      <w:pPr>
+        <w:pStyle w:val="Heading1"/>
+      </w:pPr>
+      <w:r>
+        <w:t>27. 2026-08-08 交接报告执行收口</w:t>
+      </w:r>
+    </w:p>
+    <w:p>
+      <w:r>
+        <w:t>本节以当前 main 源码、正常用户入口和本轮专项/全量 QA 为准，替代旧稿中已过期的同设备多人、Replay 未实现、Metrics 仅 API 和赛事无恢复入口等描述。</w:t>
+      </w:r>
+    </w:p>
+    <w:p>
+      <w:pPr>
+        <w:pStyle w:val="ListBullet"/>
+      </w:pPr>
+      <w:r>
+        <w:t>玩法收口：六款游戏只保留人机与联机入口；旧同设备多人档案槽位、奖励 local 分支、三语词条、CSS/HTML 和本地结算测试已删除。</w:t>
+      </w:r>
+    </w:p>
+    <w:p>
+      <w:pPr>
+        <w:pStyle w:val="ListBullet"/>
+      </w:pPr>
+      <w:r>
+        <w:t>Seat / Social / Profile：human / ai / empty Seat v2、READY、AI Controller、真人接管、房主转移、公开/私密房、观战、好友/拉黑/举报、Presence 隐私与 Avatar/背景/收藏试穿已进入主线。</w:t>
+      </w:r>
+    </w:p>
+    <w:p>
+      <w:pPr>
+        <w:pStyle w:val="ListBullet"/>
+      </w:pPr>
+      <w:r>
+        <w:t>产品闭环：六款游戏外观商城、Daily Task 服务端幂等领取、Replay v1.1 分享/延迟/过期、Tournament v1.1 自愿弃权/管理员指定判负、Metrics v2 管理页面/历史/CSV/阈值/脱敏错误闭环均已实现。</w:t>
+      </w:r>
+    </w:p>
+    <w:p>
+      <w:pPr>
+        <w:pStyle w:val="ListBullet"/>
+      </w:pPr>
+      <w:r>
+        <w:t>安全边界：分享令牌只持久化哈希；赛事积分不进入普通 💵、XP、胜场；Metrics 全路由 Bearer 鉴权、限频并只记录聚合值、错误类别和不可逆 IP 摘要。</w:t>
+      </w:r>
+    </w:p>
+    <w:p>
+      <w:pPr>
+        <w:pStyle w:val="ListBullet"/>
+      </w:pPr>
+      <w:r>
+        <w:t>验证：i18n、DOM、Reward、Metrics、Replay、Tournament Recovery 专项和完整 npm test 均需通过后方可接受；public/index.html 只能由 build 生成。</w:t>
+      </w:r>
+    </w:p>
+    <w:p>
+      <w:pPr>
+        <w:pStyle w:val="ListBullet"/>
+      </w:pPr>
+      <w:r>
+        <w:t>仍未完成：真实 Supabase/RLS/并发/备份回滚、真实移动设备/第二桌面浏览器、真实网络整形、30 分钟 Synthetic Session、跨实例长期 Metrics、外部 Sentry、完整正式美术与跨端发行。Release Candidate 因这些真实环境闸门继续保持 BLOCKED。</w:t>
       </w:r>
     </w:p>
     <w:sectPr>

--- a/deliverables/Mini Games Platform 产品与技术白皮书 v3.0 完善版.docx
+++ b/deliverables/Mini Games Platform 产品与技术白皮书 v3.0 完善版.docx
@@ -42,7 +42,7 @@
           <w:color w:val="3F5668"/>
           <w:sz w:val="34"/>
         </w:rPr>
-        <w:t>v3.0 完善版</w:t>
+        <w:t>v3.3 视觉商城 P0 收口与 Sticker Cartoon M0 冻结版</w:t>
       </w:r>
     </w:p>
     <w:p>
@@ -55,7 +55,7 @@
           <w:color w:val="505A62"/>
           <w:sz w:val="23"/>
         </w:rPr>
-        <w:t>v3.0 当前实现基线 + 生产边界、Gameplay Authority 与 AI 持续学习增补</w:t>
+        <w:t>v3.3 当前六款/双模式事实基线 + 视觉商城素材 P0 + Sticker Cartoon M0</w:t>
       </w:r>
     </w:p>
     <w:p/>
@@ -69,7 +69,7 @@
           <w:color w:val="5A5A5A"/>
           <w:sz w:val="21"/>
         </w:rPr>
-        <w:t>版本日期：2026-08-07</w:t>
+        <w:t>版本日期：2026-08-08</w:t>
       </w:r>
     </w:p>
     <w:p>
@@ -463,7 +463,7 @@
           <w:rFonts w:ascii="Noto Sans CJK SC" w:hAnsi="Noto Sans CJK SC" w:eastAsia="Noto Sans CJK SC"/>
           <w:sz w:val="19"/>
         </w:rPr>
-        <w:t>26. 美术、音频与 Game Feel 的“体验资产化”（v3.0 新增建议）</w:t>
+        <w:t>26. 美术、音频与 Game Feel 体验资产化</w:t>
       </w:r>
     </w:p>
     <w:p>
@@ -597,7 +597,7 @@
           <w:rFonts w:ascii="Noto Sans CJK SC" w:hAnsi="Noto Sans CJK SC" w:eastAsia="Noto Sans CJK SC"/>
           <w:sz w:val="21"/>
         </w:rPr>
-        <w:t>Mini Games Platform 已从“五款游戏 Demo”演进为具有账号、成长、商城、正式社交图谱和联机房间的网页多人游戏平台。当前产品包含 6 款精选插件化游戏，正式入口只保留人机对战和联机对战；旧同设备多人入口、档案槽位、奖励分支与三语文案已彻底删除。核心体验仍是 Fast Fun Loop：打开约 3 秒进入选择，约 5 分钟完成一局，并能立即再来。</w:t>
+        <w:t>Mini Games Platform 已从“五款游戏 Demo”演进为具有账号、成长、商城、正式社交图谱和联机房间的网页多人游戏平台。当前产品包含 6 款精选插件化游戏，正式入口只保留人机对战和联机对战；旧同设备多人入口、档案槽位、奖励分支及其对应三语文案已删除。Fast Fun Loop 的约 3 秒选择和约 5 分钟一局仍是体验目标，需以线上冷启动、真实设备和真实网络数据持续校准。</w:t>
       </w:r>
     </w:p>
     <w:p>
@@ -760,7 +760,7 @@
           <w:rFonts w:ascii="Noto Sans CJK SC" w:hAnsi="Noto Sans CJK SC" w:eastAsia="Noto Sans CJK SC"/>
           <w:sz w:val="21"/>
         </w:rPr>
-        <w:t>截至本版，6 款精选游戏人机/联机双模式、Seat v2、AI Seat/Controller、READY、观战、公开/私密房、房主转移、Social Graph、Profile v2、游戏外观商城、Daily Task、Replay v1.1、Tournament v1.1、Metrics v2、Reward Resolver、三语与 CI/QA 已具备。真实 Supabase、真实设备/网络整形、跨实例长期 Metrics、外部 Sentry 和完整正式美术仍保持 BLOCKED/待办。</w:t>
+        <w:t>截至本版，6 款精选游戏人机/联机双模式、Seat/Social/Profile v2、游戏外观商城、Daily Task、Replay v1.1、Tournament v1.1、Metrics v2、Reward Resolver、三语与 CI/QA 已具备；六款大厅封面、注册/商城重排、价格契约、五档响应式与本地素材库也已完成自动化及本地浏览器验证。真实 Supabase、真实设备/网络整形、跨实例长期 Metrics、外部 Sentry、远端素材存储和最终 Sticker Cartoon 全量美术仍保持 BLOCKED/待办。</w:t>
       </w:r>
     </w:p>
     <w:p>
@@ -10459,7 +10459,7 @@
                 <w:rFonts w:ascii="Noto Sans CJK SC" w:hAnsi="Noto Sans CJK SC" w:eastAsia="Noto Sans CJK SC"/>
                 <w:sz w:val="16"/>
               </w:rPr>
-              <w:t>P3 商业发行</w:t>
+              <w:t>P3 正式发行</w:t>
             </w:r>
           </w:p>
         </w:tc>
@@ -20473,7 +20473,7 @@
         <w:pStyle w:val="Heading1"/>
       </w:pPr>
       <w:r>
-        <w:t>26. 美术、音频与 Game Feel 的“体验资产化”（v3.0 新增建议）</w:t>
+        <w:t>26. 美术、音频与 Game Feel 体验资产化</w:t>
       </w:r>
     </w:p>
     <w:p>
@@ -27736,11 +27736,6 @@
       </w:r>
     </w:p>
     <w:p>
-      <w:r>
-        <w:br w:type="page"/>
-      </w:r>
-    </w:p>
-    <w:p>
       <w:pPr>
         <w:pStyle w:val="Heading1"/>
       </w:pPr>
@@ -27799,6 +27794,75 @@
       </w:pPr>
       <w:r>
         <w:t>仍未完成：真实 Supabase/RLS/并发/备份回滚、真实移动设备/第二桌面浏览器、真实网络整形、30 分钟 Synthetic Session、跨实例长期 Metrics、外部 Sentry、完整正式美术与跨端发行。Release Candidate 因这些真实环境闸门继续保持 BLOCKED。</w:t>
+      </w:r>
+    </w:p>
+    <w:p>
+      <w:pPr>
+        <w:pStyle w:val="Heading1"/>
+      </w:pPr>
+      <w:r>
+        <w:t>31. 2026-08-08 视觉商城素材 P0 收口与 Sticker Cartoon M0</w:t>
+      </w:r>
+    </w:p>
+    <w:p>
+      <w:r>
+        <w:t>本节以验证提交 52c1a85eedda2651da16b75a8d35a1f8afe3843f、完整 npm test、五档本地浏览器证据和新《全项目美术风格统一与深度重制执行报告》为准。</w:t>
+      </w:r>
+    </w:p>
+    <w:p>
+      <w:pPr>
+        <w:pStyle w:val="ListBullet"/>
+      </w:pPr>
+      <w:r>
+        <w:t>六款大厅均接入 640×360 / 320×180 WebP、lazy/srcset、完整性哈希、许可与 Emoji fallback；当前六图是可回滚软 3D 过渡批次，不冒充最终 Sticker Cartoon 风格或完整游戏包。</w:t>
+      </w:r>
+    </w:p>
+    <w:p>
+      <w:pPr>
+        <w:pStyle w:val="ListBullet"/>
+      </w:pPr>
+      <w:r>
+        <w:t>注册与商城完成产品级重排：48 款 Avatar v2（12 免费、36 商城）、单一滚动容器、主预览/试穿、单例弹层、服务端现有价格一致、Starter Background 假购买入口移除和滚动锁回收。</w:t>
+      </w:r>
+    </w:p>
+    <w:p>
+      <w:pPr>
+        <w:pStyle w:val="ListBullet"/>
+      </w:pPr>
+      <w:r>
+        <w:t>中文、英文、乌克兰语目录统一为 1046 个 key；商品名、游戏顶栏与 Avatar 辅助文本通过连续切换及英文/乌克兰语真实页面泄漏检查。</w:t>
+      </w:r>
+    </w:p>
+    <w:p>
+      <w:pPr>
+        <w:pStyle w:val="ListBullet"/>
+      </w:pPr>
+      <w:r>
+        <w:t>asset-library 作为 provenance sidecar 记录来源、许可、目录/许可证独立哈希、Prompt/模型、预览与未来对象键；asset_manifest.json 继续是唯一运行时机器事实源。</w:t>
+      </w:r>
+    </w:p>
+    <w:p>
+      <w:pPr>
+        <w:pStyle w:val="ListBullet"/>
+      </w:pPr>
+      <w:r>
+        <w:t>新目标视觉为 Pocket Tabletop Sticker × Expressive Sticker Cartoon：粗深色轮廓、两级赛璐璐、Q 版强剪影、统一 Facial Kit 与四段式 Motion。只吸收高层视觉语法，不复制商业游戏具体角色、服装、皇冠、构图、表情帧或高潮 Pose。</w:t>
+      </w:r>
+    </w:p>
+    <w:p>
+      <w:pPr>
+        <w:pStyle w:val="ListBullet"/>
+      </w:pPr>
+      <w:r>
+        <w:t>执行闸门为 Art Bible v1 → Design System v3 / Motion System v1 → Source Manifest v2 → Golden Set（1 Persona×8 状态、4 Avatar、核心 UI、五子棋、飞行棋）→ IP Similarity Review → 批量生产。Golden Set 未通过前不翻新全部 48 Avatar 或其余游戏。</w:t>
+      </w:r>
+    </w:p>
+    <w:p>
+      <w:pPr>
+        <w:pStyle w:val="ListBullet"/>
+      </w:pPr>
+      <w:r>
+        <w:t>真实 Android、iPhone、Tablet、第二桌面浏览器、真实 Supabase/RLS/并发/备份回滚、真实网络整形和 30 分钟会话尚未执行，因此 Release Candidate 继续 BLOCKED，不得写 production-ready。</w:t>
       </w:r>
     </w:p>
     <w:sectPr>
@@ -27806,6 +27870,7 @@
       <w:footerReference w:type="default" r:id="rId10"/>
       <w:headerReference w:type="first" r:id="rId12"/>
       <w:footerReference w:type="first" r:id="rId13"/>
+      <w:headerReference w:type="even" r:id="rId14"/>
       <w:pgSz w:w="12240" w:h="15840"/>
       <w:pgMar w:top="1123" w:right="1181" w:bottom="1037" w:left="1181" w:header="518" w:footer="547" w:gutter="0"/>
       <w:cols w:space="720"/>
@@ -27883,13 +27948,23 @@
         <w:color w:val="5A646C"/>
         <w:sz w:val="17"/>
       </w:rPr>
-      <w:t>Mini Games Platform  ·  产品与技术白皮书 v3.0</w:t>
+      <w:t>Mini Games Platform · 产品与技术白皮书 v3.3</w:t>
     </w:r>
   </w:p>
 </w:hdr>
 </file>
 
 <file path=word/header2.xml><?xml version="1.0" encoding="utf-8"?>
+<w:hdr xmlns:m="http://schemas.openxmlformats.org/officeDocument/2006/math" xmlns:mc="http://schemas.openxmlformats.org/markup-compatibility/2006" xmlns:mo="http://schemas.microsoft.com/office/mac/office/2008/main" xmlns:mv="urn:schemas-microsoft-com:mac:vml" xmlns:o="urn:schemas-microsoft-com:office:office" xmlns:r="http://schemas.openxmlformats.org/officeDocument/2006/relationships" xmlns:v="urn:schemas-microsoft-com:vml" xmlns:w10="urn:schemas-microsoft-com:office:word" xmlns:w14="http://schemas.microsoft.com/office/word/2010/wordml" xmlns:w="http://schemas.openxmlformats.org/wordprocessingml/2006/main" xmlns:wne="http://schemas.microsoft.com/office/word/2006/wordml" xmlns:wp14="http://schemas.microsoft.com/office/word/2010/wordprocessingDrawing" xmlns:wp="http://schemas.openxmlformats.org/drawingml/2006/wordprocessingDrawing" xmlns:wpc="http://schemas.microsoft.com/office/word/2010/wordprocessingCanvas" xmlns:wpg="http://schemas.microsoft.com/office/word/2010/wordprocessingGroup" xmlns:wpi="http://schemas.microsoft.com/office/word/2010/wordprocessingInk" xmlns:wps="http://schemas.microsoft.com/office/word/2010/wordprocessingShape" mc:Ignorable="w14 wp14">
+  <w:p>
+    <w:pPr>
+      <w:pStyle w:val="Header"/>
+    </w:pPr>
+  </w:p>
+</w:hdr>
+</file>
+
+<file path=word/header3.xml><?xml version="1.0" encoding="utf-8"?>
 <w:hdr xmlns:m="http://schemas.openxmlformats.org/officeDocument/2006/math" xmlns:mc="http://schemas.openxmlformats.org/markup-compatibility/2006" xmlns:mo="http://schemas.microsoft.com/office/mac/office/2008/main" xmlns:mv="urn:schemas-microsoft-com:mac:vml" xmlns:o="urn:schemas-microsoft-com:office:office" xmlns:r="http://schemas.openxmlformats.org/officeDocument/2006/relationships" xmlns:v="urn:schemas-microsoft-com:vml" xmlns:w10="urn:schemas-microsoft-com:office:word" xmlns:w14="http://schemas.microsoft.com/office/word/2010/wordml" xmlns:w="http://schemas.openxmlformats.org/wordprocessingml/2006/main" xmlns:wne="http://schemas.microsoft.com/office/word/2006/wordml" xmlns:wp14="http://schemas.microsoft.com/office/word/2010/wordprocessingDrawing" xmlns:wp="http://schemas.openxmlformats.org/drawingml/2006/wordprocessingDrawing" xmlns:wpc="http://schemas.microsoft.com/office/word/2010/wordprocessingCanvas" xmlns:wpg="http://schemas.microsoft.com/office/word/2010/wordprocessingGroup" xmlns:wpi="http://schemas.microsoft.com/office/word/2010/wordprocessingInk" xmlns:wps="http://schemas.microsoft.com/office/word/2010/wordprocessingShape" mc:Ignorable="w14 wp14">
   <w:p>
     <w:pPr>
